--- a/重构版论文_v4_20260915/数据产物清单.docx
+++ b/重构版论文_v4_20260915/数据产物清单.docx
@@ -9282,6 +9282,1106 @@
                 <w:rFonts w:ascii="Consolas" w:hAnsi="Consolas"/>
                 <w:sz w:val="16"/>
               </w:rPr>
+              <w:t>data_processed_cic_ids2018_v1</w:t>
+            </w:r>
+          </w:p>
+        </w:tc>
+        <w:tc>
+          <w:tcPr>
+            <w:tcW w:type="dxa" w:w="1958"/>
+          </w:tcPr>
+          <w:p>
+            <w:pPr>
+              <w:spacing w:after="0"/>
+            </w:pPr>
+            <w:r>
+              <w:rPr>
+                <w:sz w:val="16"/>
+              </w:rPr>
+            </w:r>
+            <w:r>
+              <w:rPr>
+                <w:rFonts w:ascii="Consolas" w:hAnsi="Consolas"/>
+                <w:sz w:val="16"/>
+              </w:rPr>
+              <w:t>dataset_summary.csv</w:t>
+            </w:r>
+          </w:p>
+        </w:tc>
+        <w:tc>
+          <w:tcPr>
+            <w:tcW w:type="dxa" w:w="1958"/>
+          </w:tcPr>
+          <w:p>
+            <w:pPr>
+              <w:spacing w:after="0"/>
+            </w:pPr>
+            <w:r>
+              <w:rPr>
+                <w:sz w:val="16"/>
+              </w:rPr>
+            </w:r>
+            <w:r>
+              <w:rPr>
+                <w:sz w:val="16"/>
+              </w:rPr>
+              <w:t>0.00</w:t>
+            </w:r>
+          </w:p>
+        </w:tc>
+        <w:tc>
+          <w:tcPr>
+            <w:tcW w:type="dxa" w:w="1958"/>
+          </w:tcPr>
+          <w:p>
+            <w:pPr>
+              <w:spacing w:after="0"/>
+            </w:pPr>
+            <w:r>
+              <w:rPr>
+                <w:sz w:val="16"/>
+              </w:rPr>
+            </w:r>
+            <w:r>
+              <w:rPr>
+                <w:sz w:val="16"/>
+              </w:rPr>
+              <w:t>5</w:t>
+            </w:r>
+          </w:p>
+        </w:tc>
+        <w:tc>
+          <w:tcPr>
+            <w:tcW w:type="dxa" w:w="1958"/>
+          </w:tcPr>
+          <w:p>
+            <w:pPr>
+              <w:spacing w:after="0"/>
+            </w:pPr>
+            <w:r>
+              <w:rPr>
+                <w:sz w:val="16"/>
+              </w:rPr>
+            </w:r>
+            <w:r>
+              <w:rPr>
+                <w:rFonts w:ascii="Consolas" w:hAnsi="Consolas"/>
+                <w:sz w:val="16"/>
+              </w:rPr>
+              <w:t>1bb95dc8a8f7df6a</w:t>
+            </w:r>
+          </w:p>
+        </w:tc>
+      </w:tr>
+      <w:tr>
+        <w:tc>
+          <w:tcPr>
+            <w:tcW w:type="dxa" w:w="1958"/>
+          </w:tcPr>
+          <w:p>
+            <w:pPr>
+              <w:spacing w:after="0"/>
+            </w:pPr>
+            <w:r>
+              <w:rPr>
+                <w:sz w:val="16"/>
+              </w:rPr>
+            </w:r>
+            <w:r>
+              <w:rPr>
+                <w:rFonts w:ascii="Consolas" w:hAnsi="Consolas"/>
+                <w:sz w:val="16"/>
+              </w:rPr>
+              <w:t>data_processed_cic_ids2018_v1</w:t>
+            </w:r>
+          </w:p>
+        </w:tc>
+        <w:tc>
+          <w:tcPr>
+            <w:tcW w:type="dxa" w:w="1958"/>
+          </w:tcPr>
+          <w:p>
+            <w:pPr>
+              <w:spacing w:after="0"/>
+            </w:pPr>
+            <w:r>
+              <w:rPr>
+                <w:sz w:val="16"/>
+              </w:rPr>
+            </w:r>
+            <w:r>
+              <w:rPr>
+                <w:rFonts w:ascii="Consolas" w:hAnsi="Consolas"/>
+                <w:sz w:val="16"/>
+              </w:rPr>
+              <w:t>preprocess_config.json</w:t>
+            </w:r>
+          </w:p>
+        </w:tc>
+        <w:tc>
+          <w:tcPr>
+            <w:tcW w:type="dxa" w:w="1958"/>
+          </w:tcPr>
+          <w:p>
+            <w:pPr>
+              <w:spacing w:after="0"/>
+            </w:pPr>
+            <w:r>
+              <w:rPr>
+                <w:sz w:val="16"/>
+              </w:rPr>
+            </w:r>
+            <w:r>
+              <w:rPr>
+                <w:sz w:val="16"/>
+              </w:rPr>
+              <w:t>0.00</w:t>
+            </w:r>
+          </w:p>
+        </w:tc>
+        <w:tc>
+          <w:tcPr>
+            <w:tcW w:type="dxa" w:w="1958"/>
+          </w:tcPr>
+          <w:p>
+            <w:pPr>
+              <w:spacing w:after="0"/>
+            </w:pPr>
+            <w:r>
+              <w:rPr>
+                <w:sz w:val="16"/>
+              </w:rPr>
+            </w:r>
+            <w:r>
+              <w:rPr>
+                <w:sz w:val="16"/>
+              </w:rPr>
+              <w:t>—</w:t>
+            </w:r>
+          </w:p>
+        </w:tc>
+        <w:tc>
+          <w:tcPr>
+            <w:tcW w:type="dxa" w:w="1958"/>
+          </w:tcPr>
+          <w:p>
+            <w:pPr>
+              <w:spacing w:after="0"/>
+            </w:pPr>
+            <w:r>
+              <w:rPr>
+                <w:sz w:val="16"/>
+              </w:rPr>
+            </w:r>
+            <w:r>
+              <w:rPr>
+                <w:rFonts w:ascii="Consolas" w:hAnsi="Consolas"/>
+                <w:sz w:val="16"/>
+              </w:rPr>
+              <w:t>a5b194143a390e11</w:t>
+            </w:r>
+          </w:p>
+        </w:tc>
+      </w:tr>
+      <w:tr>
+        <w:tc>
+          <w:tcPr>
+            <w:tcW w:type="dxa" w:w="1958"/>
+          </w:tcPr>
+          <w:p>
+            <w:pPr>
+              <w:spacing w:after="0"/>
+            </w:pPr>
+            <w:r>
+              <w:rPr>
+                <w:sz w:val="16"/>
+              </w:rPr>
+            </w:r>
+            <w:r>
+              <w:rPr>
+                <w:rFonts w:ascii="Consolas" w:hAnsi="Consolas"/>
+                <w:sz w:val="16"/>
+              </w:rPr>
+              <w:t>data_processed_cic_ids2018_v1</w:t>
+            </w:r>
+          </w:p>
+        </w:tc>
+        <w:tc>
+          <w:tcPr>
+            <w:tcW w:type="dxa" w:w="1958"/>
+          </w:tcPr>
+          <w:p>
+            <w:pPr>
+              <w:spacing w:after="0"/>
+            </w:pPr>
+            <w:r>
+              <w:rPr>
+                <w:sz w:val="16"/>
+              </w:rPr>
+            </w:r>
+            <w:r>
+              <w:rPr>
+                <w:rFonts w:ascii="Consolas" w:hAnsi="Consolas"/>
+                <w:sz w:val="16"/>
+              </w:rPr>
+              <w:t>test.csv</w:t>
+            </w:r>
+          </w:p>
+        </w:tc>
+        <w:tc>
+          <w:tcPr>
+            <w:tcW w:type="dxa" w:w="1958"/>
+          </w:tcPr>
+          <w:p>
+            <w:pPr>
+              <w:spacing w:after="0"/>
+            </w:pPr>
+            <w:r>
+              <w:rPr>
+                <w:sz w:val="16"/>
+              </w:rPr>
+            </w:r>
+            <w:r>
+              <w:rPr>
+                <w:sz w:val="16"/>
+              </w:rPr>
+              <w:t>5.59</w:t>
+            </w:r>
+          </w:p>
+        </w:tc>
+        <w:tc>
+          <w:tcPr>
+            <w:tcW w:type="dxa" w:w="1958"/>
+          </w:tcPr>
+          <w:p>
+            <w:pPr>
+              <w:spacing w:after="0"/>
+            </w:pPr>
+            <w:r>
+              <w:rPr>
+                <w:sz w:val="16"/>
+              </w:rPr>
+            </w:r>
+            <w:r>
+              <w:rPr>
+                <w:sz w:val="16"/>
+              </w:rPr>
+              <w:t>12,012</w:t>
+            </w:r>
+          </w:p>
+        </w:tc>
+        <w:tc>
+          <w:tcPr>
+            <w:tcW w:type="dxa" w:w="1958"/>
+          </w:tcPr>
+          <w:p>
+            <w:pPr>
+              <w:spacing w:after="0"/>
+            </w:pPr>
+            <w:r>
+              <w:rPr>
+                <w:sz w:val="16"/>
+              </w:rPr>
+            </w:r>
+            <w:r>
+              <w:rPr>
+                <w:rFonts w:ascii="Consolas" w:hAnsi="Consolas"/>
+                <w:sz w:val="16"/>
+              </w:rPr>
+              <w:t>13ca184ac6cecaf6</w:t>
+            </w:r>
+          </w:p>
+        </w:tc>
+      </w:tr>
+      <w:tr>
+        <w:tc>
+          <w:tcPr>
+            <w:tcW w:type="dxa" w:w="1958"/>
+          </w:tcPr>
+          <w:p>
+            <w:pPr>
+              <w:spacing w:after="0"/>
+            </w:pPr>
+            <w:r>
+              <w:rPr>
+                <w:sz w:val="16"/>
+              </w:rPr>
+            </w:r>
+            <w:r>
+              <w:rPr>
+                <w:rFonts w:ascii="Consolas" w:hAnsi="Consolas"/>
+                <w:sz w:val="16"/>
+              </w:rPr>
+              <w:t>data_processed_cic_ids2018_v1</w:t>
+            </w:r>
+          </w:p>
+        </w:tc>
+        <w:tc>
+          <w:tcPr>
+            <w:tcW w:type="dxa" w:w="1958"/>
+          </w:tcPr>
+          <w:p>
+            <w:pPr>
+              <w:spacing w:after="0"/>
+            </w:pPr>
+            <w:r>
+              <w:rPr>
+                <w:sz w:val="16"/>
+              </w:rPr>
+            </w:r>
+            <w:r>
+              <w:rPr>
+                <w:rFonts w:ascii="Consolas" w:hAnsi="Consolas"/>
+                <w:sz w:val="16"/>
+              </w:rPr>
+              <w:t>train.csv</w:t>
+            </w:r>
+          </w:p>
+        </w:tc>
+        <w:tc>
+          <w:tcPr>
+            <w:tcW w:type="dxa" w:w="1958"/>
+          </w:tcPr>
+          <w:p>
+            <w:pPr>
+              <w:spacing w:after="0"/>
+            </w:pPr>
+            <w:r>
+              <w:rPr>
+                <w:sz w:val="16"/>
+              </w:rPr>
+            </w:r>
+            <w:r>
+              <w:rPr>
+                <w:sz w:val="16"/>
+              </w:rPr>
+              <w:t>26.04</w:t>
+            </w:r>
+          </w:p>
+        </w:tc>
+        <w:tc>
+          <w:tcPr>
+            <w:tcW w:type="dxa" w:w="1958"/>
+          </w:tcPr>
+          <w:p>
+            <w:pPr>
+              <w:spacing w:after="0"/>
+            </w:pPr>
+            <w:r>
+              <w:rPr>
+                <w:sz w:val="16"/>
+              </w:rPr>
+            </w:r>
+            <w:r>
+              <w:rPr>
+                <w:sz w:val="16"/>
+              </w:rPr>
+              <w:t>56,055</w:t>
+            </w:r>
+          </w:p>
+        </w:tc>
+        <w:tc>
+          <w:tcPr>
+            <w:tcW w:type="dxa" w:w="1958"/>
+          </w:tcPr>
+          <w:p>
+            <w:pPr>
+              <w:spacing w:after="0"/>
+            </w:pPr>
+            <w:r>
+              <w:rPr>
+                <w:sz w:val="16"/>
+              </w:rPr>
+            </w:r>
+            <w:r>
+              <w:rPr>
+                <w:rFonts w:ascii="Consolas" w:hAnsi="Consolas"/>
+                <w:sz w:val="16"/>
+              </w:rPr>
+              <w:t>9d37b467ac7798df</w:t>
+            </w:r>
+          </w:p>
+        </w:tc>
+      </w:tr>
+      <w:tr>
+        <w:tc>
+          <w:tcPr>
+            <w:tcW w:type="dxa" w:w="1958"/>
+          </w:tcPr>
+          <w:p>
+            <w:pPr>
+              <w:spacing w:after="0"/>
+            </w:pPr>
+            <w:r>
+              <w:rPr>
+                <w:sz w:val="16"/>
+              </w:rPr>
+            </w:r>
+            <w:r>
+              <w:rPr>
+                <w:rFonts w:ascii="Consolas" w:hAnsi="Consolas"/>
+                <w:sz w:val="16"/>
+              </w:rPr>
+              <w:t>data_processed_cic_ids2018_v1</w:t>
+            </w:r>
+          </w:p>
+        </w:tc>
+        <w:tc>
+          <w:tcPr>
+            <w:tcW w:type="dxa" w:w="1958"/>
+          </w:tcPr>
+          <w:p>
+            <w:pPr>
+              <w:spacing w:after="0"/>
+            </w:pPr>
+            <w:r>
+              <w:rPr>
+                <w:sz w:val="16"/>
+              </w:rPr>
+            </w:r>
+            <w:r>
+              <w:rPr>
+                <w:rFonts w:ascii="Consolas" w:hAnsi="Consolas"/>
+                <w:sz w:val="16"/>
+              </w:rPr>
+              <w:t>validation.csv</w:t>
+            </w:r>
+          </w:p>
+        </w:tc>
+        <w:tc>
+          <w:tcPr>
+            <w:tcW w:type="dxa" w:w="1958"/>
+          </w:tcPr>
+          <w:p>
+            <w:pPr>
+              <w:spacing w:after="0"/>
+            </w:pPr>
+            <w:r>
+              <w:rPr>
+                <w:sz w:val="16"/>
+              </w:rPr>
+            </w:r>
+            <w:r>
+              <w:rPr>
+                <w:sz w:val="16"/>
+              </w:rPr>
+              <w:t>5.59</w:t>
+            </w:r>
+          </w:p>
+        </w:tc>
+        <w:tc>
+          <w:tcPr>
+            <w:tcW w:type="dxa" w:w="1958"/>
+          </w:tcPr>
+          <w:p>
+            <w:pPr>
+              <w:spacing w:after="0"/>
+            </w:pPr>
+            <w:r>
+              <w:rPr>
+                <w:sz w:val="16"/>
+              </w:rPr>
+            </w:r>
+            <w:r>
+              <w:rPr>
+                <w:sz w:val="16"/>
+              </w:rPr>
+              <w:t>12,012</w:t>
+            </w:r>
+          </w:p>
+        </w:tc>
+        <w:tc>
+          <w:tcPr>
+            <w:tcW w:type="dxa" w:w="1958"/>
+          </w:tcPr>
+          <w:p>
+            <w:pPr>
+              <w:spacing w:after="0"/>
+            </w:pPr>
+            <w:r>
+              <w:rPr>
+                <w:sz w:val="16"/>
+              </w:rPr>
+            </w:r>
+            <w:r>
+              <w:rPr>
+                <w:rFonts w:ascii="Consolas" w:hAnsi="Consolas"/>
+                <w:sz w:val="16"/>
+              </w:rPr>
+              <w:t>7c191a59a696ca28</w:t>
+            </w:r>
+          </w:p>
+        </w:tc>
+      </w:tr>
+      <w:tr>
+        <w:tc>
+          <w:tcPr>
+            <w:tcW w:type="dxa" w:w="1958"/>
+          </w:tcPr>
+          <w:p>
+            <w:pPr>
+              <w:spacing w:after="0"/>
+            </w:pPr>
+            <w:r>
+              <w:rPr>
+                <w:sz w:val="16"/>
+              </w:rPr>
+            </w:r>
+            <w:r>
+              <w:rPr>
+                <w:rFonts w:ascii="Consolas" w:hAnsi="Consolas"/>
+                <w:sz w:val="16"/>
+              </w:rPr>
+              <w:t>data_processed_cic_iot2023_v1</w:t>
+            </w:r>
+          </w:p>
+        </w:tc>
+        <w:tc>
+          <w:tcPr>
+            <w:tcW w:type="dxa" w:w="1958"/>
+          </w:tcPr>
+          <w:p>
+            <w:pPr>
+              <w:spacing w:after="0"/>
+            </w:pPr>
+            <w:r>
+              <w:rPr>
+                <w:sz w:val="16"/>
+              </w:rPr>
+            </w:r>
+            <w:r>
+              <w:rPr>
+                <w:rFonts w:ascii="Consolas" w:hAnsi="Consolas"/>
+                <w:sz w:val="16"/>
+              </w:rPr>
+              <w:t>dataset_summary.csv</w:t>
+            </w:r>
+          </w:p>
+        </w:tc>
+        <w:tc>
+          <w:tcPr>
+            <w:tcW w:type="dxa" w:w="1958"/>
+          </w:tcPr>
+          <w:p>
+            <w:pPr>
+              <w:spacing w:after="0"/>
+            </w:pPr>
+            <w:r>
+              <w:rPr>
+                <w:sz w:val="16"/>
+              </w:rPr>
+            </w:r>
+            <w:r>
+              <w:rPr>
+                <w:sz w:val="16"/>
+              </w:rPr>
+              <w:t>0.00</w:t>
+            </w:r>
+          </w:p>
+        </w:tc>
+        <w:tc>
+          <w:tcPr>
+            <w:tcW w:type="dxa" w:w="1958"/>
+          </w:tcPr>
+          <w:p>
+            <w:pPr>
+              <w:spacing w:after="0"/>
+            </w:pPr>
+            <w:r>
+              <w:rPr>
+                <w:sz w:val="16"/>
+              </w:rPr>
+            </w:r>
+            <w:r>
+              <w:rPr>
+                <w:sz w:val="16"/>
+              </w:rPr>
+              <w:t>8</w:t>
+            </w:r>
+          </w:p>
+        </w:tc>
+        <w:tc>
+          <w:tcPr>
+            <w:tcW w:type="dxa" w:w="1958"/>
+          </w:tcPr>
+          <w:p>
+            <w:pPr>
+              <w:spacing w:after="0"/>
+            </w:pPr>
+            <w:r>
+              <w:rPr>
+                <w:sz w:val="16"/>
+              </w:rPr>
+            </w:r>
+            <w:r>
+              <w:rPr>
+                <w:rFonts w:ascii="Consolas" w:hAnsi="Consolas"/>
+                <w:sz w:val="16"/>
+              </w:rPr>
+              <w:t>170cd91ef903b66d</w:t>
+            </w:r>
+          </w:p>
+        </w:tc>
+      </w:tr>
+      <w:tr>
+        <w:tc>
+          <w:tcPr>
+            <w:tcW w:type="dxa" w:w="1958"/>
+          </w:tcPr>
+          <w:p>
+            <w:pPr>
+              <w:spacing w:after="0"/>
+            </w:pPr>
+            <w:r>
+              <w:rPr>
+                <w:sz w:val="16"/>
+              </w:rPr>
+            </w:r>
+            <w:r>
+              <w:rPr>
+                <w:rFonts w:ascii="Consolas" w:hAnsi="Consolas"/>
+                <w:sz w:val="16"/>
+              </w:rPr>
+              <w:t>data_processed_cic_iot2023_v1</w:t>
+            </w:r>
+          </w:p>
+        </w:tc>
+        <w:tc>
+          <w:tcPr>
+            <w:tcW w:type="dxa" w:w="1958"/>
+          </w:tcPr>
+          <w:p>
+            <w:pPr>
+              <w:spacing w:after="0"/>
+            </w:pPr>
+            <w:r>
+              <w:rPr>
+                <w:sz w:val="16"/>
+              </w:rPr>
+            </w:r>
+            <w:r>
+              <w:rPr>
+                <w:rFonts w:ascii="Consolas" w:hAnsi="Consolas"/>
+                <w:sz w:val="16"/>
+              </w:rPr>
+              <w:t>preprocess_config.json</w:t>
+            </w:r>
+          </w:p>
+        </w:tc>
+        <w:tc>
+          <w:tcPr>
+            <w:tcW w:type="dxa" w:w="1958"/>
+          </w:tcPr>
+          <w:p>
+            <w:pPr>
+              <w:spacing w:after="0"/>
+            </w:pPr>
+            <w:r>
+              <w:rPr>
+                <w:sz w:val="16"/>
+              </w:rPr>
+            </w:r>
+            <w:r>
+              <w:rPr>
+                <w:sz w:val="16"/>
+              </w:rPr>
+              <w:t>0.00</w:t>
+            </w:r>
+          </w:p>
+        </w:tc>
+        <w:tc>
+          <w:tcPr>
+            <w:tcW w:type="dxa" w:w="1958"/>
+          </w:tcPr>
+          <w:p>
+            <w:pPr>
+              <w:spacing w:after="0"/>
+            </w:pPr>
+            <w:r>
+              <w:rPr>
+                <w:sz w:val="16"/>
+              </w:rPr>
+            </w:r>
+            <w:r>
+              <w:rPr>
+                <w:sz w:val="16"/>
+              </w:rPr>
+              <w:t>—</w:t>
+            </w:r>
+          </w:p>
+        </w:tc>
+        <w:tc>
+          <w:tcPr>
+            <w:tcW w:type="dxa" w:w="1958"/>
+          </w:tcPr>
+          <w:p>
+            <w:pPr>
+              <w:spacing w:after="0"/>
+            </w:pPr>
+            <w:r>
+              <w:rPr>
+                <w:sz w:val="16"/>
+              </w:rPr>
+            </w:r>
+            <w:r>
+              <w:rPr>
+                <w:rFonts w:ascii="Consolas" w:hAnsi="Consolas"/>
+                <w:sz w:val="16"/>
+              </w:rPr>
+              <w:t>060bda186356a9b9</w:t>
+            </w:r>
+          </w:p>
+        </w:tc>
+      </w:tr>
+      <w:tr>
+        <w:tc>
+          <w:tcPr>
+            <w:tcW w:type="dxa" w:w="1958"/>
+          </w:tcPr>
+          <w:p>
+            <w:pPr>
+              <w:spacing w:after="0"/>
+            </w:pPr>
+            <w:r>
+              <w:rPr>
+                <w:sz w:val="16"/>
+              </w:rPr>
+            </w:r>
+            <w:r>
+              <w:rPr>
+                <w:rFonts w:ascii="Consolas" w:hAnsi="Consolas"/>
+                <w:sz w:val="16"/>
+              </w:rPr>
+              <w:t>data_processed_cic_iot2023_v1</w:t>
+            </w:r>
+          </w:p>
+        </w:tc>
+        <w:tc>
+          <w:tcPr>
+            <w:tcW w:type="dxa" w:w="1958"/>
+          </w:tcPr>
+          <w:p>
+            <w:pPr>
+              <w:spacing w:after="0"/>
+            </w:pPr>
+            <w:r>
+              <w:rPr>
+                <w:sz w:val="16"/>
+              </w:rPr>
+            </w:r>
+            <w:r>
+              <w:rPr>
+                <w:rFonts w:ascii="Consolas" w:hAnsi="Consolas"/>
+                <w:sz w:val="16"/>
+              </w:rPr>
+              <w:t>test.csv</w:t>
+            </w:r>
+          </w:p>
+        </w:tc>
+        <w:tc>
+          <w:tcPr>
+            <w:tcW w:type="dxa" w:w="1958"/>
+          </w:tcPr>
+          <w:p>
+            <w:pPr>
+              <w:spacing w:after="0"/>
+            </w:pPr>
+            <w:r>
+              <w:rPr>
+                <w:sz w:val="16"/>
+              </w:rPr>
+            </w:r>
+            <w:r>
+              <w:rPr>
+                <w:sz w:val="16"/>
+              </w:rPr>
+              <w:t>7.52</w:t>
+            </w:r>
+          </w:p>
+        </w:tc>
+        <w:tc>
+          <w:tcPr>
+            <w:tcW w:type="dxa" w:w="1958"/>
+          </w:tcPr>
+          <w:p>
+            <w:pPr>
+              <w:spacing w:after="0"/>
+            </w:pPr>
+            <w:r>
+              <w:rPr>
+                <w:sz w:val="16"/>
+              </w:rPr>
+            </w:r>
+            <w:r>
+              <w:rPr>
+                <w:sz w:val="16"/>
+              </w:rPr>
+              <w:t>37,516</w:t>
+            </w:r>
+          </w:p>
+        </w:tc>
+        <w:tc>
+          <w:tcPr>
+            <w:tcW w:type="dxa" w:w="1958"/>
+          </w:tcPr>
+          <w:p>
+            <w:pPr>
+              <w:spacing w:after="0"/>
+            </w:pPr>
+            <w:r>
+              <w:rPr>
+                <w:sz w:val="16"/>
+              </w:rPr>
+            </w:r>
+            <w:r>
+              <w:rPr>
+                <w:rFonts w:ascii="Consolas" w:hAnsi="Consolas"/>
+                <w:sz w:val="16"/>
+              </w:rPr>
+              <w:t>5ab99bf7c532ff92</w:t>
+            </w:r>
+          </w:p>
+        </w:tc>
+      </w:tr>
+      <w:tr>
+        <w:tc>
+          <w:tcPr>
+            <w:tcW w:type="dxa" w:w="1958"/>
+          </w:tcPr>
+          <w:p>
+            <w:pPr>
+              <w:spacing w:after="0"/>
+            </w:pPr>
+            <w:r>
+              <w:rPr>
+                <w:sz w:val="16"/>
+              </w:rPr>
+            </w:r>
+            <w:r>
+              <w:rPr>
+                <w:rFonts w:ascii="Consolas" w:hAnsi="Consolas"/>
+                <w:sz w:val="16"/>
+              </w:rPr>
+              <w:t>data_processed_cic_iot2023_v1</w:t>
+            </w:r>
+          </w:p>
+        </w:tc>
+        <w:tc>
+          <w:tcPr>
+            <w:tcW w:type="dxa" w:w="1958"/>
+          </w:tcPr>
+          <w:p>
+            <w:pPr>
+              <w:spacing w:after="0"/>
+            </w:pPr>
+            <w:r>
+              <w:rPr>
+                <w:sz w:val="16"/>
+              </w:rPr>
+            </w:r>
+            <w:r>
+              <w:rPr>
+                <w:rFonts w:ascii="Consolas" w:hAnsi="Consolas"/>
+                <w:sz w:val="16"/>
+              </w:rPr>
+              <w:t>train.csv</w:t>
+            </w:r>
+          </w:p>
+        </w:tc>
+        <w:tc>
+          <w:tcPr>
+            <w:tcW w:type="dxa" w:w="1958"/>
+          </w:tcPr>
+          <w:p>
+            <w:pPr>
+              <w:spacing w:after="0"/>
+            </w:pPr>
+            <w:r>
+              <w:rPr>
+                <w:sz w:val="16"/>
+              </w:rPr>
+            </w:r>
+            <w:r>
+              <w:rPr>
+                <w:sz w:val="16"/>
+              </w:rPr>
+              <w:t>25.61</w:t>
+            </w:r>
+          </w:p>
+        </w:tc>
+        <w:tc>
+          <w:tcPr>
+            <w:tcW w:type="dxa" w:w="1958"/>
+          </w:tcPr>
+          <w:p>
+            <w:pPr>
+              <w:spacing w:after="0"/>
+            </w:pPr>
+            <w:r>
+              <w:rPr>
+                <w:sz w:val="16"/>
+              </w:rPr>
+            </w:r>
+            <w:r>
+              <w:rPr>
+                <w:sz w:val="16"/>
+              </w:rPr>
+              <w:t>127,747</w:t>
+            </w:r>
+          </w:p>
+        </w:tc>
+        <w:tc>
+          <w:tcPr>
+            <w:tcW w:type="dxa" w:w="1958"/>
+          </w:tcPr>
+          <w:p>
+            <w:pPr>
+              <w:spacing w:after="0"/>
+            </w:pPr>
+            <w:r>
+              <w:rPr>
+                <w:sz w:val="16"/>
+              </w:rPr>
+            </w:r>
+            <w:r>
+              <w:rPr>
+                <w:rFonts w:ascii="Consolas" w:hAnsi="Consolas"/>
+                <w:sz w:val="16"/>
+              </w:rPr>
+              <w:t>b5cfb6c0fa5b44f8</w:t>
+            </w:r>
+          </w:p>
+        </w:tc>
+      </w:tr>
+      <w:tr>
+        <w:tc>
+          <w:tcPr>
+            <w:tcW w:type="dxa" w:w="1958"/>
+          </w:tcPr>
+          <w:p>
+            <w:pPr>
+              <w:spacing w:after="0"/>
+            </w:pPr>
+            <w:r>
+              <w:rPr>
+                <w:sz w:val="16"/>
+              </w:rPr>
+            </w:r>
+            <w:r>
+              <w:rPr>
+                <w:rFonts w:ascii="Consolas" w:hAnsi="Consolas"/>
+                <w:sz w:val="16"/>
+              </w:rPr>
+              <w:t>data_processed_cic_iot2023_v1</w:t>
+            </w:r>
+          </w:p>
+        </w:tc>
+        <w:tc>
+          <w:tcPr>
+            <w:tcW w:type="dxa" w:w="1958"/>
+          </w:tcPr>
+          <w:p>
+            <w:pPr>
+              <w:spacing w:after="0"/>
+            </w:pPr>
+            <w:r>
+              <w:rPr>
+                <w:sz w:val="16"/>
+              </w:rPr>
+            </w:r>
+            <w:r>
+              <w:rPr>
+                <w:rFonts w:ascii="Consolas" w:hAnsi="Consolas"/>
+                <w:sz w:val="16"/>
+              </w:rPr>
+              <w:t>validation.csv</w:t>
+            </w:r>
+          </w:p>
+        </w:tc>
+        <w:tc>
+          <w:tcPr>
+            <w:tcW w:type="dxa" w:w="1958"/>
+          </w:tcPr>
+          <w:p>
+            <w:pPr>
+              <w:spacing w:after="0"/>
+            </w:pPr>
+            <w:r>
+              <w:rPr>
+                <w:sz w:val="16"/>
+              </w:rPr>
+            </w:r>
+            <w:r>
+              <w:rPr>
+                <w:sz w:val="16"/>
+              </w:rPr>
+              <w:t>4.52</w:t>
+            </w:r>
+          </w:p>
+        </w:tc>
+        <w:tc>
+          <w:tcPr>
+            <w:tcW w:type="dxa" w:w="1958"/>
+          </w:tcPr>
+          <w:p>
+            <w:pPr>
+              <w:spacing w:after="0"/>
+            </w:pPr>
+            <w:r>
+              <w:rPr>
+                <w:sz w:val="16"/>
+              </w:rPr>
+            </w:r>
+            <w:r>
+              <w:rPr>
+                <w:sz w:val="16"/>
+              </w:rPr>
+              <w:t>22,544</w:t>
+            </w:r>
+          </w:p>
+        </w:tc>
+        <w:tc>
+          <w:tcPr>
+            <w:tcW w:type="dxa" w:w="1958"/>
+          </w:tcPr>
+          <w:p>
+            <w:pPr>
+              <w:spacing w:after="0"/>
+            </w:pPr>
+            <w:r>
+              <w:rPr>
+                <w:sz w:val="16"/>
+              </w:rPr>
+            </w:r>
+            <w:r>
+              <w:rPr>
+                <w:rFonts w:ascii="Consolas" w:hAnsi="Consolas"/>
+                <w:sz w:val="16"/>
+              </w:rPr>
+              <w:t>dddfe5a396d95d5f</w:t>
+            </w:r>
+          </w:p>
+        </w:tc>
+      </w:tr>
+      <w:tr>
+        <w:tc>
+          <w:tcPr>
+            <w:tcW w:type="dxa" w:w="1958"/>
+          </w:tcPr>
+          <w:p>
+            <w:pPr>
+              <w:spacing w:after="0"/>
+            </w:pPr>
+            <w:r>
+              <w:rPr>
+                <w:sz w:val="16"/>
+              </w:rPr>
+            </w:r>
+            <w:r>
+              <w:rPr>
+                <w:rFonts w:ascii="Consolas" w:hAnsi="Consolas"/>
+                <w:sz w:val="16"/>
+              </w:rPr>
               <w:t>data_processed_cic_natural_v1</w:t>
             </w:r>
           </w:p>
@@ -21529,6 +22629,180 @@
                 <w:sz w:val="16"/>
               </w:rPr>
               <w:t>1.7</w:t>
+            </w:r>
+          </w:p>
+        </w:tc>
+        <w:tc>
+          <w:tcPr>
+            <w:tcW w:type="dxa" w:w="2448"/>
+          </w:tcPr>
+          <w:p>
+            <w:pPr>
+              <w:spacing w:after="0"/>
+            </w:pPr>
+            <w:r>
+              <w:rPr>
+                <w:sz w:val="16"/>
+              </w:rPr>
+            </w:r>
+            <w:r>
+              <w:rPr>
+                <w:sz w:val="16"/>
+              </w:rPr>
+              <w:t>早期版本或其它先验设定，保留用于追溯，不作为论文证据</w:t>
+            </w:r>
+          </w:p>
+        </w:tc>
+      </w:tr>
+      <w:tr>
+        <w:tc>
+          <w:tcPr>
+            <w:tcW w:type="dxa" w:w="2448"/>
+          </w:tcPr>
+          <w:p>
+            <w:pPr>
+              <w:spacing w:after="0"/>
+            </w:pPr>
+            <w:r>
+              <w:rPr>
+                <w:sz w:val="16"/>
+              </w:rPr>
+            </w:r>
+            <w:r>
+              <w:rPr>
+                <w:rFonts w:ascii="Consolas" w:hAnsi="Consolas"/>
+                <w:sz w:val="16"/>
+              </w:rPr>
+              <w:t>data_processed_cic_ids2018_v1</w:t>
+            </w:r>
+          </w:p>
+        </w:tc>
+        <w:tc>
+          <w:tcPr>
+            <w:tcW w:type="dxa" w:w="2448"/>
+          </w:tcPr>
+          <w:p>
+            <w:pPr>
+              <w:spacing w:after="0"/>
+            </w:pPr>
+            <w:r>
+              <w:rPr>
+                <w:sz w:val="16"/>
+              </w:rPr>
+            </w:r>
+            <w:r>
+              <w:rPr>
+                <w:sz w:val="16"/>
+              </w:rPr>
+              <w:t>5</w:t>
+            </w:r>
+          </w:p>
+        </w:tc>
+        <w:tc>
+          <w:tcPr>
+            <w:tcW w:type="dxa" w:w="2448"/>
+          </w:tcPr>
+          <w:p>
+            <w:pPr>
+              <w:spacing w:after="0"/>
+            </w:pPr>
+            <w:r>
+              <w:rPr>
+                <w:sz w:val="16"/>
+              </w:rPr>
+            </w:r>
+            <w:r>
+              <w:rPr>
+                <w:sz w:val="16"/>
+              </w:rPr>
+              <w:t>37.2</w:t>
+            </w:r>
+          </w:p>
+        </w:tc>
+        <w:tc>
+          <w:tcPr>
+            <w:tcW w:type="dxa" w:w="2448"/>
+          </w:tcPr>
+          <w:p>
+            <w:pPr>
+              <w:spacing w:after="0"/>
+            </w:pPr>
+            <w:r>
+              <w:rPr>
+                <w:sz w:val="16"/>
+              </w:rPr>
+            </w:r>
+            <w:r>
+              <w:rPr>
+                <w:sz w:val="16"/>
+              </w:rPr>
+              <w:t>早期版本或其它先验设定，保留用于追溯，不作为论文证据</w:t>
+            </w:r>
+          </w:p>
+        </w:tc>
+      </w:tr>
+      <w:tr>
+        <w:tc>
+          <w:tcPr>
+            <w:tcW w:type="dxa" w:w="2448"/>
+          </w:tcPr>
+          <w:p>
+            <w:pPr>
+              <w:spacing w:after="0"/>
+            </w:pPr>
+            <w:r>
+              <w:rPr>
+                <w:sz w:val="16"/>
+              </w:rPr>
+            </w:r>
+            <w:r>
+              <w:rPr>
+                <w:rFonts w:ascii="Consolas" w:hAnsi="Consolas"/>
+                <w:sz w:val="16"/>
+              </w:rPr>
+              <w:t>data_processed_cic_iot2023_v1</w:t>
+            </w:r>
+          </w:p>
+        </w:tc>
+        <w:tc>
+          <w:tcPr>
+            <w:tcW w:type="dxa" w:w="2448"/>
+          </w:tcPr>
+          <w:p>
+            <w:pPr>
+              <w:spacing w:after="0"/>
+            </w:pPr>
+            <w:r>
+              <w:rPr>
+                <w:sz w:val="16"/>
+              </w:rPr>
+            </w:r>
+            <w:r>
+              <w:rPr>
+                <w:sz w:val="16"/>
+              </w:rPr>
+              <w:t>5</w:t>
+            </w:r>
+          </w:p>
+        </w:tc>
+        <w:tc>
+          <w:tcPr>
+            <w:tcW w:type="dxa" w:w="2448"/>
+          </w:tcPr>
+          <w:p>
+            <w:pPr>
+              <w:spacing w:after="0"/>
+            </w:pPr>
+            <w:r>
+              <w:rPr>
+                <w:sz w:val="16"/>
+              </w:rPr>
+            </w:r>
+            <w:r>
+              <w:rPr>
+                <w:sz w:val="16"/>
+              </w:rPr>
+              <w:t>37.6</w:t>
             </w:r>
           </w:p>
         </w:tc>

--- a/重构版论文_v4_20260915/数据产物清单.docx
+++ b/重构版论文_v4_20260915/数据产物清单.docx
@@ -17532,7 +17532,7 @@
                 <w:rFonts w:ascii="Consolas" w:hAnsi="Consolas"/>
                 <w:sz w:val="16"/>
               </w:rPr>
-              <w:t>data_processed_imbalanced</w:t>
+              <w:t>data_processed_genis2025_v1</w:t>
             </w:r>
           </w:p>
         </w:tc>
@@ -17596,29 +17596,29 @@
               <w:rPr>
                 <w:sz w:val="16"/>
               </w:rPr>
-              <w:t>5</w:t>
-            </w:r>
-          </w:p>
-        </w:tc>
-        <w:tc>
-          <w:tcPr>
-            <w:tcW w:type="dxa" w:w="1958"/>
-          </w:tcPr>
-          <w:p>
-            <w:pPr>
-              <w:spacing w:after="0"/>
-            </w:pPr>
-            <w:r>
-              <w:rPr>
-                <w:sz w:val="16"/>
-              </w:rPr>
-            </w:r>
-            <w:r>
-              <w:rPr>
-                <w:rFonts w:ascii="Consolas" w:hAnsi="Consolas"/>
-                <w:sz w:val="16"/>
-              </w:rPr>
-              <w:t>a06fe79c103a65b1</w:t>
+              <w:t>4</w:t>
+            </w:r>
+          </w:p>
+        </w:tc>
+        <w:tc>
+          <w:tcPr>
+            <w:tcW w:type="dxa" w:w="1958"/>
+          </w:tcPr>
+          <w:p>
+            <w:pPr>
+              <w:spacing w:after="0"/>
+            </w:pPr>
+            <w:r>
+              <w:rPr>
+                <w:sz w:val="16"/>
+              </w:rPr>
+            </w:r>
+            <w:r>
+              <w:rPr>
+                <w:rFonts w:ascii="Consolas" w:hAnsi="Consolas"/>
+                <w:sz w:val="16"/>
+              </w:rPr>
+              <w:t>f4373bf6528adce3</w:t>
             </w:r>
           </w:p>
         </w:tc>
@@ -17642,29 +17642,29 @@
                 <w:rFonts w:ascii="Consolas" w:hAnsi="Consolas"/>
                 <w:sz w:val="16"/>
               </w:rPr>
-              <w:t>data_processed_imbalanced</w:t>
-            </w:r>
-          </w:p>
-        </w:tc>
-        <w:tc>
-          <w:tcPr>
-            <w:tcW w:type="dxa" w:w="1958"/>
-          </w:tcPr>
-          <w:p>
-            <w:pPr>
-              <w:spacing w:after="0"/>
-            </w:pPr>
-            <w:r>
-              <w:rPr>
-                <w:sz w:val="16"/>
-              </w:rPr>
-            </w:r>
-            <w:r>
-              <w:rPr>
-                <w:rFonts w:ascii="Consolas" w:hAnsi="Consolas"/>
-                <w:sz w:val="16"/>
-              </w:rPr>
-              <w:t>dedup_audit.json</w:t>
+              <w:t>data_processed_genis2025_v1</w:t>
+            </w:r>
+          </w:p>
+        </w:tc>
+        <w:tc>
+          <w:tcPr>
+            <w:tcW w:type="dxa" w:w="1958"/>
+          </w:tcPr>
+          <w:p>
+            <w:pPr>
+              <w:spacing w:after="0"/>
+            </w:pPr>
+            <w:r>
+              <w:rPr>
+                <w:sz w:val="16"/>
+              </w:rPr>
+            </w:r>
+            <w:r>
+              <w:rPr>
+                <w:rFonts w:ascii="Consolas" w:hAnsi="Consolas"/>
+                <w:sz w:val="16"/>
+              </w:rPr>
+              <w:t>preprocess_config.json</w:t>
             </w:r>
           </w:p>
         </w:tc>
@@ -17728,7 +17728,7 @@
                 <w:rFonts w:ascii="Consolas" w:hAnsi="Consolas"/>
                 <w:sz w:val="16"/>
               </w:rPr>
-              <w:t>3a0ce8bd66591ca2</w:t>
+              <w:t>aa0f38e740d4f339</w:t>
             </w:r>
           </w:p>
         </w:tc>
@@ -17752,93 +17752,93 @@
                 <w:rFonts w:ascii="Consolas" w:hAnsi="Consolas"/>
                 <w:sz w:val="16"/>
               </w:rPr>
-              <w:t>data_processed_imbalanced</w:t>
-            </w:r>
-          </w:p>
-        </w:tc>
-        <w:tc>
-          <w:tcPr>
-            <w:tcW w:type="dxa" w:w="1958"/>
-          </w:tcPr>
-          <w:p>
-            <w:pPr>
-              <w:spacing w:after="0"/>
-            </w:pPr>
-            <w:r>
-              <w:rPr>
-                <w:sz w:val="16"/>
-              </w:rPr>
-            </w:r>
-            <w:r>
-              <w:rPr>
-                <w:rFonts w:ascii="Consolas" w:hAnsi="Consolas"/>
-                <w:sz w:val="16"/>
-              </w:rPr>
-              <w:t>label_mapping.json</w:t>
-            </w:r>
-          </w:p>
-        </w:tc>
-        <w:tc>
-          <w:tcPr>
-            <w:tcW w:type="dxa" w:w="1958"/>
-          </w:tcPr>
-          <w:p>
-            <w:pPr>
-              <w:spacing w:after="0"/>
-            </w:pPr>
-            <w:r>
-              <w:rPr>
-                <w:sz w:val="16"/>
-              </w:rPr>
-            </w:r>
-            <w:r>
-              <w:rPr>
-                <w:sz w:val="16"/>
-              </w:rPr>
-              <w:t>0.00</w:t>
-            </w:r>
-          </w:p>
-        </w:tc>
-        <w:tc>
-          <w:tcPr>
-            <w:tcW w:type="dxa" w:w="1958"/>
-          </w:tcPr>
-          <w:p>
-            <w:pPr>
-              <w:spacing w:after="0"/>
-            </w:pPr>
-            <w:r>
-              <w:rPr>
-                <w:sz w:val="16"/>
-              </w:rPr>
-            </w:r>
-            <w:r>
-              <w:rPr>
-                <w:sz w:val="16"/>
-              </w:rPr>
-              <w:t>—</w:t>
-            </w:r>
-          </w:p>
-        </w:tc>
-        <w:tc>
-          <w:tcPr>
-            <w:tcW w:type="dxa" w:w="1958"/>
-          </w:tcPr>
-          <w:p>
-            <w:pPr>
-              <w:spacing w:after="0"/>
-            </w:pPr>
-            <w:r>
-              <w:rPr>
-                <w:sz w:val="16"/>
-              </w:rPr>
-            </w:r>
-            <w:r>
-              <w:rPr>
-                <w:rFonts w:ascii="Consolas" w:hAnsi="Consolas"/>
-                <w:sz w:val="16"/>
-              </w:rPr>
-              <w:t>9c542877e0614e07</w:t>
+              <w:t>data_processed_genis2025_v1</w:t>
+            </w:r>
+          </w:p>
+        </w:tc>
+        <w:tc>
+          <w:tcPr>
+            <w:tcW w:type="dxa" w:w="1958"/>
+          </w:tcPr>
+          <w:p>
+            <w:pPr>
+              <w:spacing w:after="0"/>
+            </w:pPr>
+            <w:r>
+              <w:rPr>
+                <w:sz w:val="16"/>
+              </w:rPr>
+            </w:r>
+            <w:r>
+              <w:rPr>
+                <w:rFonts w:ascii="Consolas" w:hAnsi="Consolas"/>
+                <w:sz w:val="16"/>
+              </w:rPr>
+              <w:t>test.csv</w:t>
+            </w:r>
+          </w:p>
+        </w:tc>
+        <w:tc>
+          <w:tcPr>
+            <w:tcW w:type="dxa" w:w="1958"/>
+          </w:tcPr>
+          <w:p>
+            <w:pPr>
+              <w:spacing w:after="0"/>
+            </w:pPr>
+            <w:r>
+              <w:rPr>
+                <w:sz w:val="16"/>
+              </w:rPr>
+            </w:r>
+            <w:r>
+              <w:rPr>
+                <w:sz w:val="16"/>
+              </w:rPr>
+              <w:t>3.59</w:t>
+            </w:r>
+          </w:p>
+        </w:tc>
+        <w:tc>
+          <w:tcPr>
+            <w:tcW w:type="dxa" w:w="1958"/>
+          </w:tcPr>
+          <w:p>
+            <w:pPr>
+              <w:spacing w:after="0"/>
+            </w:pPr>
+            <w:r>
+              <w:rPr>
+                <w:sz w:val="16"/>
+              </w:rPr>
+            </w:r>
+            <w:r>
+              <w:rPr>
+                <w:sz w:val="16"/>
+              </w:rPr>
+              <w:t>8,000</w:t>
+            </w:r>
+          </w:p>
+        </w:tc>
+        <w:tc>
+          <w:tcPr>
+            <w:tcW w:type="dxa" w:w="1958"/>
+          </w:tcPr>
+          <w:p>
+            <w:pPr>
+              <w:spacing w:after="0"/>
+            </w:pPr>
+            <w:r>
+              <w:rPr>
+                <w:sz w:val="16"/>
+              </w:rPr>
+            </w:r>
+            <w:r>
+              <w:rPr>
+                <w:rFonts w:ascii="Consolas" w:hAnsi="Consolas"/>
+                <w:sz w:val="16"/>
+              </w:rPr>
+              <w:t>0e487bfb8858ebca</w:t>
             </w:r>
           </w:p>
         </w:tc>
@@ -17862,93 +17862,93 @@
                 <w:rFonts w:ascii="Consolas" w:hAnsi="Consolas"/>
                 <w:sz w:val="16"/>
               </w:rPr>
-              <w:t>data_processed_imbalanced</w:t>
-            </w:r>
-          </w:p>
-        </w:tc>
-        <w:tc>
-          <w:tcPr>
-            <w:tcW w:type="dxa" w:w="1958"/>
-          </w:tcPr>
-          <w:p>
-            <w:pPr>
-              <w:spacing w:after="0"/>
-            </w:pPr>
-            <w:r>
-              <w:rPr>
-                <w:sz w:val="16"/>
-              </w:rPr>
-            </w:r>
-            <w:r>
-              <w:rPr>
-                <w:rFonts w:ascii="Consolas" w:hAnsi="Consolas"/>
-                <w:sz w:val="16"/>
-              </w:rPr>
-              <w:t>preprocess_config.json</w:t>
-            </w:r>
-          </w:p>
-        </w:tc>
-        <w:tc>
-          <w:tcPr>
-            <w:tcW w:type="dxa" w:w="1958"/>
-          </w:tcPr>
-          <w:p>
-            <w:pPr>
-              <w:spacing w:after="0"/>
-            </w:pPr>
-            <w:r>
-              <w:rPr>
-                <w:sz w:val="16"/>
-              </w:rPr>
-            </w:r>
-            <w:r>
-              <w:rPr>
-                <w:sz w:val="16"/>
-              </w:rPr>
-              <w:t>0.00</w:t>
-            </w:r>
-          </w:p>
-        </w:tc>
-        <w:tc>
-          <w:tcPr>
-            <w:tcW w:type="dxa" w:w="1958"/>
-          </w:tcPr>
-          <w:p>
-            <w:pPr>
-              <w:spacing w:after="0"/>
-            </w:pPr>
-            <w:r>
-              <w:rPr>
-                <w:sz w:val="16"/>
-              </w:rPr>
-            </w:r>
-            <w:r>
-              <w:rPr>
-                <w:sz w:val="16"/>
-              </w:rPr>
-              <w:t>—</w:t>
-            </w:r>
-          </w:p>
-        </w:tc>
-        <w:tc>
-          <w:tcPr>
-            <w:tcW w:type="dxa" w:w="1958"/>
-          </w:tcPr>
-          <w:p>
-            <w:pPr>
-              <w:spacing w:after="0"/>
-            </w:pPr>
-            <w:r>
-              <w:rPr>
-                <w:sz w:val="16"/>
-              </w:rPr>
-            </w:r>
-            <w:r>
-              <w:rPr>
-                <w:rFonts w:ascii="Consolas" w:hAnsi="Consolas"/>
-                <w:sz w:val="16"/>
-              </w:rPr>
-              <w:t>6d167bdf4b91835a</w:t>
+              <w:t>data_processed_genis2025_v1</w:t>
+            </w:r>
+          </w:p>
+        </w:tc>
+        <w:tc>
+          <w:tcPr>
+            <w:tcW w:type="dxa" w:w="1958"/>
+          </w:tcPr>
+          <w:p>
+            <w:pPr>
+              <w:spacing w:after="0"/>
+            </w:pPr>
+            <w:r>
+              <w:rPr>
+                <w:sz w:val="16"/>
+              </w:rPr>
+            </w:r>
+            <w:r>
+              <w:rPr>
+                <w:rFonts w:ascii="Consolas" w:hAnsi="Consolas"/>
+                <w:sz w:val="16"/>
+              </w:rPr>
+              <w:t>train.csv</w:t>
+            </w:r>
+          </w:p>
+        </w:tc>
+        <w:tc>
+          <w:tcPr>
+            <w:tcW w:type="dxa" w:w="1958"/>
+          </w:tcPr>
+          <w:p>
+            <w:pPr>
+              <w:spacing w:after="0"/>
+            </w:pPr>
+            <w:r>
+              <w:rPr>
+                <w:sz w:val="16"/>
+              </w:rPr>
+            </w:r>
+            <w:r>
+              <w:rPr>
+                <w:sz w:val="16"/>
+              </w:rPr>
+              <w:t>7.63</w:t>
+            </w:r>
+          </w:p>
+        </w:tc>
+        <w:tc>
+          <w:tcPr>
+            <w:tcW w:type="dxa" w:w="1958"/>
+          </w:tcPr>
+          <w:p>
+            <w:pPr>
+              <w:spacing w:after="0"/>
+            </w:pPr>
+            <w:r>
+              <w:rPr>
+                <w:sz w:val="16"/>
+              </w:rPr>
+            </w:r>
+            <w:r>
+              <w:rPr>
+                <w:sz w:val="16"/>
+              </w:rPr>
+              <w:t>17,000</w:t>
+            </w:r>
+          </w:p>
+        </w:tc>
+        <w:tc>
+          <w:tcPr>
+            <w:tcW w:type="dxa" w:w="1958"/>
+          </w:tcPr>
+          <w:p>
+            <w:pPr>
+              <w:spacing w:after="0"/>
+            </w:pPr>
+            <w:r>
+              <w:rPr>
+                <w:sz w:val="16"/>
+              </w:rPr>
+            </w:r>
+            <w:r>
+              <w:rPr>
+                <w:rFonts w:ascii="Consolas" w:hAnsi="Consolas"/>
+                <w:sz w:val="16"/>
+              </w:rPr>
+              <w:t>dd8b84878b5cdb3b</w:t>
             </w:r>
           </w:p>
         </w:tc>
@@ -17972,93 +17972,93 @@
                 <w:rFonts w:ascii="Consolas" w:hAnsi="Consolas"/>
                 <w:sz w:val="16"/>
               </w:rPr>
-              <w:t>data_processed_imbalanced</w:t>
-            </w:r>
-          </w:p>
-        </w:tc>
-        <w:tc>
-          <w:tcPr>
-            <w:tcW w:type="dxa" w:w="1958"/>
-          </w:tcPr>
-          <w:p>
-            <w:pPr>
-              <w:spacing w:after="0"/>
-            </w:pPr>
-            <w:r>
-              <w:rPr>
-                <w:sz w:val="16"/>
-              </w:rPr>
-            </w:r>
-            <w:r>
-              <w:rPr>
-                <w:rFonts w:ascii="Consolas" w:hAnsi="Consolas"/>
-                <w:sz w:val="16"/>
-              </w:rPr>
-              <w:t>test.csv</w:t>
-            </w:r>
-          </w:p>
-        </w:tc>
-        <w:tc>
-          <w:tcPr>
-            <w:tcW w:type="dxa" w:w="1958"/>
-          </w:tcPr>
-          <w:p>
-            <w:pPr>
-              <w:spacing w:after="0"/>
-            </w:pPr>
-            <w:r>
-              <w:rPr>
-                <w:sz w:val="16"/>
-              </w:rPr>
-            </w:r>
-            <w:r>
-              <w:rPr>
-                <w:sz w:val="16"/>
-              </w:rPr>
-              <w:t>3.02</w:t>
-            </w:r>
-          </w:p>
-        </w:tc>
-        <w:tc>
-          <w:tcPr>
-            <w:tcW w:type="dxa" w:w="1958"/>
-          </w:tcPr>
-          <w:p>
-            <w:pPr>
-              <w:spacing w:after="0"/>
-            </w:pPr>
-            <w:r>
-              <w:rPr>
-                <w:sz w:val="16"/>
-              </w:rPr>
-            </w:r>
-            <w:r>
-              <w:rPr>
-                <w:sz w:val="16"/>
-              </w:rPr>
-              <w:t>7,986</w:t>
-            </w:r>
-          </w:p>
-        </w:tc>
-        <w:tc>
-          <w:tcPr>
-            <w:tcW w:type="dxa" w:w="1958"/>
-          </w:tcPr>
-          <w:p>
-            <w:pPr>
-              <w:spacing w:after="0"/>
-            </w:pPr>
-            <w:r>
-              <w:rPr>
-                <w:sz w:val="16"/>
-              </w:rPr>
-            </w:r>
-            <w:r>
-              <w:rPr>
-                <w:rFonts w:ascii="Consolas" w:hAnsi="Consolas"/>
-                <w:sz w:val="16"/>
-              </w:rPr>
-              <w:t>f77a235aec2bb486</w:t>
+              <w:t>data_processed_genis2025_v1</w:t>
+            </w:r>
+          </w:p>
+        </w:tc>
+        <w:tc>
+          <w:tcPr>
+            <w:tcW w:type="dxa" w:w="1958"/>
+          </w:tcPr>
+          <w:p>
+            <w:pPr>
+              <w:spacing w:after="0"/>
+            </w:pPr>
+            <w:r>
+              <w:rPr>
+                <w:sz w:val="16"/>
+              </w:rPr>
+            </w:r>
+            <w:r>
+              <w:rPr>
+                <w:rFonts w:ascii="Consolas" w:hAnsi="Consolas"/>
+                <w:sz w:val="16"/>
+              </w:rPr>
+              <w:t>validation.csv</w:t>
+            </w:r>
+          </w:p>
+        </w:tc>
+        <w:tc>
+          <w:tcPr>
+            <w:tcW w:type="dxa" w:w="1958"/>
+          </w:tcPr>
+          <w:p>
+            <w:pPr>
+              <w:spacing w:after="0"/>
+            </w:pPr>
+            <w:r>
+              <w:rPr>
+                <w:sz w:val="16"/>
+              </w:rPr>
+            </w:r>
+            <w:r>
+              <w:rPr>
+                <w:sz w:val="16"/>
+              </w:rPr>
+              <w:t>1.35</w:t>
+            </w:r>
+          </w:p>
+        </w:tc>
+        <w:tc>
+          <w:tcPr>
+            <w:tcW w:type="dxa" w:w="1958"/>
+          </w:tcPr>
+          <w:p>
+            <w:pPr>
+              <w:spacing w:after="0"/>
+            </w:pPr>
+            <w:r>
+              <w:rPr>
+                <w:sz w:val="16"/>
+              </w:rPr>
+            </w:r>
+            <w:r>
+              <w:rPr>
+                <w:sz w:val="16"/>
+              </w:rPr>
+              <w:t>3,000</w:t>
+            </w:r>
+          </w:p>
+        </w:tc>
+        <w:tc>
+          <w:tcPr>
+            <w:tcW w:type="dxa" w:w="1958"/>
+          </w:tcPr>
+          <w:p>
+            <w:pPr>
+              <w:spacing w:after="0"/>
+            </w:pPr>
+            <w:r>
+              <w:rPr>
+                <w:sz w:val="16"/>
+              </w:rPr>
+            </w:r>
+            <w:r>
+              <w:rPr>
+                <w:rFonts w:ascii="Consolas" w:hAnsi="Consolas"/>
+                <w:sz w:val="16"/>
+              </w:rPr>
+              <w:t>9105fd4a27bda001</w:t>
             </w:r>
           </w:p>
         </w:tc>
@@ -18082,93 +18082,93 @@
                 <w:rFonts w:ascii="Consolas" w:hAnsi="Consolas"/>
                 <w:sz w:val="16"/>
               </w:rPr>
-              <w:t>data_processed_imbalanced</w:t>
-            </w:r>
-          </w:p>
-        </w:tc>
-        <w:tc>
-          <w:tcPr>
-            <w:tcW w:type="dxa" w:w="1958"/>
-          </w:tcPr>
-          <w:p>
-            <w:pPr>
-              <w:spacing w:after="0"/>
-            </w:pPr>
-            <w:r>
-              <w:rPr>
-                <w:sz w:val="16"/>
-              </w:rPr>
-            </w:r>
-            <w:r>
-              <w:rPr>
-                <w:rFonts w:ascii="Consolas" w:hAnsi="Consolas"/>
-                <w:sz w:val="16"/>
-              </w:rPr>
-              <w:t>train.csv</w:t>
-            </w:r>
-          </w:p>
-        </w:tc>
-        <w:tc>
-          <w:tcPr>
-            <w:tcW w:type="dxa" w:w="1958"/>
-          </w:tcPr>
-          <w:p>
-            <w:pPr>
-              <w:spacing w:after="0"/>
-            </w:pPr>
-            <w:r>
-              <w:rPr>
-                <w:sz w:val="16"/>
-              </w:rPr>
-            </w:r>
-            <w:r>
-              <w:rPr>
-                <w:sz w:val="16"/>
-              </w:rPr>
-              <w:t>14.06</w:t>
-            </w:r>
-          </w:p>
-        </w:tc>
-        <w:tc>
-          <w:tcPr>
-            <w:tcW w:type="dxa" w:w="1958"/>
-          </w:tcPr>
-          <w:p>
-            <w:pPr>
-              <w:spacing w:after="0"/>
-            </w:pPr>
-            <w:r>
-              <w:rPr>
-                <w:sz w:val="16"/>
-              </w:rPr>
-            </w:r>
-            <w:r>
-              <w:rPr>
-                <w:sz w:val="16"/>
-              </w:rPr>
-              <w:t>37,265</w:t>
-            </w:r>
-          </w:p>
-        </w:tc>
-        <w:tc>
-          <w:tcPr>
-            <w:tcW w:type="dxa" w:w="1958"/>
-          </w:tcPr>
-          <w:p>
-            <w:pPr>
-              <w:spacing w:after="0"/>
-            </w:pPr>
-            <w:r>
-              <w:rPr>
-                <w:sz w:val="16"/>
-              </w:rPr>
-            </w:r>
-            <w:r>
-              <w:rPr>
-                <w:rFonts w:ascii="Consolas" w:hAnsi="Consolas"/>
-                <w:sz w:val="16"/>
-              </w:rPr>
-              <w:t>edf80f9838aec4c0</w:t>
+              <w:t>data_processed_ids2025_v1</w:t>
+            </w:r>
+          </w:p>
+        </w:tc>
+        <w:tc>
+          <w:tcPr>
+            <w:tcW w:type="dxa" w:w="1958"/>
+          </w:tcPr>
+          <w:p>
+            <w:pPr>
+              <w:spacing w:after="0"/>
+            </w:pPr>
+            <w:r>
+              <w:rPr>
+                <w:sz w:val="16"/>
+              </w:rPr>
+            </w:r>
+            <w:r>
+              <w:rPr>
+                <w:rFonts w:ascii="Consolas" w:hAnsi="Consolas"/>
+                <w:sz w:val="16"/>
+              </w:rPr>
+              <w:t>dataset_summary.csv</w:t>
+            </w:r>
+          </w:p>
+        </w:tc>
+        <w:tc>
+          <w:tcPr>
+            <w:tcW w:type="dxa" w:w="1958"/>
+          </w:tcPr>
+          <w:p>
+            <w:pPr>
+              <w:spacing w:after="0"/>
+            </w:pPr>
+            <w:r>
+              <w:rPr>
+                <w:sz w:val="16"/>
+              </w:rPr>
+            </w:r>
+            <w:r>
+              <w:rPr>
+                <w:sz w:val="16"/>
+              </w:rPr>
+              <w:t>0.00</w:t>
+            </w:r>
+          </w:p>
+        </w:tc>
+        <w:tc>
+          <w:tcPr>
+            <w:tcW w:type="dxa" w:w="1958"/>
+          </w:tcPr>
+          <w:p>
+            <w:pPr>
+              <w:spacing w:after="0"/>
+            </w:pPr>
+            <w:r>
+              <w:rPr>
+                <w:sz w:val="16"/>
+              </w:rPr>
+            </w:r>
+            <w:r>
+              <w:rPr>
+                <w:sz w:val="16"/>
+              </w:rPr>
+              <w:t>7</w:t>
+            </w:r>
+          </w:p>
+        </w:tc>
+        <w:tc>
+          <w:tcPr>
+            <w:tcW w:type="dxa" w:w="1958"/>
+          </w:tcPr>
+          <w:p>
+            <w:pPr>
+              <w:spacing w:after="0"/>
+            </w:pPr>
+            <w:r>
+              <w:rPr>
+                <w:sz w:val="16"/>
+              </w:rPr>
+            </w:r>
+            <w:r>
+              <w:rPr>
+                <w:rFonts w:ascii="Consolas" w:hAnsi="Consolas"/>
+                <w:sz w:val="16"/>
+              </w:rPr>
+              <w:t>972bed329df46ec5</w:t>
             </w:r>
           </w:p>
         </w:tc>
@@ -18192,93 +18192,93 @@
                 <w:rFonts w:ascii="Consolas" w:hAnsi="Consolas"/>
                 <w:sz w:val="16"/>
               </w:rPr>
-              <w:t>data_processed_imbalanced</w:t>
-            </w:r>
-          </w:p>
-        </w:tc>
-        <w:tc>
-          <w:tcPr>
-            <w:tcW w:type="dxa" w:w="1958"/>
-          </w:tcPr>
-          <w:p>
-            <w:pPr>
-              <w:spacing w:after="0"/>
-            </w:pPr>
-            <w:r>
-              <w:rPr>
-                <w:sz w:val="16"/>
-              </w:rPr>
-            </w:r>
-            <w:r>
-              <w:rPr>
-                <w:rFonts w:ascii="Consolas" w:hAnsi="Consolas"/>
-                <w:sz w:val="16"/>
-              </w:rPr>
-              <w:t>validation.csv</w:t>
-            </w:r>
-          </w:p>
-        </w:tc>
-        <w:tc>
-          <w:tcPr>
-            <w:tcW w:type="dxa" w:w="1958"/>
-          </w:tcPr>
-          <w:p>
-            <w:pPr>
-              <w:spacing w:after="0"/>
-            </w:pPr>
-            <w:r>
-              <w:rPr>
-                <w:sz w:val="16"/>
-              </w:rPr>
-            </w:r>
-            <w:r>
-              <w:rPr>
-                <w:sz w:val="16"/>
-              </w:rPr>
-              <w:t>3.01</w:t>
-            </w:r>
-          </w:p>
-        </w:tc>
-        <w:tc>
-          <w:tcPr>
-            <w:tcW w:type="dxa" w:w="1958"/>
-          </w:tcPr>
-          <w:p>
-            <w:pPr>
-              <w:spacing w:after="0"/>
-            </w:pPr>
-            <w:r>
-              <w:rPr>
-                <w:sz w:val="16"/>
-              </w:rPr>
-            </w:r>
-            <w:r>
-              <w:rPr>
-                <w:sz w:val="16"/>
-              </w:rPr>
-              <w:t>7,986</w:t>
-            </w:r>
-          </w:p>
-        </w:tc>
-        <w:tc>
-          <w:tcPr>
-            <w:tcW w:type="dxa" w:w="1958"/>
-          </w:tcPr>
-          <w:p>
-            <w:pPr>
-              <w:spacing w:after="0"/>
-            </w:pPr>
-            <w:r>
-              <w:rPr>
-                <w:sz w:val="16"/>
-              </w:rPr>
-            </w:r>
-            <w:r>
-              <w:rPr>
-                <w:rFonts w:ascii="Consolas" w:hAnsi="Consolas"/>
-                <w:sz w:val="16"/>
-              </w:rPr>
-              <w:t>aa6b4e4c9f122e38</w:t>
+              <w:t>data_processed_ids2025_v1</w:t>
+            </w:r>
+          </w:p>
+        </w:tc>
+        <w:tc>
+          <w:tcPr>
+            <w:tcW w:type="dxa" w:w="1958"/>
+          </w:tcPr>
+          <w:p>
+            <w:pPr>
+              <w:spacing w:after="0"/>
+            </w:pPr>
+            <w:r>
+              <w:rPr>
+                <w:sz w:val="16"/>
+              </w:rPr>
+            </w:r>
+            <w:r>
+              <w:rPr>
+                <w:rFonts w:ascii="Consolas" w:hAnsi="Consolas"/>
+                <w:sz w:val="16"/>
+              </w:rPr>
+              <w:t>preprocess_config.json</w:t>
+            </w:r>
+          </w:p>
+        </w:tc>
+        <w:tc>
+          <w:tcPr>
+            <w:tcW w:type="dxa" w:w="1958"/>
+          </w:tcPr>
+          <w:p>
+            <w:pPr>
+              <w:spacing w:after="0"/>
+            </w:pPr>
+            <w:r>
+              <w:rPr>
+                <w:sz w:val="16"/>
+              </w:rPr>
+            </w:r>
+            <w:r>
+              <w:rPr>
+                <w:sz w:val="16"/>
+              </w:rPr>
+              <w:t>0.00</w:t>
+            </w:r>
+          </w:p>
+        </w:tc>
+        <w:tc>
+          <w:tcPr>
+            <w:tcW w:type="dxa" w:w="1958"/>
+          </w:tcPr>
+          <w:p>
+            <w:pPr>
+              <w:spacing w:after="0"/>
+            </w:pPr>
+            <w:r>
+              <w:rPr>
+                <w:sz w:val="16"/>
+              </w:rPr>
+            </w:r>
+            <w:r>
+              <w:rPr>
+                <w:sz w:val="16"/>
+              </w:rPr>
+              <w:t>—</w:t>
+            </w:r>
+          </w:p>
+        </w:tc>
+        <w:tc>
+          <w:tcPr>
+            <w:tcW w:type="dxa" w:w="1958"/>
+          </w:tcPr>
+          <w:p>
+            <w:pPr>
+              <w:spacing w:after="0"/>
+            </w:pPr>
+            <w:r>
+              <w:rPr>
+                <w:sz w:val="16"/>
+              </w:rPr>
+            </w:r>
+            <w:r>
+              <w:rPr>
+                <w:rFonts w:ascii="Consolas" w:hAnsi="Consolas"/>
+                <w:sz w:val="16"/>
+              </w:rPr>
+              <w:t>4a094be78197bca4</w:t>
             </w:r>
           </w:p>
         </w:tc>
@@ -18302,93 +18302,93 @@
                 <w:rFonts w:ascii="Consolas" w:hAnsi="Consolas"/>
                 <w:sz w:val="16"/>
               </w:rPr>
-              <w:t>data_processed_imbalanced_v3</w:t>
-            </w:r>
-          </w:p>
-        </w:tc>
-        <w:tc>
-          <w:tcPr>
-            <w:tcW w:type="dxa" w:w="1958"/>
-          </w:tcPr>
-          <w:p>
-            <w:pPr>
-              <w:spacing w:after="0"/>
-            </w:pPr>
-            <w:r>
-              <w:rPr>
-                <w:sz w:val="16"/>
-              </w:rPr>
-            </w:r>
-            <w:r>
-              <w:rPr>
-                <w:rFonts w:ascii="Consolas" w:hAnsi="Consolas"/>
-                <w:sz w:val="16"/>
-              </w:rPr>
-              <w:t>dataset_summary.csv</w:t>
-            </w:r>
-          </w:p>
-        </w:tc>
-        <w:tc>
-          <w:tcPr>
-            <w:tcW w:type="dxa" w:w="1958"/>
-          </w:tcPr>
-          <w:p>
-            <w:pPr>
-              <w:spacing w:after="0"/>
-            </w:pPr>
-            <w:r>
-              <w:rPr>
-                <w:sz w:val="16"/>
-              </w:rPr>
-            </w:r>
-            <w:r>
-              <w:rPr>
-                <w:sz w:val="16"/>
-              </w:rPr>
-              <w:t>0.00</w:t>
-            </w:r>
-          </w:p>
-        </w:tc>
-        <w:tc>
-          <w:tcPr>
-            <w:tcW w:type="dxa" w:w="1958"/>
-          </w:tcPr>
-          <w:p>
-            <w:pPr>
-              <w:spacing w:after="0"/>
-            </w:pPr>
-            <w:r>
-              <w:rPr>
-                <w:sz w:val="16"/>
-              </w:rPr>
-            </w:r>
-            <w:r>
-              <w:rPr>
-                <w:sz w:val="16"/>
-              </w:rPr>
-              <w:t>5</w:t>
-            </w:r>
-          </w:p>
-        </w:tc>
-        <w:tc>
-          <w:tcPr>
-            <w:tcW w:type="dxa" w:w="1958"/>
-          </w:tcPr>
-          <w:p>
-            <w:pPr>
-              <w:spacing w:after="0"/>
-            </w:pPr>
-            <w:r>
-              <w:rPr>
-                <w:sz w:val="16"/>
-              </w:rPr>
-            </w:r>
-            <w:r>
-              <w:rPr>
-                <w:rFonts w:ascii="Consolas" w:hAnsi="Consolas"/>
-                <w:sz w:val="16"/>
-              </w:rPr>
-              <w:t>a06fe79c103a65b1</w:t>
+              <w:t>data_processed_ids2025_v1</w:t>
+            </w:r>
+          </w:p>
+        </w:tc>
+        <w:tc>
+          <w:tcPr>
+            <w:tcW w:type="dxa" w:w="1958"/>
+          </w:tcPr>
+          <w:p>
+            <w:pPr>
+              <w:spacing w:after="0"/>
+            </w:pPr>
+            <w:r>
+              <w:rPr>
+                <w:sz w:val="16"/>
+              </w:rPr>
+            </w:r>
+            <w:r>
+              <w:rPr>
+                <w:rFonts w:ascii="Consolas" w:hAnsi="Consolas"/>
+                <w:sz w:val="16"/>
+              </w:rPr>
+              <w:t>test.csv</w:t>
+            </w:r>
+          </w:p>
+        </w:tc>
+        <w:tc>
+          <w:tcPr>
+            <w:tcW w:type="dxa" w:w="1958"/>
+          </w:tcPr>
+          <w:p>
+            <w:pPr>
+              <w:spacing w:after="0"/>
+            </w:pPr>
+            <w:r>
+              <w:rPr>
+                <w:sz w:val="16"/>
+              </w:rPr>
+            </w:r>
+            <w:r>
+              <w:rPr>
+                <w:sz w:val="16"/>
+              </w:rPr>
+              <w:t>3.81</w:t>
+            </w:r>
+          </w:p>
+        </w:tc>
+        <w:tc>
+          <w:tcPr>
+            <w:tcW w:type="dxa" w:w="1958"/>
+          </w:tcPr>
+          <w:p>
+            <w:pPr>
+              <w:spacing w:after="0"/>
+            </w:pPr>
+            <w:r>
+              <w:rPr>
+                <w:sz w:val="16"/>
+              </w:rPr>
+            </w:r>
+            <w:r>
+              <w:rPr>
+                <w:sz w:val="16"/>
+              </w:rPr>
+              <w:t>9,114</w:t>
+            </w:r>
+          </w:p>
+        </w:tc>
+        <w:tc>
+          <w:tcPr>
+            <w:tcW w:type="dxa" w:w="1958"/>
+          </w:tcPr>
+          <w:p>
+            <w:pPr>
+              <w:spacing w:after="0"/>
+            </w:pPr>
+            <w:r>
+              <w:rPr>
+                <w:sz w:val="16"/>
+              </w:rPr>
+            </w:r>
+            <w:r>
+              <w:rPr>
+                <w:rFonts w:ascii="Consolas" w:hAnsi="Consolas"/>
+                <w:sz w:val="16"/>
+              </w:rPr>
+              <w:t>39e46436c478f274</w:t>
             </w:r>
           </w:p>
         </w:tc>
@@ -18412,93 +18412,93 @@
                 <w:rFonts w:ascii="Consolas" w:hAnsi="Consolas"/>
                 <w:sz w:val="16"/>
               </w:rPr>
-              <w:t>data_processed_imbalanced_v3</w:t>
-            </w:r>
-          </w:p>
-        </w:tc>
-        <w:tc>
-          <w:tcPr>
-            <w:tcW w:type="dxa" w:w="1958"/>
-          </w:tcPr>
-          <w:p>
-            <w:pPr>
-              <w:spacing w:after="0"/>
-            </w:pPr>
-            <w:r>
-              <w:rPr>
-                <w:sz w:val="16"/>
-              </w:rPr>
-            </w:r>
-            <w:r>
-              <w:rPr>
-                <w:rFonts w:ascii="Consolas" w:hAnsi="Consolas"/>
-                <w:sz w:val="16"/>
-              </w:rPr>
-              <w:t>dedup_audit.json</w:t>
-            </w:r>
-          </w:p>
-        </w:tc>
-        <w:tc>
-          <w:tcPr>
-            <w:tcW w:type="dxa" w:w="1958"/>
-          </w:tcPr>
-          <w:p>
-            <w:pPr>
-              <w:spacing w:after="0"/>
-            </w:pPr>
-            <w:r>
-              <w:rPr>
-                <w:sz w:val="16"/>
-              </w:rPr>
-            </w:r>
-            <w:r>
-              <w:rPr>
-                <w:sz w:val="16"/>
-              </w:rPr>
-              <w:t>0.00</w:t>
-            </w:r>
-          </w:p>
-        </w:tc>
-        <w:tc>
-          <w:tcPr>
-            <w:tcW w:type="dxa" w:w="1958"/>
-          </w:tcPr>
-          <w:p>
-            <w:pPr>
-              <w:spacing w:after="0"/>
-            </w:pPr>
-            <w:r>
-              <w:rPr>
-                <w:sz w:val="16"/>
-              </w:rPr>
-            </w:r>
-            <w:r>
-              <w:rPr>
-                <w:sz w:val="16"/>
-              </w:rPr>
-              <w:t>—</w:t>
-            </w:r>
-          </w:p>
-        </w:tc>
-        <w:tc>
-          <w:tcPr>
-            <w:tcW w:type="dxa" w:w="1958"/>
-          </w:tcPr>
-          <w:p>
-            <w:pPr>
-              <w:spacing w:after="0"/>
-            </w:pPr>
-            <w:r>
-              <w:rPr>
-                <w:sz w:val="16"/>
-              </w:rPr>
-            </w:r>
-            <w:r>
-              <w:rPr>
-                <w:rFonts w:ascii="Consolas" w:hAnsi="Consolas"/>
-                <w:sz w:val="16"/>
-              </w:rPr>
-              <w:t>89867c4cae19d198</w:t>
+              <w:t>data_processed_ids2025_v1</w:t>
+            </w:r>
+          </w:p>
+        </w:tc>
+        <w:tc>
+          <w:tcPr>
+            <w:tcW w:type="dxa" w:w="1958"/>
+          </w:tcPr>
+          <w:p>
+            <w:pPr>
+              <w:spacing w:after="0"/>
+            </w:pPr>
+            <w:r>
+              <w:rPr>
+                <w:sz w:val="16"/>
+              </w:rPr>
+            </w:r>
+            <w:r>
+              <w:rPr>
+                <w:rFonts w:ascii="Consolas" w:hAnsi="Consolas"/>
+                <w:sz w:val="16"/>
+              </w:rPr>
+              <w:t>train.csv</w:t>
+            </w:r>
+          </w:p>
+        </w:tc>
+        <w:tc>
+          <w:tcPr>
+            <w:tcW w:type="dxa" w:w="1958"/>
+          </w:tcPr>
+          <w:p>
+            <w:pPr>
+              <w:spacing w:after="0"/>
+            </w:pPr>
+            <w:r>
+              <w:rPr>
+                <w:sz w:val="16"/>
+              </w:rPr>
+            </w:r>
+            <w:r>
+              <w:rPr>
+                <w:sz w:val="16"/>
+              </w:rPr>
+              <w:t>8.12</w:t>
+            </w:r>
+          </w:p>
+        </w:tc>
+        <w:tc>
+          <w:tcPr>
+            <w:tcW w:type="dxa" w:w="1958"/>
+          </w:tcPr>
+          <w:p>
+            <w:pPr>
+              <w:spacing w:after="0"/>
+            </w:pPr>
+            <w:r>
+              <w:rPr>
+                <w:sz w:val="16"/>
+              </w:rPr>
+            </w:r>
+            <w:r>
+              <w:rPr>
+                <w:sz w:val="16"/>
+              </w:rPr>
+              <w:t>19,419</w:t>
+            </w:r>
+          </w:p>
+        </w:tc>
+        <w:tc>
+          <w:tcPr>
+            <w:tcW w:type="dxa" w:w="1958"/>
+          </w:tcPr>
+          <w:p>
+            <w:pPr>
+              <w:spacing w:after="0"/>
+            </w:pPr>
+            <w:r>
+              <w:rPr>
+                <w:sz w:val="16"/>
+              </w:rPr>
+            </w:r>
+            <w:r>
+              <w:rPr>
+                <w:rFonts w:ascii="Consolas" w:hAnsi="Consolas"/>
+                <w:sz w:val="16"/>
+              </w:rPr>
+              <w:t>12ddd951186ddd66</w:t>
             </w:r>
           </w:p>
         </w:tc>
@@ -18522,93 +18522,93 @@
                 <w:rFonts w:ascii="Consolas" w:hAnsi="Consolas"/>
                 <w:sz w:val="16"/>
               </w:rPr>
-              <w:t>data_processed_imbalanced_v3</w:t>
-            </w:r>
-          </w:p>
-        </w:tc>
-        <w:tc>
-          <w:tcPr>
-            <w:tcW w:type="dxa" w:w="1958"/>
-          </w:tcPr>
-          <w:p>
-            <w:pPr>
-              <w:spacing w:after="0"/>
-            </w:pPr>
-            <w:r>
-              <w:rPr>
-                <w:sz w:val="16"/>
-              </w:rPr>
-            </w:r>
-            <w:r>
-              <w:rPr>
-                <w:rFonts w:ascii="Consolas" w:hAnsi="Consolas"/>
-                <w:sz w:val="16"/>
-              </w:rPr>
-              <w:t>label_mapping.json</w:t>
-            </w:r>
-          </w:p>
-        </w:tc>
-        <w:tc>
-          <w:tcPr>
-            <w:tcW w:type="dxa" w:w="1958"/>
-          </w:tcPr>
-          <w:p>
-            <w:pPr>
-              <w:spacing w:after="0"/>
-            </w:pPr>
-            <w:r>
-              <w:rPr>
-                <w:sz w:val="16"/>
-              </w:rPr>
-            </w:r>
-            <w:r>
-              <w:rPr>
-                <w:sz w:val="16"/>
-              </w:rPr>
-              <w:t>0.00</w:t>
-            </w:r>
-          </w:p>
-        </w:tc>
-        <w:tc>
-          <w:tcPr>
-            <w:tcW w:type="dxa" w:w="1958"/>
-          </w:tcPr>
-          <w:p>
-            <w:pPr>
-              <w:spacing w:after="0"/>
-            </w:pPr>
-            <w:r>
-              <w:rPr>
-                <w:sz w:val="16"/>
-              </w:rPr>
-            </w:r>
-            <w:r>
-              <w:rPr>
-                <w:sz w:val="16"/>
-              </w:rPr>
-              <w:t>—</w:t>
-            </w:r>
-          </w:p>
-        </w:tc>
-        <w:tc>
-          <w:tcPr>
-            <w:tcW w:type="dxa" w:w="1958"/>
-          </w:tcPr>
-          <w:p>
-            <w:pPr>
-              <w:spacing w:after="0"/>
-            </w:pPr>
-            <w:r>
-              <w:rPr>
-                <w:sz w:val="16"/>
-              </w:rPr>
-            </w:r>
-            <w:r>
-              <w:rPr>
-                <w:rFonts w:ascii="Consolas" w:hAnsi="Consolas"/>
-                <w:sz w:val="16"/>
-              </w:rPr>
-              <w:t>9c542877e0614e07</w:t>
+              <w:t>data_processed_ids2025_v1</w:t>
+            </w:r>
+          </w:p>
+        </w:tc>
+        <w:tc>
+          <w:tcPr>
+            <w:tcW w:type="dxa" w:w="1958"/>
+          </w:tcPr>
+          <w:p>
+            <w:pPr>
+              <w:spacing w:after="0"/>
+            </w:pPr>
+            <w:r>
+              <w:rPr>
+                <w:sz w:val="16"/>
+              </w:rPr>
+            </w:r>
+            <w:r>
+              <w:rPr>
+                <w:rFonts w:ascii="Consolas" w:hAnsi="Consolas"/>
+                <w:sz w:val="16"/>
+              </w:rPr>
+              <w:t>validation.csv</w:t>
+            </w:r>
+          </w:p>
+        </w:tc>
+        <w:tc>
+          <w:tcPr>
+            <w:tcW w:type="dxa" w:w="1958"/>
+          </w:tcPr>
+          <w:p>
+            <w:pPr>
+              <w:spacing w:after="0"/>
+            </w:pPr>
+            <w:r>
+              <w:rPr>
+                <w:sz w:val="16"/>
+              </w:rPr>
+            </w:r>
+            <w:r>
+              <w:rPr>
+                <w:sz w:val="16"/>
+              </w:rPr>
+              <w:t>1.43</w:t>
+            </w:r>
+          </w:p>
+        </w:tc>
+        <w:tc>
+          <w:tcPr>
+            <w:tcW w:type="dxa" w:w="1958"/>
+          </w:tcPr>
+          <w:p>
+            <w:pPr>
+              <w:spacing w:after="0"/>
+            </w:pPr>
+            <w:r>
+              <w:rPr>
+                <w:sz w:val="16"/>
+              </w:rPr>
+            </w:r>
+            <w:r>
+              <w:rPr>
+                <w:sz w:val="16"/>
+              </w:rPr>
+              <w:t>3,427</w:t>
+            </w:r>
+          </w:p>
+        </w:tc>
+        <w:tc>
+          <w:tcPr>
+            <w:tcW w:type="dxa" w:w="1958"/>
+          </w:tcPr>
+          <w:p>
+            <w:pPr>
+              <w:spacing w:after="0"/>
+            </w:pPr>
+            <w:r>
+              <w:rPr>
+                <w:sz w:val="16"/>
+              </w:rPr>
+            </w:r>
+            <w:r>
+              <w:rPr>
+                <w:rFonts w:ascii="Consolas" w:hAnsi="Consolas"/>
+                <w:sz w:val="16"/>
+              </w:rPr>
+              <w:t>57b8af3769247f95</w:t>
             </w:r>
           </w:p>
         </w:tc>
@@ -18632,29 +18632,29 @@
                 <w:rFonts w:ascii="Consolas" w:hAnsi="Consolas"/>
                 <w:sz w:val="16"/>
               </w:rPr>
-              <w:t>data_processed_imbalanced_v3</w:t>
-            </w:r>
-          </w:p>
-        </w:tc>
-        <w:tc>
-          <w:tcPr>
-            <w:tcW w:type="dxa" w:w="1958"/>
-          </w:tcPr>
-          <w:p>
-            <w:pPr>
-              <w:spacing w:after="0"/>
-            </w:pPr>
-            <w:r>
-              <w:rPr>
-                <w:sz w:val="16"/>
-              </w:rPr>
-            </w:r>
-            <w:r>
-              <w:rPr>
-                <w:rFonts w:ascii="Consolas" w:hAnsi="Consolas"/>
-                <w:sz w:val="16"/>
-              </w:rPr>
-              <w:t>preprocess_config.json</w:t>
+              <w:t>data_processed_imbalanced</w:t>
+            </w:r>
+          </w:p>
+        </w:tc>
+        <w:tc>
+          <w:tcPr>
+            <w:tcW w:type="dxa" w:w="1958"/>
+          </w:tcPr>
+          <w:p>
+            <w:pPr>
+              <w:spacing w:after="0"/>
+            </w:pPr>
+            <w:r>
+              <w:rPr>
+                <w:sz w:val="16"/>
+              </w:rPr>
+            </w:r>
+            <w:r>
+              <w:rPr>
+                <w:rFonts w:ascii="Consolas" w:hAnsi="Consolas"/>
+                <w:sz w:val="16"/>
+              </w:rPr>
+              <w:t>dataset_summary.csv</w:t>
             </w:r>
           </w:p>
         </w:tc>
@@ -18696,29 +18696,29 @@
               <w:rPr>
                 <w:sz w:val="16"/>
               </w:rPr>
-              <w:t>—</w:t>
-            </w:r>
-          </w:p>
-        </w:tc>
-        <w:tc>
-          <w:tcPr>
-            <w:tcW w:type="dxa" w:w="1958"/>
-          </w:tcPr>
-          <w:p>
-            <w:pPr>
-              <w:spacing w:after="0"/>
-            </w:pPr>
-            <w:r>
-              <w:rPr>
-                <w:sz w:val="16"/>
-              </w:rPr>
-            </w:r>
-            <w:r>
-              <w:rPr>
-                <w:rFonts w:ascii="Consolas" w:hAnsi="Consolas"/>
-                <w:sz w:val="16"/>
-              </w:rPr>
-              <w:t>6d167bdf4b91835a</w:t>
+              <w:t>5</w:t>
+            </w:r>
+          </w:p>
+        </w:tc>
+        <w:tc>
+          <w:tcPr>
+            <w:tcW w:type="dxa" w:w="1958"/>
+          </w:tcPr>
+          <w:p>
+            <w:pPr>
+              <w:spacing w:after="0"/>
+            </w:pPr>
+            <w:r>
+              <w:rPr>
+                <w:sz w:val="16"/>
+              </w:rPr>
+            </w:r>
+            <w:r>
+              <w:rPr>
+                <w:rFonts w:ascii="Consolas" w:hAnsi="Consolas"/>
+                <w:sz w:val="16"/>
+              </w:rPr>
+              <w:t>a06fe79c103a65b1</w:t>
             </w:r>
           </w:p>
         </w:tc>
@@ -18742,93 +18742,93 @@
                 <w:rFonts w:ascii="Consolas" w:hAnsi="Consolas"/>
                 <w:sz w:val="16"/>
               </w:rPr>
-              <w:t>data_processed_imbalanced_v3</w:t>
-            </w:r>
-          </w:p>
-        </w:tc>
-        <w:tc>
-          <w:tcPr>
-            <w:tcW w:type="dxa" w:w="1958"/>
-          </w:tcPr>
-          <w:p>
-            <w:pPr>
-              <w:spacing w:after="0"/>
-            </w:pPr>
-            <w:r>
-              <w:rPr>
-                <w:sz w:val="16"/>
-              </w:rPr>
-            </w:r>
-            <w:r>
-              <w:rPr>
-                <w:rFonts w:ascii="Consolas" w:hAnsi="Consolas"/>
-                <w:sz w:val="16"/>
-              </w:rPr>
-              <w:t>test.csv</w:t>
-            </w:r>
-          </w:p>
-        </w:tc>
-        <w:tc>
-          <w:tcPr>
-            <w:tcW w:type="dxa" w:w="1958"/>
-          </w:tcPr>
-          <w:p>
-            <w:pPr>
-              <w:spacing w:after="0"/>
-            </w:pPr>
-            <w:r>
-              <w:rPr>
-                <w:sz w:val="16"/>
-              </w:rPr>
-            </w:r>
-            <w:r>
-              <w:rPr>
-                <w:sz w:val="16"/>
-              </w:rPr>
-              <w:t>3.02</w:t>
-            </w:r>
-          </w:p>
-        </w:tc>
-        <w:tc>
-          <w:tcPr>
-            <w:tcW w:type="dxa" w:w="1958"/>
-          </w:tcPr>
-          <w:p>
-            <w:pPr>
-              <w:spacing w:after="0"/>
-            </w:pPr>
-            <w:r>
-              <w:rPr>
-                <w:sz w:val="16"/>
-              </w:rPr>
-            </w:r>
-            <w:r>
-              <w:rPr>
-                <w:sz w:val="16"/>
-              </w:rPr>
-              <w:t>7,986</w:t>
-            </w:r>
-          </w:p>
-        </w:tc>
-        <w:tc>
-          <w:tcPr>
-            <w:tcW w:type="dxa" w:w="1958"/>
-          </w:tcPr>
-          <w:p>
-            <w:pPr>
-              <w:spacing w:after="0"/>
-            </w:pPr>
-            <w:r>
-              <w:rPr>
-                <w:sz w:val="16"/>
-              </w:rPr>
-            </w:r>
-            <w:r>
-              <w:rPr>
-                <w:rFonts w:ascii="Consolas" w:hAnsi="Consolas"/>
-                <w:sz w:val="16"/>
-              </w:rPr>
-              <w:t>f77a235aec2bb486</w:t>
+              <w:t>data_processed_imbalanced</w:t>
+            </w:r>
+          </w:p>
+        </w:tc>
+        <w:tc>
+          <w:tcPr>
+            <w:tcW w:type="dxa" w:w="1958"/>
+          </w:tcPr>
+          <w:p>
+            <w:pPr>
+              <w:spacing w:after="0"/>
+            </w:pPr>
+            <w:r>
+              <w:rPr>
+                <w:sz w:val="16"/>
+              </w:rPr>
+            </w:r>
+            <w:r>
+              <w:rPr>
+                <w:rFonts w:ascii="Consolas" w:hAnsi="Consolas"/>
+                <w:sz w:val="16"/>
+              </w:rPr>
+              <w:t>dedup_audit.json</w:t>
+            </w:r>
+          </w:p>
+        </w:tc>
+        <w:tc>
+          <w:tcPr>
+            <w:tcW w:type="dxa" w:w="1958"/>
+          </w:tcPr>
+          <w:p>
+            <w:pPr>
+              <w:spacing w:after="0"/>
+            </w:pPr>
+            <w:r>
+              <w:rPr>
+                <w:sz w:val="16"/>
+              </w:rPr>
+            </w:r>
+            <w:r>
+              <w:rPr>
+                <w:sz w:val="16"/>
+              </w:rPr>
+              <w:t>0.00</w:t>
+            </w:r>
+          </w:p>
+        </w:tc>
+        <w:tc>
+          <w:tcPr>
+            <w:tcW w:type="dxa" w:w="1958"/>
+          </w:tcPr>
+          <w:p>
+            <w:pPr>
+              <w:spacing w:after="0"/>
+            </w:pPr>
+            <w:r>
+              <w:rPr>
+                <w:sz w:val="16"/>
+              </w:rPr>
+            </w:r>
+            <w:r>
+              <w:rPr>
+                <w:sz w:val="16"/>
+              </w:rPr>
+              <w:t>—</w:t>
+            </w:r>
+          </w:p>
+        </w:tc>
+        <w:tc>
+          <w:tcPr>
+            <w:tcW w:type="dxa" w:w="1958"/>
+          </w:tcPr>
+          <w:p>
+            <w:pPr>
+              <w:spacing w:after="0"/>
+            </w:pPr>
+            <w:r>
+              <w:rPr>
+                <w:sz w:val="16"/>
+              </w:rPr>
+            </w:r>
+            <w:r>
+              <w:rPr>
+                <w:rFonts w:ascii="Consolas" w:hAnsi="Consolas"/>
+                <w:sz w:val="16"/>
+              </w:rPr>
+              <w:t>3a0ce8bd66591ca2</w:t>
             </w:r>
           </w:p>
         </w:tc>
@@ -18852,93 +18852,93 @@
                 <w:rFonts w:ascii="Consolas" w:hAnsi="Consolas"/>
                 <w:sz w:val="16"/>
               </w:rPr>
-              <w:t>data_processed_imbalanced_v3</w:t>
-            </w:r>
-          </w:p>
-        </w:tc>
-        <w:tc>
-          <w:tcPr>
-            <w:tcW w:type="dxa" w:w="1958"/>
-          </w:tcPr>
-          <w:p>
-            <w:pPr>
-              <w:spacing w:after="0"/>
-            </w:pPr>
-            <w:r>
-              <w:rPr>
-                <w:sz w:val="16"/>
-              </w:rPr>
-            </w:r>
-            <w:r>
-              <w:rPr>
-                <w:rFonts w:ascii="Consolas" w:hAnsi="Consolas"/>
-                <w:sz w:val="16"/>
-              </w:rPr>
-              <w:t>train.csv</w:t>
-            </w:r>
-          </w:p>
-        </w:tc>
-        <w:tc>
-          <w:tcPr>
-            <w:tcW w:type="dxa" w:w="1958"/>
-          </w:tcPr>
-          <w:p>
-            <w:pPr>
-              <w:spacing w:after="0"/>
-            </w:pPr>
-            <w:r>
-              <w:rPr>
-                <w:sz w:val="16"/>
-              </w:rPr>
-            </w:r>
-            <w:r>
-              <w:rPr>
-                <w:sz w:val="16"/>
-              </w:rPr>
-              <w:t>14.06</w:t>
-            </w:r>
-          </w:p>
-        </w:tc>
-        <w:tc>
-          <w:tcPr>
-            <w:tcW w:type="dxa" w:w="1958"/>
-          </w:tcPr>
-          <w:p>
-            <w:pPr>
-              <w:spacing w:after="0"/>
-            </w:pPr>
-            <w:r>
-              <w:rPr>
-                <w:sz w:val="16"/>
-              </w:rPr>
-            </w:r>
-            <w:r>
-              <w:rPr>
-                <w:sz w:val="16"/>
-              </w:rPr>
-              <w:t>37,265</w:t>
-            </w:r>
-          </w:p>
-        </w:tc>
-        <w:tc>
-          <w:tcPr>
-            <w:tcW w:type="dxa" w:w="1958"/>
-          </w:tcPr>
-          <w:p>
-            <w:pPr>
-              <w:spacing w:after="0"/>
-            </w:pPr>
-            <w:r>
-              <w:rPr>
-                <w:sz w:val="16"/>
-              </w:rPr>
-            </w:r>
-            <w:r>
-              <w:rPr>
-                <w:rFonts w:ascii="Consolas" w:hAnsi="Consolas"/>
-                <w:sz w:val="16"/>
-              </w:rPr>
-              <w:t>edf80f9838aec4c0</w:t>
+              <w:t>data_processed_imbalanced</w:t>
+            </w:r>
+          </w:p>
+        </w:tc>
+        <w:tc>
+          <w:tcPr>
+            <w:tcW w:type="dxa" w:w="1958"/>
+          </w:tcPr>
+          <w:p>
+            <w:pPr>
+              <w:spacing w:after="0"/>
+            </w:pPr>
+            <w:r>
+              <w:rPr>
+                <w:sz w:val="16"/>
+              </w:rPr>
+            </w:r>
+            <w:r>
+              <w:rPr>
+                <w:rFonts w:ascii="Consolas" w:hAnsi="Consolas"/>
+                <w:sz w:val="16"/>
+              </w:rPr>
+              <w:t>label_mapping.json</w:t>
+            </w:r>
+          </w:p>
+        </w:tc>
+        <w:tc>
+          <w:tcPr>
+            <w:tcW w:type="dxa" w:w="1958"/>
+          </w:tcPr>
+          <w:p>
+            <w:pPr>
+              <w:spacing w:after="0"/>
+            </w:pPr>
+            <w:r>
+              <w:rPr>
+                <w:sz w:val="16"/>
+              </w:rPr>
+            </w:r>
+            <w:r>
+              <w:rPr>
+                <w:sz w:val="16"/>
+              </w:rPr>
+              <w:t>0.00</w:t>
+            </w:r>
+          </w:p>
+        </w:tc>
+        <w:tc>
+          <w:tcPr>
+            <w:tcW w:type="dxa" w:w="1958"/>
+          </w:tcPr>
+          <w:p>
+            <w:pPr>
+              <w:spacing w:after="0"/>
+            </w:pPr>
+            <w:r>
+              <w:rPr>
+                <w:sz w:val="16"/>
+              </w:rPr>
+            </w:r>
+            <w:r>
+              <w:rPr>
+                <w:sz w:val="16"/>
+              </w:rPr>
+              <w:t>—</w:t>
+            </w:r>
+          </w:p>
+        </w:tc>
+        <w:tc>
+          <w:tcPr>
+            <w:tcW w:type="dxa" w:w="1958"/>
+          </w:tcPr>
+          <w:p>
+            <w:pPr>
+              <w:spacing w:after="0"/>
+            </w:pPr>
+            <w:r>
+              <w:rPr>
+                <w:sz w:val="16"/>
+              </w:rPr>
+            </w:r>
+            <w:r>
+              <w:rPr>
+                <w:rFonts w:ascii="Consolas" w:hAnsi="Consolas"/>
+                <w:sz w:val="16"/>
+              </w:rPr>
+              <w:t>9c542877e0614e07</w:t>
             </w:r>
           </w:p>
         </w:tc>
@@ -18962,93 +18962,93 @@
                 <w:rFonts w:ascii="Consolas" w:hAnsi="Consolas"/>
                 <w:sz w:val="16"/>
               </w:rPr>
-              <w:t>data_processed_imbalanced_v3</w:t>
-            </w:r>
-          </w:p>
-        </w:tc>
-        <w:tc>
-          <w:tcPr>
-            <w:tcW w:type="dxa" w:w="1958"/>
-          </w:tcPr>
-          <w:p>
-            <w:pPr>
-              <w:spacing w:after="0"/>
-            </w:pPr>
-            <w:r>
-              <w:rPr>
-                <w:sz w:val="16"/>
-              </w:rPr>
-            </w:r>
-            <w:r>
-              <w:rPr>
-                <w:rFonts w:ascii="Consolas" w:hAnsi="Consolas"/>
-                <w:sz w:val="16"/>
-              </w:rPr>
-              <w:t>validation.csv</w:t>
-            </w:r>
-          </w:p>
-        </w:tc>
-        <w:tc>
-          <w:tcPr>
-            <w:tcW w:type="dxa" w:w="1958"/>
-          </w:tcPr>
-          <w:p>
-            <w:pPr>
-              <w:spacing w:after="0"/>
-            </w:pPr>
-            <w:r>
-              <w:rPr>
-                <w:sz w:val="16"/>
-              </w:rPr>
-            </w:r>
-            <w:r>
-              <w:rPr>
-                <w:sz w:val="16"/>
-              </w:rPr>
-              <w:t>3.01</w:t>
-            </w:r>
-          </w:p>
-        </w:tc>
-        <w:tc>
-          <w:tcPr>
-            <w:tcW w:type="dxa" w:w="1958"/>
-          </w:tcPr>
-          <w:p>
-            <w:pPr>
-              <w:spacing w:after="0"/>
-            </w:pPr>
-            <w:r>
-              <w:rPr>
-                <w:sz w:val="16"/>
-              </w:rPr>
-            </w:r>
-            <w:r>
-              <w:rPr>
-                <w:sz w:val="16"/>
-              </w:rPr>
-              <w:t>7,986</w:t>
-            </w:r>
-          </w:p>
-        </w:tc>
-        <w:tc>
-          <w:tcPr>
-            <w:tcW w:type="dxa" w:w="1958"/>
-          </w:tcPr>
-          <w:p>
-            <w:pPr>
-              <w:spacing w:after="0"/>
-            </w:pPr>
-            <w:r>
-              <w:rPr>
-                <w:sz w:val="16"/>
-              </w:rPr>
-            </w:r>
-            <w:r>
-              <w:rPr>
-                <w:rFonts w:ascii="Consolas" w:hAnsi="Consolas"/>
-                <w:sz w:val="16"/>
-              </w:rPr>
-              <w:t>aa6b4e4c9f122e38</w:t>
+              <w:t>data_processed_imbalanced</w:t>
+            </w:r>
+          </w:p>
+        </w:tc>
+        <w:tc>
+          <w:tcPr>
+            <w:tcW w:type="dxa" w:w="1958"/>
+          </w:tcPr>
+          <w:p>
+            <w:pPr>
+              <w:spacing w:after="0"/>
+            </w:pPr>
+            <w:r>
+              <w:rPr>
+                <w:sz w:val="16"/>
+              </w:rPr>
+            </w:r>
+            <w:r>
+              <w:rPr>
+                <w:rFonts w:ascii="Consolas" w:hAnsi="Consolas"/>
+                <w:sz w:val="16"/>
+              </w:rPr>
+              <w:t>preprocess_config.json</w:t>
+            </w:r>
+          </w:p>
+        </w:tc>
+        <w:tc>
+          <w:tcPr>
+            <w:tcW w:type="dxa" w:w="1958"/>
+          </w:tcPr>
+          <w:p>
+            <w:pPr>
+              <w:spacing w:after="0"/>
+            </w:pPr>
+            <w:r>
+              <w:rPr>
+                <w:sz w:val="16"/>
+              </w:rPr>
+            </w:r>
+            <w:r>
+              <w:rPr>
+                <w:sz w:val="16"/>
+              </w:rPr>
+              <w:t>0.00</w:t>
+            </w:r>
+          </w:p>
+        </w:tc>
+        <w:tc>
+          <w:tcPr>
+            <w:tcW w:type="dxa" w:w="1958"/>
+          </w:tcPr>
+          <w:p>
+            <w:pPr>
+              <w:spacing w:after="0"/>
+            </w:pPr>
+            <w:r>
+              <w:rPr>
+                <w:sz w:val="16"/>
+              </w:rPr>
+            </w:r>
+            <w:r>
+              <w:rPr>
+                <w:sz w:val="16"/>
+              </w:rPr>
+              <w:t>—</w:t>
+            </w:r>
+          </w:p>
+        </w:tc>
+        <w:tc>
+          <w:tcPr>
+            <w:tcW w:type="dxa" w:w="1958"/>
+          </w:tcPr>
+          <w:p>
+            <w:pPr>
+              <w:spacing w:after="0"/>
+            </w:pPr>
+            <w:r>
+              <w:rPr>
+                <w:sz w:val="16"/>
+              </w:rPr>
+            </w:r>
+            <w:r>
+              <w:rPr>
+                <w:rFonts w:ascii="Consolas" w:hAnsi="Consolas"/>
+                <w:sz w:val="16"/>
+              </w:rPr>
+              <w:t>6d167bdf4b91835a</w:t>
             </w:r>
           </w:p>
         </w:tc>
@@ -19072,93 +19072,93 @@
                 <w:rFonts w:ascii="Consolas" w:hAnsi="Consolas"/>
                 <w:sz w:val="16"/>
               </w:rPr>
-              <w:t>data_processed_iot23_v1</w:t>
-            </w:r>
-          </w:p>
-        </w:tc>
-        <w:tc>
-          <w:tcPr>
-            <w:tcW w:type="dxa" w:w="1958"/>
-          </w:tcPr>
-          <w:p>
-            <w:pPr>
-              <w:spacing w:after="0"/>
-            </w:pPr>
-            <w:r>
-              <w:rPr>
-                <w:sz w:val="16"/>
-              </w:rPr>
-            </w:r>
-            <w:r>
-              <w:rPr>
-                <w:rFonts w:ascii="Consolas" w:hAnsi="Consolas"/>
-                <w:sz w:val="16"/>
-              </w:rPr>
-              <w:t>dataset_summary.csv</w:t>
-            </w:r>
-          </w:p>
-        </w:tc>
-        <w:tc>
-          <w:tcPr>
-            <w:tcW w:type="dxa" w:w="1958"/>
-          </w:tcPr>
-          <w:p>
-            <w:pPr>
-              <w:spacing w:after="0"/>
-            </w:pPr>
-            <w:r>
-              <w:rPr>
-                <w:sz w:val="16"/>
-              </w:rPr>
-            </w:r>
-            <w:r>
-              <w:rPr>
-                <w:sz w:val="16"/>
-              </w:rPr>
-              <w:t>0.00</w:t>
-            </w:r>
-          </w:p>
-        </w:tc>
-        <w:tc>
-          <w:tcPr>
-            <w:tcW w:type="dxa" w:w="1958"/>
-          </w:tcPr>
-          <w:p>
-            <w:pPr>
-              <w:spacing w:after="0"/>
-            </w:pPr>
-            <w:r>
-              <w:rPr>
-                <w:sz w:val="16"/>
-              </w:rPr>
-            </w:r>
-            <w:r>
-              <w:rPr>
-                <w:sz w:val="16"/>
-              </w:rPr>
-              <w:t>2</w:t>
-            </w:r>
-          </w:p>
-        </w:tc>
-        <w:tc>
-          <w:tcPr>
-            <w:tcW w:type="dxa" w:w="1958"/>
-          </w:tcPr>
-          <w:p>
-            <w:pPr>
-              <w:spacing w:after="0"/>
-            </w:pPr>
-            <w:r>
-              <w:rPr>
-                <w:sz w:val="16"/>
-              </w:rPr>
-            </w:r>
-            <w:r>
-              <w:rPr>
-                <w:rFonts w:ascii="Consolas" w:hAnsi="Consolas"/>
-                <w:sz w:val="16"/>
-              </w:rPr>
-              <w:t>a1c8908e1ec05528</w:t>
+              <w:t>data_processed_imbalanced</w:t>
+            </w:r>
+          </w:p>
+        </w:tc>
+        <w:tc>
+          <w:tcPr>
+            <w:tcW w:type="dxa" w:w="1958"/>
+          </w:tcPr>
+          <w:p>
+            <w:pPr>
+              <w:spacing w:after="0"/>
+            </w:pPr>
+            <w:r>
+              <w:rPr>
+                <w:sz w:val="16"/>
+              </w:rPr>
+            </w:r>
+            <w:r>
+              <w:rPr>
+                <w:rFonts w:ascii="Consolas" w:hAnsi="Consolas"/>
+                <w:sz w:val="16"/>
+              </w:rPr>
+              <w:t>test.csv</w:t>
+            </w:r>
+          </w:p>
+        </w:tc>
+        <w:tc>
+          <w:tcPr>
+            <w:tcW w:type="dxa" w:w="1958"/>
+          </w:tcPr>
+          <w:p>
+            <w:pPr>
+              <w:spacing w:after="0"/>
+            </w:pPr>
+            <w:r>
+              <w:rPr>
+                <w:sz w:val="16"/>
+              </w:rPr>
+            </w:r>
+            <w:r>
+              <w:rPr>
+                <w:sz w:val="16"/>
+              </w:rPr>
+              <w:t>3.02</w:t>
+            </w:r>
+          </w:p>
+        </w:tc>
+        <w:tc>
+          <w:tcPr>
+            <w:tcW w:type="dxa" w:w="1958"/>
+          </w:tcPr>
+          <w:p>
+            <w:pPr>
+              <w:spacing w:after="0"/>
+            </w:pPr>
+            <w:r>
+              <w:rPr>
+                <w:sz w:val="16"/>
+              </w:rPr>
+            </w:r>
+            <w:r>
+              <w:rPr>
+                <w:sz w:val="16"/>
+              </w:rPr>
+              <w:t>7,986</w:t>
+            </w:r>
+          </w:p>
+        </w:tc>
+        <w:tc>
+          <w:tcPr>
+            <w:tcW w:type="dxa" w:w="1958"/>
+          </w:tcPr>
+          <w:p>
+            <w:pPr>
+              <w:spacing w:after="0"/>
+            </w:pPr>
+            <w:r>
+              <w:rPr>
+                <w:sz w:val="16"/>
+              </w:rPr>
+            </w:r>
+            <w:r>
+              <w:rPr>
+                <w:rFonts w:ascii="Consolas" w:hAnsi="Consolas"/>
+                <w:sz w:val="16"/>
+              </w:rPr>
+              <w:t>f77a235aec2bb486</w:t>
             </w:r>
           </w:p>
         </w:tc>
@@ -19182,93 +19182,93 @@
                 <w:rFonts w:ascii="Consolas" w:hAnsi="Consolas"/>
                 <w:sz w:val="16"/>
               </w:rPr>
-              <w:t>data_processed_iot23_v1</w:t>
-            </w:r>
-          </w:p>
-        </w:tc>
-        <w:tc>
-          <w:tcPr>
-            <w:tcW w:type="dxa" w:w="1958"/>
-          </w:tcPr>
-          <w:p>
-            <w:pPr>
-              <w:spacing w:after="0"/>
-            </w:pPr>
-            <w:r>
-              <w:rPr>
-                <w:sz w:val="16"/>
-              </w:rPr>
-            </w:r>
-            <w:r>
-              <w:rPr>
-                <w:rFonts w:ascii="Consolas" w:hAnsi="Consolas"/>
-                <w:sz w:val="16"/>
-              </w:rPr>
-              <w:t>preprocess_config.json</w:t>
-            </w:r>
-          </w:p>
-        </w:tc>
-        <w:tc>
-          <w:tcPr>
-            <w:tcW w:type="dxa" w:w="1958"/>
-          </w:tcPr>
-          <w:p>
-            <w:pPr>
-              <w:spacing w:after="0"/>
-            </w:pPr>
-            <w:r>
-              <w:rPr>
-                <w:sz w:val="16"/>
-              </w:rPr>
-            </w:r>
-            <w:r>
-              <w:rPr>
-                <w:sz w:val="16"/>
-              </w:rPr>
-              <w:t>0.00</w:t>
-            </w:r>
-          </w:p>
-        </w:tc>
-        <w:tc>
-          <w:tcPr>
-            <w:tcW w:type="dxa" w:w="1958"/>
-          </w:tcPr>
-          <w:p>
-            <w:pPr>
-              <w:spacing w:after="0"/>
-            </w:pPr>
-            <w:r>
-              <w:rPr>
-                <w:sz w:val="16"/>
-              </w:rPr>
-            </w:r>
-            <w:r>
-              <w:rPr>
-                <w:sz w:val="16"/>
-              </w:rPr>
-              <w:t>—</w:t>
-            </w:r>
-          </w:p>
-        </w:tc>
-        <w:tc>
-          <w:tcPr>
-            <w:tcW w:type="dxa" w:w="1958"/>
-          </w:tcPr>
-          <w:p>
-            <w:pPr>
-              <w:spacing w:after="0"/>
-            </w:pPr>
-            <w:r>
-              <w:rPr>
-                <w:sz w:val="16"/>
-              </w:rPr>
-            </w:r>
-            <w:r>
-              <w:rPr>
-                <w:rFonts w:ascii="Consolas" w:hAnsi="Consolas"/>
-                <w:sz w:val="16"/>
-              </w:rPr>
-              <w:t>f70fd3bc0fd70ebc</w:t>
+              <w:t>data_processed_imbalanced</w:t>
+            </w:r>
+          </w:p>
+        </w:tc>
+        <w:tc>
+          <w:tcPr>
+            <w:tcW w:type="dxa" w:w="1958"/>
+          </w:tcPr>
+          <w:p>
+            <w:pPr>
+              <w:spacing w:after="0"/>
+            </w:pPr>
+            <w:r>
+              <w:rPr>
+                <w:sz w:val="16"/>
+              </w:rPr>
+            </w:r>
+            <w:r>
+              <w:rPr>
+                <w:rFonts w:ascii="Consolas" w:hAnsi="Consolas"/>
+                <w:sz w:val="16"/>
+              </w:rPr>
+              <w:t>train.csv</w:t>
+            </w:r>
+          </w:p>
+        </w:tc>
+        <w:tc>
+          <w:tcPr>
+            <w:tcW w:type="dxa" w:w="1958"/>
+          </w:tcPr>
+          <w:p>
+            <w:pPr>
+              <w:spacing w:after="0"/>
+            </w:pPr>
+            <w:r>
+              <w:rPr>
+                <w:sz w:val="16"/>
+              </w:rPr>
+            </w:r>
+            <w:r>
+              <w:rPr>
+                <w:sz w:val="16"/>
+              </w:rPr>
+              <w:t>14.06</w:t>
+            </w:r>
+          </w:p>
+        </w:tc>
+        <w:tc>
+          <w:tcPr>
+            <w:tcW w:type="dxa" w:w="1958"/>
+          </w:tcPr>
+          <w:p>
+            <w:pPr>
+              <w:spacing w:after="0"/>
+            </w:pPr>
+            <w:r>
+              <w:rPr>
+                <w:sz w:val="16"/>
+              </w:rPr>
+            </w:r>
+            <w:r>
+              <w:rPr>
+                <w:sz w:val="16"/>
+              </w:rPr>
+              <w:t>37,265</w:t>
+            </w:r>
+          </w:p>
+        </w:tc>
+        <w:tc>
+          <w:tcPr>
+            <w:tcW w:type="dxa" w:w="1958"/>
+          </w:tcPr>
+          <w:p>
+            <w:pPr>
+              <w:spacing w:after="0"/>
+            </w:pPr>
+            <w:r>
+              <w:rPr>
+                <w:sz w:val="16"/>
+              </w:rPr>
+            </w:r>
+            <w:r>
+              <w:rPr>
+                <w:rFonts w:ascii="Consolas" w:hAnsi="Consolas"/>
+                <w:sz w:val="16"/>
+              </w:rPr>
+              <w:t>edf80f9838aec4c0</w:t>
             </w:r>
           </w:p>
         </w:tc>
@@ -19292,93 +19292,93 @@
                 <w:rFonts w:ascii="Consolas" w:hAnsi="Consolas"/>
                 <w:sz w:val="16"/>
               </w:rPr>
-              <w:t>data_processed_iot23_v1</w:t>
-            </w:r>
-          </w:p>
-        </w:tc>
-        <w:tc>
-          <w:tcPr>
-            <w:tcW w:type="dxa" w:w="1958"/>
-          </w:tcPr>
-          <w:p>
-            <w:pPr>
-              <w:spacing w:after="0"/>
-            </w:pPr>
-            <w:r>
-              <w:rPr>
-                <w:sz w:val="16"/>
-              </w:rPr>
-            </w:r>
-            <w:r>
-              <w:rPr>
-                <w:rFonts w:ascii="Consolas" w:hAnsi="Consolas"/>
-                <w:sz w:val="16"/>
-              </w:rPr>
-              <w:t>test.csv</w:t>
-            </w:r>
-          </w:p>
-        </w:tc>
-        <w:tc>
-          <w:tcPr>
-            <w:tcW w:type="dxa" w:w="1958"/>
-          </w:tcPr>
-          <w:p>
-            <w:pPr>
-              <w:spacing w:after="0"/>
-            </w:pPr>
-            <w:r>
-              <w:rPr>
-                <w:sz w:val="16"/>
-              </w:rPr>
-            </w:r>
-            <w:r>
-              <w:rPr>
-                <w:sz w:val="16"/>
-              </w:rPr>
-              <w:t>0.19</w:t>
-            </w:r>
-          </w:p>
-        </w:tc>
-        <w:tc>
-          <w:tcPr>
-            <w:tcW w:type="dxa" w:w="1958"/>
-          </w:tcPr>
-          <w:p>
-            <w:pPr>
-              <w:spacing w:after="0"/>
-            </w:pPr>
-            <w:r>
-              <w:rPr>
-                <w:sz w:val="16"/>
-              </w:rPr>
-            </w:r>
-            <w:r>
-              <w:rPr>
-                <w:sz w:val="16"/>
-              </w:rPr>
-              <w:t>4,000</w:t>
-            </w:r>
-          </w:p>
-        </w:tc>
-        <w:tc>
-          <w:tcPr>
-            <w:tcW w:type="dxa" w:w="1958"/>
-          </w:tcPr>
-          <w:p>
-            <w:pPr>
-              <w:spacing w:after="0"/>
-            </w:pPr>
-            <w:r>
-              <w:rPr>
-                <w:sz w:val="16"/>
-              </w:rPr>
-            </w:r>
-            <w:r>
-              <w:rPr>
-                <w:rFonts w:ascii="Consolas" w:hAnsi="Consolas"/>
-                <w:sz w:val="16"/>
-              </w:rPr>
-              <w:t>91f9cbe6579951a0</w:t>
+              <w:t>data_processed_imbalanced</w:t>
+            </w:r>
+          </w:p>
+        </w:tc>
+        <w:tc>
+          <w:tcPr>
+            <w:tcW w:type="dxa" w:w="1958"/>
+          </w:tcPr>
+          <w:p>
+            <w:pPr>
+              <w:spacing w:after="0"/>
+            </w:pPr>
+            <w:r>
+              <w:rPr>
+                <w:sz w:val="16"/>
+              </w:rPr>
+            </w:r>
+            <w:r>
+              <w:rPr>
+                <w:rFonts w:ascii="Consolas" w:hAnsi="Consolas"/>
+                <w:sz w:val="16"/>
+              </w:rPr>
+              <w:t>validation.csv</w:t>
+            </w:r>
+          </w:p>
+        </w:tc>
+        <w:tc>
+          <w:tcPr>
+            <w:tcW w:type="dxa" w:w="1958"/>
+          </w:tcPr>
+          <w:p>
+            <w:pPr>
+              <w:spacing w:after="0"/>
+            </w:pPr>
+            <w:r>
+              <w:rPr>
+                <w:sz w:val="16"/>
+              </w:rPr>
+            </w:r>
+            <w:r>
+              <w:rPr>
+                <w:sz w:val="16"/>
+              </w:rPr>
+              <w:t>3.01</w:t>
+            </w:r>
+          </w:p>
+        </w:tc>
+        <w:tc>
+          <w:tcPr>
+            <w:tcW w:type="dxa" w:w="1958"/>
+          </w:tcPr>
+          <w:p>
+            <w:pPr>
+              <w:spacing w:after="0"/>
+            </w:pPr>
+            <w:r>
+              <w:rPr>
+                <w:sz w:val="16"/>
+              </w:rPr>
+            </w:r>
+            <w:r>
+              <w:rPr>
+                <w:sz w:val="16"/>
+              </w:rPr>
+              <w:t>7,986</w:t>
+            </w:r>
+          </w:p>
+        </w:tc>
+        <w:tc>
+          <w:tcPr>
+            <w:tcW w:type="dxa" w:w="1958"/>
+          </w:tcPr>
+          <w:p>
+            <w:pPr>
+              <w:spacing w:after="0"/>
+            </w:pPr>
+            <w:r>
+              <w:rPr>
+                <w:sz w:val="16"/>
+              </w:rPr>
+            </w:r>
+            <w:r>
+              <w:rPr>
+                <w:rFonts w:ascii="Consolas" w:hAnsi="Consolas"/>
+                <w:sz w:val="16"/>
+              </w:rPr>
+              <w:t>aa6b4e4c9f122e38</w:t>
             </w:r>
           </w:p>
         </w:tc>
@@ -19402,93 +19402,93 @@
                 <w:rFonts w:ascii="Consolas" w:hAnsi="Consolas"/>
                 <w:sz w:val="16"/>
               </w:rPr>
-              <w:t>data_processed_iot23_v1</w:t>
-            </w:r>
-          </w:p>
-        </w:tc>
-        <w:tc>
-          <w:tcPr>
-            <w:tcW w:type="dxa" w:w="1958"/>
-          </w:tcPr>
-          <w:p>
-            <w:pPr>
-              <w:spacing w:after="0"/>
-            </w:pPr>
-            <w:r>
-              <w:rPr>
-                <w:sz w:val="16"/>
-              </w:rPr>
-            </w:r>
-            <w:r>
-              <w:rPr>
-                <w:rFonts w:ascii="Consolas" w:hAnsi="Consolas"/>
-                <w:sz w:val="16"/>
-              </w:rPr>
-              <w:t>train.csv</w:t>
-            </w:r>
-          </w:p>
-        </w:tc>
-        <w:tc>
-          <w:tcPr>
-            <w:tcW w:type="dxa" w:w="1958"/>
-          </w:tcPr>
-          <w:p>
-            <w:pPr>
-              <w:spacing w:after="0"/>
-            </w:pPr>
-            <w:r>
-              <w:rPr>
-                <w:sz w:val="16"/>
-              </w:rPr>
-            </w:r>
-            <w:r>
-              <w:rPr>
-                <w:sz w:val="16"/>
-              </w:rPr>
-              <w:t>0.41</w:t>
-            </w:r>
-          </w:p>
-        </w:tc>
-        <w:tc>
-          <w:tcPr>
-            <w:tcW w:type="dxa" w:w="1958"/>
-          </w:tcPr>
-          <w:p>
-            <w:pPr>
-              <w:spacing w:after="0"/>
-            </w:pPr>
-            <w:r>
-              <w:rPr>
-                <w:sz w:val="16"/>
-              </w:rPr>
-            </w:r>
-            <w:r>
-              <w:rPr>
-                <w:sz w:val="16"/>
-              </w:rPr>
-              <w:t>8,500</w:t>
-            </w:r>
-          </w:p>
-        </w:tc>
-        <w:tc>
-          <w:tcPr>
-            <w:tcW w:type="dxa" w:w="1958"/>
-          </w:tcPr>
-          <w:p>
-            <w:pPr>
-              <w:spacing w:after="0"/>
-            </w:pPr>
-            <w:r>
-              <w:rPr>
-                <w:sz w:val="16"/>
-              </w:rPr>
-            </w:r>
-            <w:r>
-              <w:rPr>
-                <w:rFonts w:ascii="Consolas" w:hAnsi="Consolas"/>
-                <w:sz w:val="16"/>
-              </w:rPr>
-              <w:t>bbd34f1d91a6ea6e</w:t>
+              <w:t>data_processed_imbalanced_v3</w:t>
+            </w:r>
+          </w:p>
+        </w:tc>
+        <w:tc>
+          <w:tcPr>
+            <w:tcW w:type="dxa" w:w="1958"/>
+          </w:tcPr>
+          <w:p>
+            <w:pPr>
+              <w:spacing w:after="0"/>
+            </w:pPr>
+            <w:r>
+              <w:rPr>
+                <w:sz w:val="16"/>
+              </w:rPr>
+            </w:r>
+            <w:r>
+              <w:rPr>
+                <w:rFonts w:ascii="Consolas" w:hAnsi="Consolas"/>
+                <w:sz w:val="16"/>
+              </w:rPr>
+              <w:t>dataset_summary.csv</w:t>
+            </w:r>
+          </w:p>
+        </w:tc>
+        <w:tc>
+          <w:tcPr>
+            <w:tcW w:type="dxa" w:w="1958"/>
+          </w:tcPr>
+          <w:p>
+            <w:pPr>
+              <w:spacing w:after="0"/>
+            </w:pPr>
+            <w:r>
+              <w:rPr>
+                <w:sz w:val="16"/>
+              </w:rPr>
+            </w:r>
+            <w:r>
+              <w:rPr>
+                <w:sz w:val="16"/>
+              </w:rPr>
+              <w:t>0.00</w:t>
+            </w:r>
+          </w:p>
+        </w:tc>
+        <w:tc>
+          <w:tcPr>
+            <w:tcW w:type="dxa" w:w="1958"/>
+          </w:tcPr>
+          <w:p>
+            <w:pPr>
+              <w:spacing w:after="0"/>
+            </w:pPr>
+            <w:r>
+              <w:rPr>
+                <w:sz w:val="16"/>
+              </w:rPr>
+            </w:r>
+            <w:r>
+              <w:rPr>
+                <w:sz w:val="16"/>
+              </w:rPr>
+              <w:t>5</w:t>
+            </w:r>
+          </w:p>
+        </w:tc>
+        <w:tc>
+          <w:tcPr>
+            <w:tcW w:type="dxa" w:w="1958"/>
+          </w:tcPr>
+          <w:p>
+            <w:pPr>
+              <w:spacing w:after="0"/>
+            </w:pPr>
+            <w:r>
+              <w:rPr>
+                <w:sz w:val="16"/>
+              </w:rPr>
+            </w:r>
+            <w:r>
+              <w:rPr>
+                <w:rFonts w:ascii="Consolas" w:hAnsi="Consolas"/>
+                <w:sz w:val="16"/>
+              </w:rPr>
+              <w:t>a06fe79c103a65b1</w:t>
             </w:r>
           </w:p>
         </w:tc>
@@ -19512,93 +19512,93 @@
                 <w:rFonts w:ascii="Consolas" w:hAnsi="Consolas"/>
                 <w:sz w:val="16"/>
               </w:rPr>
-              <w:t>data_processed_iot23_v1</w:t>
-            </w:r>
-          </w:p>
-        </w:tc>
-        <w:tc>
-          <w:tcPr>
-            <w:tcW w:type="dxa" w:w="1958"/>
-          </w:tcPr>
-          <w:p>
-            <w:pPr>
-              <w:spacing w:after="0"/>
-            </w:pPr>
-            <w:r>
-              <w:rPr>
-                <w:sz w:val="16"/>
-              </w:rPr>
-            </w:r>
-            <w:r>
-              <w:rPr>
-                <w:rFonts w:ascii="Consolas" w:hAnsi="Consolas"/>
-                <w:sz w:val="16"/>
-              </w:rPr>
-              <w:t>validation.csv</w:t>
-            </w:r>
-          </w:p>
-        </w:tc>
-        <w:tc>
-          <w:tcPr>
-            <w:tcW w:type="dxa" w:w="1958"/>
-          </w:tcPr>
-          <w:p>
-            <w:pPr>
-              <w:spacing w:after="0"/>
-            </w:pPr>
-            <w:r>
-              <w:rPr>
-                <w:sz w:val="16"/>
-              </w:rPr>
-            </w:r>
-            <w:r>
-              <w:rPr>
-                <w:sz w:val="16"/>
-              </w:rPr>
-              <w:t>0.07</w:t>
-            </w:r>
-          </w:p>
-        </w:tc>
-        <w:tc>
-          <w:tcPr>
-            <w:tcW w:type="dxa" w:w="1958"/>
-          </w:tcPr>
-          <w:p>
-            <w:pPr>
-              <w:spacing w:after="0"/>
-            </w:pPr>
-            <w:r>
-              <w:rPr>
-                <w:sz w:val="16"/>
-              </w:rPr>
-            </w:r>
-            <w:r>
-              <w:rPr>
-                <w:sz w:val="16"/>
-              </w:rPr>
-              <w:t>1,500</w:t>
-            </w:r>
-          </w:p>
-        </w:tc>
-        <w:tc>
-          <w:tcPr>
-            <w:tcW w:type="dxa" w:w="1958"/>
-          </w:tcPr>
-          <w:p>
-            <w:pPr>
-              <w:spacing w:after="0"/>
-            </w:pPr>
-            <w:r>
-              <w:rPr>
-                <w:sz w:val="16"/>
-              </w:rPr>
-            </w:r>
-            <w:r>
-              <w:rPr>
-                <w:rFonts w:ascii="Consolas" w:hAnsi="Consolas"/>
-                <w:sz w:val="16"/>
-              </w:rPr>
-              <w:t>4091f66bfe076239</w:t>
+              <w:t>data_processed_imbalanced_v3</w:t>
+            </w:r>
+          </w:p>
+        </w:tc>
+        <w:tc>
+          <w:tcPr>
+            <w:tcW w:type="dxa" w:w="1958"/>
+          </w:tcPr>
+          <w:p>
+            <w:pPr>
+              <w:spacing w:after="0"/>
+            </w:pPr>
+            <w:r>
+              <w:rPr>
+                <w:sz w:val="16"/>
+              </w:rPr>
+            </w:r>
+            <w:r>
+              <w:rPr>
+                <w:rFonts w:ascii="Consolas" w:hAnsi="Consolas"/>
+                <w:sz w:val="16"/>
+              </w:rPr>
+              <w:t>dedup_audit.json</w:t>
+            </w:r>
+          </w:p>
+        </w:tc>
+        <w:tc>
+          <w:tcPr>
+            <w:tcW w:type="dxa" w:w="1958"/>
+          </w:tcPr>
+          <w:p>
+            <w:pPr>
+              <w:spacing w:after="0"/>
+            </w:pPr>
+            <w:r>
+              <w:rPr>
+                <w:sz w:val="16"/>
+              </w:rPr>
+            </w:r>
+            <w:r>
+              <w:rPr>
+                <w:sz w:val="16"/>
+              </w:rPr>
+              <w:t>0.00</w:t>
+            </w:r>
+          </w:p>
+        </w:tc>
+        <w:tc>
+          <w:tcPr>
+            <w:tcW w:type="dxa" w:w="1958"/>
+          </w:tcPr>
+          <w:p>
+            <w:pPr>
+              <w:spacing w:after="0"/>
+            </w:pPr>
+            <w:r>
+              <w:rPr>
+                <w:sz w:val="16"/>
+              </w:rPr>
+            </w:r>
+            <w:r>
+              <w:rPr>
+                <w:sz w:val="16"/>
+              </w:rPr>
+              <w:t>—</w:t>
+            </w:r>
+          </w:p>
+        </w:tc>
+        <w:tc>
+          <w:tcPr>
+            <w:tcW w:type="dxa" w:w="1958"/>
+          </w:tcPr>
+          <w:p>
+            <w:pPr>
+              <w:spacing w:after="0"/>
+            </w:pPr>
+            <w:r>
+              <w:rPr>
+                <w:sz w:val="16"/>
+              </w:rPr>
+            </w:r>
+            <w:r>
+              <w:rPr>
+                <w:rFonts w:ascii="Consolas" w:hAnsi="Consolas"/>
+                <w:sz w:val="16"/>
+              </w:rPr>
+              <w:t>89867c4cae19d198</w:t>
             </w:r>
           </w:p>
         </w:tc>
@@ -19622,29 +19622,29 @@
                 <w:rFonts w:ascii="Consolas" w:hAnsi="Consolas"/>
                 <w:sz w:val="16"/>
               </w:rPr>
-              <w:t>data_processed_litnet2020_v1</w:t>
-            </w:r>
-          </w:p>
-        </w:tc>
-        <w:tc>
-          <w:tcPr>
-            <w:tcW w:type="dxa" w:w="1958"/>
-          </w:tcPr>
-          <w:p>
-            <w:pPr>
-              <w:spacing w:after="0"/>
-            </w:pPr>
-            <w:r>
-              <w:rPr>
-                <w:sz w:val="16"/>
-              </w:rPr>
-            </w:r>
-            <w:r>
-              <w:rPr>
-                <w:rFonts w:ascii="Consolas" w:hAnsi="Consolas"/>
-                <w:sz w:val="16"/>
-              </w:rPr>
-              <w:t>dataset_summary.csv</w:t>
+              <w:t>data_processed_imbalanced_v3</w:t>
+            </w:r>
+          </w:p>
+        </w:tc>
+        <w:tc>
+          <w:tcPr>
+            <w:tcW w:type="dxa" w:w="1958"/>
+          </w:tcPr>
+          <w:p>
+            <w:pPr>
+              <w:spacing w:after="0"/>
+            </w:pPr>
+            <w:r>
+              <w:rPr>
+                <w:sz w:val="16"/>
+              </w:rPr>
+            </w:r>
+            <w:r>
+              <w:rPr>
+                <w:rFonts w:ascii="Consolas" w:hAnsi="Consolas"/>
+                <w:sz w:val="16"/>
+              </w:rPr>
+              <w:t>label_mapping.json</w:t>
             </w:r>
           </w:p>
         </w:tc>
@@ -19686,29 +19686,29 @@
               <w:rPr>
                 <w:sz w:val="16"/>
               </w:rPr>
-              <w:t>13</w:t>
-            </w:r>
-          </w:p>
-        </w:tc>
-        <w:tc>
-          <w:tcPr>
-            <w:tcW w:type="dxa" w:w="1958"/>
-          </w:tcPr>
-          <w:p>
-            <w:pPr>
-              <w:spacing w:after="0"/>
-            </w:pPr>
-            <w:r>
-              <w:rPr>
-                <w:sz w:val="16"/>
-              </w:rPr>
-            </w:r>
-            <w:r>
-              <w:rPr>
-                <w:rFonts w:ascii="Consolas" w:hAnsi="Consolas"/>
-                <w:sz w:val="16"/>
-              </w:rPr>
-              <w:t>10cd3e32d25bf400</w:t>
+              <w:t>—</w:t>
+            </w:r>
+          </w:p>
+        </w:tc>
+        <w:tc>
+          <w:tcPr>
+            <w:tcW w:type="dxa" w:w="1958"/>
+          </w:tcPr>
+          <w:p>
+            <w:pPr>
+              <w:spacing w:after="0"/>
+            </w:pPr>
+            <w:r>
+              <w:rPr>
+                <w:sz w:val="16"/>
+              </w:rPr>
+            </w:r>
+            <w:r>
+              <w:rPr>
+                <w:rFonts w:ascii="Consolas" w:hAnsi="Consolas"/>
+                <w:sz w:val="16"/>
+              </w:rPr>
+              <w:t>9c542877e0614e07</w:t>
             </w:r>
           </w:p>
         </w:tc>
@@ -19732,7 +19732,7 @@
                 <w:rFonts w:ascii="Consolas" w:hAnsi="Consolas"/>
                 <w:sz w:val="16"/>
               </w:rPr>
-              <w:t>data_processed_litnet2020_v1</w:t>
+              <w:t>data_processed_imbalanced_v3</w:t>
             </w:r>
           </w:p>
         </w:tc>
@@ -19818,7 +19818,7 @@
                 <w:rFonts w:ascii="Consolas" w:hAnsi="Consolas"/>
                 <w:sz w:val="16"/>
               </w:rPr>
-              <w:t>fdc659a3a342ad26</w:t>
+              <w:t>6d167bdf4b91835a</w:t>
             </w:r>
           </w:p>
         </w:tc>
@@ -19842,7 +19842,7 @@
                 <w:rFonts w:ascii="Consolas" w:hAnsi="Consolas"/>
                 <w:sz w:val="16"/>
               </w:rPr>
-              <w:t>data_processed_litnet2020_v1</w:t>
+              <w:t>data_processed_imbalanced_v3</w:t>
             </w:r>
           </w:p>
         </w:tc>
@@ -19885,50 +19885,50 @@
               <w:rPr>
                 <w:sz w:val="16"/>
               </w:rPr>
-              <w:t>2.66</w:t>
-            </w:r>
-          </w:p>
-        </w:tc>
-        <w:tc>
-          <w:tcPr>
-            <w:tcW w:type="dxa" w:w="1958"/>
-          </w:tcPr>
-          <w:p>
-            <w:pPr>
-              <w:spacing w:after="0"/>
-            </w:pPr>
-            <w:r>
-              <w:rPr>
-                <w:sz w:val="16"/>
-              </w:rPr>
-            </w:r>
-            <w:r>
-              <w:rPr>
-                <w:sz w:val="16"/>
-              </w:rPr>
-              <w:t>9,522</w:t>
-            </w:r>
-          </w:p>
-        </w:tc>
-        <w:tc>
-          <w:tcPr>
-            <w:tcW w:type="dxa" w:w="1958"/>
-          </w:tcPr>
-          <w:p>
-            <w:pPr>
-              <w:spacing w:after="0"/>
-            </w:pPr>
-            <w:r>
-              <w:rPr>
-                <w:sz w:val="16"/>
-              </w:rPr>
-            </w:r>
-            <w:r>
-              <w:rPr>
-                <w:rFonts w:ascii="Consolas" w:hAnsi="Consolas"/>
-                <w:sz w:val="16"/>
-              </w:rPr>
-              <w:t>52346d055860cffa</w:t>
+              <w:t>3.02</w:t>
+            </w:r>
+          </w:p>
+        </w:tc>
+        <w:tc>
+          <w:tcPr>
+            <w:tcW w:type="dxa" w:w="1958"/>
+          </w:tcPr>
+          <w:p>
+            <w:pPr>
+              <w:spacing w:after="0"/>
+            </w:pPr>
+            <w:r>
+              <w:rPr>
+                <w:sz w:val="16"/>
+              </w:rPr>
+            </w:r>
+            <w:r>
+              <w:rPr>
+                <w:sz w:val="16"/>
+              </w:rPr>
+              <w:t>7,986</w:t>
+            </w:r>
+          </w:p>
+        </w:tc>
+        <w:tc>
+          <w:tcPr>
+            <w:tcW w:type="dxa" w:w="1958"/>
+          </w:tcPr>
+          <w:p>
+            <w:pPr>
+              <w:spacing w:after="0"/>
+            </w:pPr>
+            <w:r>
+              <w:rPr>
+                <w:sz w:val="16"/>
+              </w:rPr>
+            </w:r>
+            <w:r>
+              <w:rPr>
+                <w:rFonts w:ascii="Consolas" w:hAnsi="Consolas"/>
+                <w:sz w:val="16"/>
+              </w:rPr>
+              <w:t>f77a235aec2bb486</w:t>
             </w:r>
           </w:p>
         </w:tc>
@@ -19952,7 +19952,7 @@
                 <w:rFonts w:ascii="Consolas" w:hAnsi="Consolas"/>
                 <w:sz w:val="16"/>
               </w:rPr>
-              <w:t>data_processed_litnet2020_v1</w:t>
+              <w:t>data_processed_imbalanced_v3</w:t>
             </w:r>
           </w:p>
         </w:tc>
@@ -19995,50 +19995,50 @@
               <w:rPr>
                 <w:sz w:val="16"/>
               </w:rPr>
-              <w:t>4.83</w:t>
-            </w:r>
-          </w:p>
-        </w:tc>
-        <w:tc>
-          <w:tcPr>
-            <w:tcW w:type="dxa" w:w="1958"/>
-          </w:tcPr>
-          <w:p>
-            <w:pPr>
-              <w:spacing w:after="0"/>
-            </w:pPr>
-            <w:r>
-              <w:rPr>
-                <w:sz w:val="16"/>
-              </w:rPr>
-            </w:r>
-            <w:r>
-              <w:rPr>
-                <w:sz w:val="16"/>
-              </w:rPr>
-              <w:t>17,296</w:t>
-            </w:r>
-          </w:p>
-        </w:tc>
-        <w:tc>
-          <w:tcPr>
-            <w:tcW w:type="dxa" w:w="1958"/>
-          </w:tcPr>
-          <w:p>
-            <w:pPr>
-              <w:spacing w:after="0"/>
-            </w:pPr>
-            <w:r>
-              <w:rPr>
-                <w:sz w:val="16"/>
-              </w:rPr>
-            </w:r>
-            <w:r>
-              <w:rPr>
-                <w:rFonts w:ascii="Consolas" w:hAnsi="Consolas"/>
-                <w:sz w:val="16"/>
-              </w:rPr>
-              <w:t>b0c4f386e5aedc0c</w:t>
+              <w:t>14.06</w:t>
+            </w:r>
+          </w:p>
+        </w:tc>
+        <w:tc>
+          <w:tcPr>
+            <w:tcW w:type="dxa" w:w="1958"/>
+          </w:tcPr>
+          <w:p>
+            <w:pPr>
+              <w:spacing w:after="0"/>
+            </w:pPr>
+            <w:r>
+              <w:rPr>
+                <w:sz w:val="16"/>
+              </w:rPr>
+            </w:r>
+            <w:r>
+              <w:rPr>
+                <w:sz w:val="16"/>
+              </w:rPr>
+              <w:t>37,265</w:t>
+            </w:r>
+          </w:p>
+        </w:tc>
+        <w:tc>
+          <w:tcPr>
+            <w:tcW w:type="dxa" w:w="1958"/>
+          </w:tcPr>
+          <w:p>
+            <w:pPr>
+              <w:spacing w:after="0"/>
+            </w:pPr>
+            <w:r>
+              <w:rPr>
+                <w:sz w:val="16"/>
+              </w:rPr>
+            </w:r>
+            <w:r>
+              <w:rPr>
+                <w:rFonts w:ascii="Consolas" w:hAnsi="Consolas"/>
+                <w:sz w:val="16"/>
+              </w:rPr>
+              <w:t>edf80f9838aec4c0</w:t>
             </w:r>
           </w:p>
         </w:tc>
@@ -20062,7 +20062,7 @@
                 <w:rFonts w:ascii="Consolas" w:hAnsi="Consolas"/>
                 <w:sz w:val="16"/>
               </w:rPr>
-              <w:t>data_processed_litnet2020_v1</w:t>
+              <w:t>data_processed_imbalanced_v3</w:t>
             </w:r>
           </w:p>
         </w:tc>
@@ -20105,50 +20105,50 @@
               <w:rPr>
                 <w:sz w:val="16"/>
               </w:rPr>
-              <w:t>0.85</w:t>
-            </w:r>
-          </w:p>
-        </w:tc>
-        <w:tc>
-          <w:tcPr>
-            <w:tcW w:type="dxa" w:w="1958"/>
-          </w:tcPr>
-          <w:p>
-            <w:pPr>
-              <w:spacing w:after="0"/>
-            </w:pPr>
-            <w:r>
-              <w:rPr>
-                <w:sz w:val="16"/>
-              </w:rPr>
-            </w:r>
-            <w:r>
-              <w:rPr>
-                <w:sz w:val="16"/>
-              </w:rPr>
-              <w:t>3,053</w:t>
-            </w:r>
-          </w:p>
-        </w:tc>
-        <w:tc>
-          <w:tcPr>
-            <w:tcW w:type="dxa" w:w="1958"/>
-          </w:tcPr>
-          <w:p>
-            <w:pPr>
-              <w:spacing w:after="0"/>
-            </w:pPr>
-            <w:r>
-              <w:rPr>
-                <w:sz w:val="16"/>
-              </w:rPr>
-            </w:r>
-            <w:r>
-              <w:rPr>
-                <w:rFonts w:ascii="Consolas" w:hAnsi="Consolas"/>
-                <w:sz w:val="16"/>
-              </w:rPr>
-              <w:t>a9f5006205b8edb6</w:t>
+              <w:t>3.01</w:t>
+            </w:r>
+          </w:p>
+        </w:tc>
+        <w:tc>
+          <w:tcPr>
+            <w:tcW w:type="dxa" w:w="1958"/>
+          </w:tcPr>
+          <w:p>
+            <w:pPr>
+              <w:spacing w:after="0"/>
+            </w:pPr>
+            <w:r>
+              <w:rPr>
+                <w:sz w:val="16"/>
+              </w:rPr>
+            </w:r>
+            <w:r>
+              <w:rPr>
+                <w:sz w:val="16"/>
+              </w:rPr>
+              <w:t>7,986</w:t>
+            </w:r>
+          </w:p>
+        </w:tc>
+        <w:tc>
+          <w:tcPr>
+            <w:tcW w:type="dxa" w:w="1958"/>
+          </w:tcPr>
+          <w:p>
+            <w:pPr>
+              <w:spacing w:after="0"/>
+            </w:pPr>
+            <w:r>
+              <w:rPr>
+                <w:sz w:val="16"/>
+              </w:rPr>
+            </w:r>
+            <w:r>
+              <w:rPr>
+                <w:rFonts w:ascii="Consolas" w:hAnsi="Consolas"/>
+                <w:sz w:val="16"/>
+              </w:rPr>
+              <w:t>aa6b4e4c9f122e38</w:t>
             </w:r>
           </w:p>
         </w:tc>
@@ -20172,7 +20172,7 @@
                 <w:rFonts w:ascii="Consolas" w:hAnsi="Consolas"/>
                 <w:sz w:val="16"/>
               </w:rPr>
-              <w:t>data_processed_nbaiot_v48</w:t>
+              <w:t>data_processed_iot23_v1</w:t>
             </w:r>
           </w:p>
         </w:tc>
@@ -20236,29 +20236,29 @@
               <w:rPr>
                 <w:sz w:val="16"/>
               </w:rPr>
-              <w:t>3</w:t>
-            </w:r>
-          </w:p>
-        </w:tc>
-        <w:tc>
-          <w:tcPr>
-            <w:tcW w:type="dxa" w:w="1958"/>
-          </w:tcPr>
-          <w:p>
-            <w:pPr>
-              <w:spacing w:after="0"/>
-            </w:pPr>
-            <w:r>
-              <w:rPr>
-                <w:sz w:val="16"/>
-              </w:rPr>
-            </w:r>
-            <w:r>
-              <w:rPr>
-                <w:rFonts w:ascii="Consolas" w:hAnsi="Consolas"/>
-                <w:sz w:val="16"/>
-              </w:rPr>
-              <w:t>973f3e1fb523d225</w:t>
+              <w:t>2</w:t>
+            </w:r>
+          </w:p>
+        </w:tc>
+        <w:tc>
+          <w:tcPr>
+            <w:tcW w:type="dxa" w:w="1958"/>
+          </w:tcPr>
+          <w:p>
+            <w:pPr>
+              <w:spacing w:after="0"/>
+            </w:pPr>
+            <w:r>
+              <w:rPr>
+                <w:sz w:val="16"/>
+              </w:rPr>
+            </w:r>
+            <w:r>
+              <w:rPr>
+                <w:rFonts w:ascii="Consolas" w:hAnsi="Consolas"/>
+                <w:sz w:val="16"/>
+              </w:rPr>
+              <w:t>a1c8908e1ec05528</w:t>
             </w:r>
           </w:p>
         </w:tc>
@@ -20282,7 +20282,7 @@
                 <w:rFonts w:ascii="Consolas" w:hAnsi="Consolas"/>
                 <w:sz w:val="16"/>
               </w:rPr>
-              <w:t>data_processed_nbaiot_v48</w:t>
+              <w:t>data_processed_iot23_v1</w:t>
             </w:r>
           </w:p>
         </w:tc>
@@ -20368,7 +20368,7 @@
                 <w:rFonts w:ascii="Consolas" w:hAnsi="Consolas"/>
                 <w:sz w:val="16"/>
               </w:rPr>
-              <w:t>04ca81e561ca761b</w:t>
+              <w:t>f70fd3bc0fd70ebc</w:t>
             </w:r>
           </w:p>
         </w:tc>
@@ -20392,7 +20392,7 @@
                 <w:rFonts w:ascii="Consolas" w:hAnsi="Consolas"/>
                 <w:sz w:val="16"/>
               </w:rPr>
-              <w:t>data_processed_nbaiot_v48</w:t>
+              <w:t>data_processed_iot23_v1</w:t>
             </w:r>
           </w:p>
         </w:tc>
@@ -20435,50 +20435,50 @@
               <w:rPr>
                 <w:sz w:val="16"/>
               </w:rPr>
-              <w:t>24.71</w:t>
-            </w:r>
-          </w:p>
-        </w:tc>
-        <w:tc>
-          <w:tcPr>
-            <w:tcW w:type="dxa" w:w="1958"/>
-          </w:tcPr>
-          <w:p>
-            <w:pPr>
-              <w:spacing w:after="0"/>
-            </w:pPr>
-            <w:r>
-              <w:rPr>
-                <w:sz w:val="16"/>
-              </w:rPr>
-            </w:r>
-            <w:r>
-              <w:rPr>
-                <w:sz w:val="16"/>
-              </w:rPr>
-              <w:t>27,000</w:t>
-            </w:r>
-          </w:p>
-        </w:tc>
-        <w:tc>
-          <w:tcPr>
-            <w:tcW w:type="dxa" w:w="1958"/>
-          </w:tcPr>
-          <w:p>
-            <w:pPr>
-              <w:spacing w:after="0"/>
-            </w:pPr>
-            <w:r>
-              <w:rPr>
-                <w:sz w:val="16"/>
-              </w:rPr>
-            </w:r>
-            <w:r>
-              <w:rPr>
-                <w:rFonts w:ascii="Consolas" w:hAnsi="Consolas"/>
-                <w:sz w:val="16"/>
-              </w:rPr>
-              <w:t>9910602bf6e8b6ea</w:t>
+              <w:t>0.19</w:t>
+            </w:r>
+          </w:p>
+        </w:tc>
+        <w:tc>
+          <w:tcPr>
+            <w:tcW w:type="dxa" w:w="1958"/>
+          </w:tcPr>
+          <w:p>
+            <w:pPr>
+              <w:spacing w:after="0"/>
+            </w:pPr>
+            <w:r>
+              <w:rPr>
+                <w:sz w:val="16"/>
+              </w:rPr>
+            </w:r>
+            <w:r>
+              <w:rPr>
+                <w:sz w:val="16"/>
+              </w:rPr>
+              <w:t>4,000</w:t>
+            </w:r>
+          </w:p>
+        </w:tc>
+        <w:tc>
+          <w:tcPr>
+            <w:tcW w:type="dxa" w:w="1958"/>
+          </w:tcPr>
+          <w:p>
+            <w:pPr>
+              <w:spacing w:after="0"/>
+            </w:pPr>
+            <w:r>
+              <w:rPr>
+                <w:sz w:val="16"/>
+              </w:rPr>
+            </w:r>
+            <w:r>
+              <w:rPr>
+                <w:rFonts w:ascii="Consolas" w:hAnsi="Consolas"/>
+                <w:sz w:val="16"/>
+              </w:rPr>
+              <w:t>91f9cbe6579951a0</w:t>
             </w:r>
           </w:p>
         </w:tc>
@@ -20502,7 +20502,7 @@
                 <w:rFonts w:ascii="Consolas" w:hAnsi="Consolas"/>
                 <w:sz w:val="16"/>
               </w:rPr>
-              <w:t>data_processed_nbaiot_v48</w:t>
+              <w:t>data_processed_iot23_v1</w:t>
             </w:r>
           </w:p>
         </w:tc>
@@ -20545,50 +20545,50 @@
               <w:rPr>
                 <w:sz w:val="16"/>
               </w:rPr>
-              <w:t>115.28</w:t>
-            </w:r>
-          </w:p>
-        </w:tc>
-        <w:tc>
-          <w:tcPr>
-            <w:tcW w:type="dxa" w:w="1958"/>
-          </w:tcPr>
-          <w:p>
-            <w:pPr>
-              <w:spacing w:after="0"/>
-            </w:pPr>
-            <w:r>
-              <w:rPr>
-                <w:sz w:val="16"/>
-              </w:rPr>
-            </w:r>
-            <w:r>
-              <w:rPr>
-                <w:sz w:val="16"/>
-              </w:rPr>
-              <w:t>126,000</w:t>
-            </w:r>
-          </w:p>
-        </w:tc>
-        <w:tc>
-          <w:tcPr>
-            <w:tcW w:type="dxa" w:w="1958"/>
-          </w:tcPr>
-          <w:p>
-            <w:pPr>
-              <w:spacing w:after="0"/>
-            </w:pPr>
-            <w:r>
-              <w:rPr>
-                <w:sz w:val="16"/>
-              </w:rPr>
-            </w:r>
-            <w:r>
-              <w:rPr>
-                <w:rFonts w:ascii="Consolas" w:hAnsi="Consolas"/>
-                <w:sz w:val="16"/>
-              </w:rPr>
-              <w:t>—</w:t>
+              <w:t>0.41</w:t>
+            </w:r>
+          </w:p>
+        </w:tc>
+        <w:tc>
+          <w:tcPr>
+            <w:tcW w:type="dxa" w:w="1958"/>
+          </w:tcPr>
+          <w:p>
+            <w:pPr>
+              <w:spacing w:after="0"/>
+            </w:pPr>
+            <w:r>
+              <w:rPr>
+                <w:sz w:val="16"/>
+              </w:rPr>
+            </w:r>
+            <w:r>
+              <w:rPr>
+                <w:sz w:val="16"/>
+              </w:rPr>
+              <w:t>8,500</w:t>
+            </w:r>
+          </w:p>
+        </w:tc>
+        <w:tc>
+          <w:tcPr>
+            <w:tcW w:type="dxa" w:w="1958"/>
+          </w:tcPr>
+          <w:p>
+            <w:pPr>
+              <w:spacing w:after="0"/>
+            </w:pPr>
+            <w:r>
+              <w:rPr>
+                <w:sz w:val="16"/>
+              </w:rPr>
+            </w:r>
+            <w:r>
+              <w:rPr>
+                <w:rFonts w:ascii="Consolas" w:hAnsi="Consolas"/>
+                <w:sz w:val="16"/>
+              </w:rPr>
+              <w:t>bbd34f1d91a6ea6e</w:t>
             </w:r>
           </w:p>
         </w:tc>
@@ -20612,7 +20612,7 @@
                 <w:rFonts w:ascii="Consolas" w:hAnsi="Consolas"/>
                 <w:sz w:val="16"/>
               </w:rPr>
-              <w:t>data_processed_nbaiot_v48</w:t>
+              <w:t>data_processed_iot23_v1</w:t>
             </w:r>
           </w:p>
         </w:tc>
@@ -20655,50 +20655,50 @@
               <w:rPr>
                 <w:sz w:val="16"/>
               </w:rPr>
-              <w:t>24.68</w:t>
-            </w:r>
-          </w:p>
-        </w:tc>
-        <w:tc>
-          <w:tcPr>
-            <w:tcW w:type="dxa" w:w="1958"/>
-          </w:tcPr>
-          <w:p>
-            <w:pPr>
-              <w:spacing w:after="0"/>
-            </w:pPr>
-            <w:r>
-              <w:rPr>
-                <w:sz w:val="16"/>
-              </w:rPr>
-            </w:r>
-            <w:r>
-              <w:rPr>
-                <w:sz w:val="16"/>
-              </w:rPr>
-              <w:t>27,000</w:t>
-            </w:r>
-          </w:p>
-        </w:tc>
-        <w:tc>
-          <w:tcPr>
-            <w:tcW w:type="dxa" w:w="1958"/>
-          </w:tcPr>
-          <w:p>
-            <w:pPr>
-              <w:spacing w:after="0"/>
-            </w:pPr>
-            <w:r>
-              <w:rPr>
-                <w:sz w:val="16"/>
-              </w:rPr>
-            </w:r>
-            <w:r>
-              <w:rPr>
-                <w:rFonts w:ascii="Consolas" w:hAnsi="Consolas"/>
-                <w:sz w:val="16"/>
-              </w:rPr>
-              <w:t>7757fdee77582b7b</w:t>
+              <w:t>0.07</w:t>
+            </w:r>
+          </w:p>
+        </w:tc>
+        <w:tc>
+          <w:tcPr>
+            <w:tcW w:type="dxa" w:w="1958"/>
+          </w:tcPr>
+          <w:p>
+            <w:pPr>
+              <w:spacing w:after="0"/>
+            </w:pPr>
+            <w:r>
+              <w:rPr>
+                <w:sz w:val="16"/>
+              </w:rPr>
+            </w:r>
+            <w:r>
+              <w:rPr>
+                <w:sz w:val="16"/>
+              </w:rPr>
+              <w:t>1,500</w:t>
+            </w:r>
+          </w:p>
+        </w:tc>
+        <w:tc>
+          <w:tcPr>
+            <w:tcW w:type="dxa" w:w="1958"/>
+          </w:tcPr>
+          <w:p>
+            <w:pPr>
+              <w:spacing w:after="0"/>
+            </w:pPr>
+            <w:r>
+              <w:rPr>
+                <w:sz w:val="16"/>
+              </w:rPr>
+            </w:r>
+            <w:r>
+              <w:rPr>
+                <w:rFonts w:ascii="Consolas" w:hAnsi="Consolas"/>
+                <w:sz w:val="16"/>
+              </w:rPr>
+              <w:t>4091f66bfe076239</w:t>
             </w:r>
           </w:p>
         </w:tc>
@@ -20722,7 +20722,7 @@
                 <w:rFonts w:ascii="Consolas" w:hAnsi="Consolas"/>
                 <w:sz w:val="16"/>
               </w:rPr>
-              <w:t>data_processed_rt_iot2022_v1</w:t>
+              <w:t>data_processed_litnet2020_v1</w:t>
             </w:r>
           </w:p>
         </w:tc>
@@ -20786,29 +20786,29 @@
               <w:rPr>
                 <w:sz w:val="16"/>
               </w:rPr>
-              <w:t>12</w:t>
-            </w:r>
-          </w:p>
-        </w:tc>
-        <w:tc>
-          <w:tcPr>
-            <w:tcW w:type="dxa" w:w="1958"/>
-          </w:tcPr>
-          <w:p>
-            <w:pPr>
-              <w:spacing w:after="0"/>
-            </w:pPr>
-            <w:r>
-              <w:rPr>
-                <w:sz w:val="16"/>
-              </w:rPr>
-            </w:r>
-            <w:r>
-              <w:rPr>
-                <w:rFonts w:ascii="Consolas" w:hAnsi="Consolas"/>
-                <w:sz w:val="16"/>
-              </w:rPr>
-              <w:t>da241019876144f1</w:t>
+              <w:t>13</w:t>
+            </w:r>
+          </w:p>
+        </w:tc>
+        <w:tc>
+          <w:tcPr>
+            <w:tcW w:type="dxa" w:w="1958"/>
+          </w:tcPr>
+          <w:p>
+            <w:pPr>
+              <w:spacing w:after="0"/>
+            </w:pPr>
+            <w:r>
+              <w:rPr>
+                <w:sz w:val="16"/>
+              </w:rPr>
+            </w:r>
+            <w:r>
+              <w:rPr>
+                <w:rFonts w:ascii="Consolas" w:hAnsi="Consolas"/>
+                <w:sz w:val="16"/>
+              </w:rPr>
+              <w:t>10cd3e32d25bf400</w:t>
             </w:r>
           </w:p>
         </w:tc>
@@ -20832,7 +20832,7 @@
                 <w:rFonts w:ascii="Consolas" w:hAnsi="Consolas"/>
                 <w:sz w:val="16"/>
               </w:rPr>
-              <w:t>data_processed_rt_iot2022_v1</w:t>
+              <w:t>data_processed_litnet2020_v1</w:t>
             </w:r>
           </w:p>
         </w:tc>
@@ -20918,7 +20918,7 @@
                 <w:rFonts w:ascii="Consolas" w:hAnsi="Consolas"/>
                 <w:sz w:val="16"/>
               </w:rPr>
-              <w:t>36ae9a70f390f97a</w:t>
+              <w:t>fdc659a3a342ad26</w:t>
             </w:r>
           </w:p>
         </w:tc>
@@ -20942,7 +20942,7 @@
                 <w:rFonts w:ascii="Consolas" w:hAnsi="Consolas"/>
                 <w:sz w:val="16"/>
               </w:rPr>
-              <w:t>data_processed_rt_iot2022_v1</w:t>
+              <w:t>data_processed_litnet2020_v1</w:t>
             </w:r>
           </w:p>
         </w:tc>
@@ -20985,50 +20985,50 @@
               <w:rPr>
                 <w:sz w:val="16"/>
               </w:rPr>
-              <w:t>2.72</w:t>
-            </w:r>
-          </w:p>
-        </w:tc>
-        <w:tc>
-          <w:tcPr>
-            <w:tcW w:type="dxa" w:w="1958"/>
-          </w:tcPr>
-          <w:p>
-            <w:pPr>
-              <w:spacing w:after="0"/>
-            </w:pPr>
-            <w:r>
-              <w:rPr>
-                <w:sz w:val="16"/>
-              </w:rPr>
-            </w:r>
-            <w:r>
-              <w:rPr>
-                <w:sz w:val="16"/>
-              </w:rPr>
-              <w:t>5,393</w:t>
-            </w:r>
-          </w:p>
-        </w:tc>
-        <w:tc>
-          <w:tcPr>
-            <w:tcW w:type="dxa" w:w="1958"/>
-          </w:tcPr>
-          <w:p>
-            <w:pPr>
-              <w:spacing w:after="0"/>
-            </w:pPr>
-            <w:r>
-              <w:rPr>
-                <w:sz w:val="16"/>
-              </w:rPr>
-            </w:r>
-            <w:r>
-              <w:rPr>
-                <w:rFonts w:ascii="Consolas" w:hAnsi="Consolas"/>
-                <w:sz w:val="16"/>
-              </w:rPr>
-              <w:t>02ca02abb72226d7</w:t>
+              <w:t>2.66</w:t>
+            </w:r>
+          </w:p>
+        </w:tc>
+        <w:tc>
+          <w:tcPr>
+            <w:tcW w:type="dxa" w:w="1958"/>
+          </w:tcPr>
+          <w:p>
+            <w:pPr>
+              <w:spacing w:after="0"/>
+            </w:pPr>
+            <w:r>
+              <w:rPr>
+                <w:sz w:val="16"/>
+              </w:rPr>
+            </w:r>
+            <w:r>
+              <w:rPr>
+                <w:sz w:val="16"/>
+              </w:rPr>
+              <w:t>9,522</w:t>
+            </w:r>
+          </w:p>
+        </w:tc>
+        <w:tc>
+          <w:tcPr>
+            <w:tcW w:type="dxa" w:w="1958"/>
+          </w:tcPr>
+          <w:p>
+            <w:pPr>
+              <w:spacing w:after="0"/>
+            </w:pPr>
+            <w:r>
+              <w:rPr>
+                <w:sz w:val="16"/>
+              </w:rPr>
+            </w:r>
+            <w:r>
+              <w:rPr>
+                <w:rFonts w:ascii="Consolas" w:hAnsi="Consolas"/>
+                <w:sz w:val="16"/>
+              </w:rPr>
+              <w:t>52346d055860cffa</w:t>
             </w:r>
           </w:p>
         </w:tc>
@@ -21052,7 +21052,7 @@
                 <w:rFonts w:ascii="Consolas" w:hAnsi="Consolas"/>
                 <w:sz w:val="16"/>
               </w:rPr>
-              <w:t>data_processed_rt_iot2022_v1</w:t>
+              <w:t>data_processed_litnet2020_v1</w:t>
             </w:r>
           </w:p>
         </w:tc>
@@ -21095,50 +21095,50 @@
               <w:rPr>
                 <w:sz w:val="16"/>
               </w:rPr>
-              <w:t>5.37</w:t>
-            </w:r>
-          </w:p>
-        </w:tc>
-        <w:tc>
-          <w:tcPr>
-            <w:tcW w:type="dxa" w:w="1958"/>
-          </w:tcPr>
-          <w:p>
-            <w:pPr>
-              <w:spacing w:after="0"/>
-            </w:pPr>
-            <w:r>
-              <w:rPr>
-                <w:sz w:val="16"/>
-              </w:rPr>
-            </w:r>
-            <w:r>
-              <w:rPr>
-                <w:sz w:val="16"/>
-              </w:rPr>
-              <w:t>10,620</w:t>
-            </w:r>
-          </w:p>
-        </w:tc>
-        <w:tc>
-          <w:tcPr>
-            <w:tcW w:type="dxa" w:w="1958"/>
-          </w:tcPr>
-          <w:p>
-            <w:pPr>
-              <w:spacing w:after="0"/>
-            </w:pPr>
-            <w:r>
-              <w:rPr>
-                <w:sz w:val="16"/>
-              </w:rPr>
-            </w:r>
-            <w:r>
-              <w:rPr>
-                <w:rFonts w:ascii="Consolas" w:hAnsi="Consolas"/>
-                <w:sz w:val="16"/>
-              </w:rPr>
-              <w:t>6c863af5c502340e</w:t>
+              <w:t>4.83</w:t>
+            </w:r>
+          </w:p>
+        </w:tc>
+        <w:tc>
+          <w:tcPr>
+            <w:tcW w:type="dxa" w:w="1958"/>
+          </w:tcPr>
+          <w:p>
+            <w:pPr>
+              <w:spacing w:after="0"/>
+            </w:pPr>
+            <w:r>
+              <w:rPr>
+                <w:sz w:val="16"/>
+              </w:rPr>
+            </w:r>
+            <w:r>
+              <w:rPr>
+                <w:sz w:val="16"/>
+              </w:rPr>
+              <w:t>17,296</w:t>
+            </w:r>
+          </w:p>
+        </w:tc>
+        <w:tc>
+          <w:tcPr>
+            <w:tcW w:type="dxa" w:w="1958"/>
+          </w:tcPr>
+          <w:p>
+            <w:pPr>
+              <w:spacing w:after="0"/>
+            </w:pPr>
+            <w:r>
+              <w:rPr>
+                <w:sz w:val="16"/>
+              </w:rPr>
+            </w:r>
+            <w:r>
+              <w:rPr>
+                <w:rFonts w:ascii="Consolas" w:hAnsi="Consolas"/>
+                <w:sz w:val="16"/>
+              </w:rPr>
+              <w:t>b0c4f386e5aedc0c</w:t>
             </w:r>
           </w:p>
         </w:tc>
@@ -21162,6 +21162,666 @@
                 <w:rFonts w:ascii="Consolas" w:hAnsi="Consolas"/>
                 <w:sz w:val="16"/>
               </w:rPr>
+              <w:t>data_processed_litnet2020_v1</w:t>
+            </w:r>
+          </w:p>
+        </w:tc>
+        <w:tc>
+          <w:tcPr>
+            <w:tcW w:type="dxa" w:w="1958"/>
+          </w:tcPr>
+          <w:p>
+            <w:pPr>
+              <w:spacing w:after="0"/>
+            </w:pPr>
+            <w:r>
+              <w:rPr>
+                <w:sz w:val="16"/>
+              </w:rPr>
+            </w:r>
+            <w:r>
+              <w:rPr>
+                <w:rFonts w:ascii="Consolas" w:hAnsi="Consolas"/>
+                <w:sz w:val="16"/>
+              </w:rPr>
+              <w:t>validation.csv</w:t>
+            </w:r>
+          </w:p>
+        </w:tc>
+        <w:tc>
+          <w:tcPr>
+            <w:tcW w:type="dxa" w:w="1958"/>
+          </w:tcPr>
+          <w:p>
+            <w:pPr>
+              <w:spacing w:after="0"/>
+            </w:pPr>
+            <w:r>
+              <w:rPr>
+                <w:sz w:val="16"/>
+              </w:rPr>
+            </w:r>
+            <w:r>
+              <w:rPr>
+                <w:sz w:val="16"/>
+              </w:rPr>
+              <w:t>0.85</w:t>
+            </w:r>
+          </w:p>
+        </w:tc>
+        <w:tc>
+          <w:tcPr>
+            <w:tcW w:type="dxa" w:w="1958"/>
+          </w:tcPr>
+          <w:p>
+            <w:pPr>
+              <w:spacing w:after="0"/>
+            </w:pPr>
+            <w:r>
+              <w:rPr>
+                <w:sz w:val="16"/>
+              </w:rPr>
+            </w:r>
+            <w:r>
+              <w:rPr>
+                <w:sz w:val="16"/>
+              </w:rPr>
+              <w:t>3,053</w:t>
+            </w:r>
+          </w:p>
+        </w:tc>
+        <w:tc>
+          <w:tcPr>
+            <w:tcW w:type="dxa" w:w="1958"/>
+          </w:tcPr>
+          <w:p>
+            <w:pPr>
+              <w:spacing w:after="0"/>
+            </w:pPr>
+            <w:r>
+              <w:rPr>
+                <w:sz w:val="16"/>
+              </w:rPr>
+            </w:r>
+            <w:r>
+              <w:rPr>
+                <w:rFonts w:ascii="Consolas" w:hAnsi="Consolas"/>
+                <w:sz w:val="16"/>
+              </w:rPr>
+              <w:t>a9f5006205b8edb6</w:t>
+            </w:r>
+          </w:p>
+        </w:tc>
+      </w:tr>
+      <w:tr>
+        <w:tc>
+          <w:tcPr>
+            <w:tcW w:type="dxa" w:w="1958"/>
+          </w:tcPr>
+          <w:p>
+            <w:pPr>
+              <w:spacing w:after="0"/>
+            </w:pPr>
+            <w:r>
+              <w:rPr>
+                <w:sz w:val="16"/>
+              </w:rPr>
+            </w:r>
+            <w:r>
+              <w:rPr>
+                <w:rFonts w:ascii="Consolas" w:hAnsi="Consolas"/>
+                <w:sz w:val="16"/>
+              </w:rPr>
+              <w:t>data_processed_nbaiot_v48</w:t>
+            </w:r>
+          </w:p>
+        </w:tc>
+        <w:tc>
+          <w:tcPr>
+            <w:tcW w:type="dxa" w:w="1958"/>
+          </w:tcPr>
+          <w:p>
+            <w:pPr>
+              <w:spacing w:after="0"/>
+            </w:pPr>
+            <w:r>
+              <w:rPr>
+                <w:sz w:val="16"/>
+              </w:rPr>
+            </w:r>
+            <w:r>
+              <w:rPr>
+                <w:rFonts w:ascii="Consolas" w:hAnsi="Consolas"/>
+                <w:sz w:val="16"/>
+              </w:rPr>
+              <w:t>dataset_summary.csv</w:t>
+            </w:r>
+          </w:p>
+        </w:tc>
+        <w:tc>
+          <w:tcPr>
+            <w:tcW w:type="dxa" w:w="1958"/>
+          </w:tcPr>
+          <w:p>
+            <w:pPr>
+              <w:spacing w:after="0"/>
+            </w:pPr>
+            <w:r>
+              <w:rPr>
+                <w:sz w:val="16"/>
+              </w:rPr>
+            </w:r>
+            <w:r>
+              <w:rPr>
+                <w:sz w:val="16"/>
+              </w:rPr>
+              <w:t>0.00</w:t>
+            </w:r>
+          </w:p>
+        </w:tc>
+        <w:tc>
+          <w:tcPr>
+            <w:tcW w:type="dxa" w:w="1958"/>
+          </w:tcPr>
+          <w:p>
+            <w:pPr>
+              <w:spacing w:after="0"/>
+            </w:pPr>
+            <w:r>
+              <w:rPr>
+                <w:sz w:val="16"/>
+              </w:rPr>
+            </w:r>
+            <w:r>
+              <w:rPr>
+                <w:sz w:val="16"/>
+              </w:rPr>
+              <w:t>3</w:t>
+            </w:r>
+          </w:p>
+        </w:tc>
+        <w:tc>
+          <w:tcPr>
+            <w:tcW w:type="dxa" w:w="1958"/>
+          </w:tcPr>
+          <w:p>
+            <w:pPr>
+              <w:spacing w:after="0"/>
+            </w:pPr>
+            <w:r>
+              <w:rPr>
+                <w:sz w:val="16"/>
+              </w:rPr>
+            </w:r>
+            <w:r>
+              <w:rPr>
+                <w:rFonts w:ascii="Consolas" w:hAnsi="Consolas"/>
+                <w:sz w:val="16"/>
+              </w:rPr>
+              <w:t>973f3e1fb523d225</w:t>
+            </w:r>
+          </w:p>
+        </w:tc>
+      </w:tr>
+      <w:tr>
+        <w:tc>
+          <w:tcPr>
+            <w:tcW w:type="dxa" w:w="1958"/>
+          </w:tcPr>
+          <w:p>
+            <w:pPr>
+              <w:spacing w:after="0"/>
+            </w:pPr>
+            <w:r>
+              <w:rPr>
+                <w:sz w:val="16"/>
+              </w:rPr>
+            </w:r>
+            <w:r>
+              <w:rPr>
+                <w:rFonts w:ascii="Consolas" w:hAnsi="Consolas"/>
+                <w:sz w:val="16"/>
+              </w:rPr>
+              <w:t>data_processed_nbaiot_v48</w:t>
+            </w:r>
+          </w:p>
+        </w:tc>
+        <w:tc>
+          <w:tcPr>
+            <w:tcW w:type="dxa" w:w="1958"/>
+          </w:tcPr>
+          <w:p>
+            <w:pPr>
+              <w:spacing w:after="0"/>
+            </w:pPr>
+            <w:r>
+              <w:rPr>
+                <w:sz w:val="16"/>
+              </w:rPr>
+            </w:r>
+            <w:r>
+              <w:rPr>
+                <w:rFonts w:ascii="Consolas" w:hAnsi="Consolas"/>
+                <w:sz w:val="16"/>
+              </w:rPr>
+              <w:t>preprocess_config.json</w:t>
+            </w:r>
+          </w:p>
+        </w:tc>
+        <w:tc>
+          <w:tcPr>
+            <w:tcW w:type="dxa" w:w="1958"/>
+          </w:tcPr>
+          <w:p>
+            <w:pPr>
+              <w:spacing w:after="0"/>
+            </w:pPr>
+            <w:r>
+              <w:rPr>
+                <w:sz w:val="16"/>
+              </w:rPr>
+            </w:r>
+            <w:r>
+              <w:rPr>
+                <w:sz w:val="16"/>
+              </w:rPr>
+              <w:t>0.00</w:t>
+            </w:r>
+          </w:p>
+        </w:tc>
+        <w:tc>
+          <w:tcPr>
+            <w:tcW w:type="dxa" w:w="1958"/>
+          </w:tcPr>
+          <w:p>
+            <w:pPr>
+              <w:spacing w:after="0"/>
+            </w:pPr>
+            <w:r>
+              <w:rPr>
+                <w:sz w:val="16"/>
+              </w:rPr>
+            </w:r>
+            <w:r>
+              <w:rPr>
+                <w:sz w:val="16"/>
+              </w:rPr>
+              <w:t>—</w:t>
+            </w:r>
+          </w:p>
+        </w:tc>
+        <w:tc>
+          <w:tcPr>
+            <w:tcW w:type="dxa" w:w="1958"/>
+          </w:tcPr>
+          <w:p>
+            <w:pPr>
+              <w:spacing w:after="0"/>
+            </w:pPr>
+            <w:r>
+              <w:rPr>
+                <w:sz w:val="16"/>
+              </w:rPr>
+            </w:r>
+            <w:r>
+              <w:rPr>
+                <w:rFonts w:ascii="Consolas" w:hAnsi="Consolas"/>
+                <w:sz w:val="16"/>
+              </w:rPr>
+              <w:t>04ca81e561ca761b</w:t>
+            </w:r>
+          </w:p>
+        </w:tc>
+      </w:tr>
+      <w:tr>
+        <w:tc>
+          <w:tcPr>
+            <w:tcW w:type="dxa" w:w="1958"/>
+          </w:tcPr>
+          <w:p>
+            <w:pPr>
+              <w:spacing w:after="0"/>
+            </w:pPr>
+            <w:r>
+              <w:rPr>
+                <w:sz w:val="16"/>
+              </w:rPr>
+            </w:r>
+            <w:r>
+              <w:rPr>
+                <w:rFonts w:ascii="Consolas" w:hAnsi="Consolas"/>
+                <w:sz w:val="16"/>
+              </w:rPr>
+              <w:t>data_processed_nbaiot_v48</w:t>
+            </w:r>
+          </w:p>
+        </w:tc>
+        <w:tc>
+          <w:tcPr>
+            <w:tcW w:type="dxa" w:w="1958"/>
+          </w:tcPr>
+          <w:p>
+            <w:pPr>
+              <w:spacing w:after="0"/>
+            </w:pPr>
+            <w:r>
+              <w:rPr>
+                <w:sz w:val="16"/>
+              </w:rPr>
+            </w:r>
+            <w:r>
+              <w:rPr>
+                <w:rFonts w:ascii="Consolas" w:hAnsi="Consolas"/>
+                <w:sz w:val="16"/>
+              </w:rPr>
+              <w:t>test.csv</w:t>
+            </w:r>
+          </w:p>
+        </w:tc>
+        <w:tc>
+          <w:tcPr>
+            <w:tcW w:type="dxa" w:w="1958"/>
+          </w:tcPr>
+          <w:p>
+            <w:pPr>
+              <w:spacing w:after="0"/>
+            </w:pPr>
+            <w:r>
+              <w:rPr>
+                <w:sz w:val="16"/>
+              </w:rPr>
+            </w:r>
+            <w:r>
+              <w:rPr>
+                <w:sz w:val="16"/>
+              </w:rPr>
+              <w:t>24.71</w:t>
+            </w:r>
+          </w:p>
+        </w:tc>
+        <w:tc>
+          <w:tcPr>
+            <w:tcW w:type="dxa" w:w="1958"/>
+          </w:tcPr>
+          <w:p>
+            <w:pPr>
+              <w:spacing w:after="0"/>
+            </w:pPr>
+            <w:r>
+              <w:rPr>
+                <w:sz w:val="16"/>
+              </w:rPr>
+            </w:r>
+            <w:r>
+              <w:rPr>
+                <w:sz w:val="16"/>
+              </w:rPr>
+              <w:t>27,000</w:t>
+            </w:r>
+          </w:p>
+        </w:tc>
+        <w:tc>
+          <w:tcPr>
+            <w:tcW w:type="dxa" w:w="1958"/>
+          </w:tcPr>
+          <w:p>
+            <w:pPr>
+              <w:spacing w:after="0"/>
+            </w:pPr>
+            <w:r>
+              <w:rPr>
+                <w:sz w:val="16"/>
+              </w:rPr>
+            </w:r>
+            <w:r>
+              <w:rPr>
+                <w:rFonts w:ascii="Consolas" w:hAnsi="Consolas"/>
+                <w:sz w:val="16"/>
+              </w:rPr>
+              <w:t>9910602bf6e8b6ea</w:t>
+            </w:r>
+          </w:p>
+        </w:tc>
+      </w:tr>
+      <w:tr>
+        <w:tc>
+          <w:tcPr>
+            <w:tcW w:type="dxa" w:w="1958"/>
+          </w:tcPr>
+          <w:p>
+            <w:pPr>
+              <w:spacing w:after="0"/>
+            </w:pPr>
+            <w:r>
+              <w:rPr>
+                <w:sz w:val="16"/>
+              </w:rPr>
+            </w:r>
+            <w:r>
+              <w:rPr>
+                <w:rFonts w:ascii="Consolas" w:hAnsi="Consolas"/>
+                <w:sz w:val="16"/>
+              </w:rPr>
+              <w:t>data_processed_nbaiot_v48</w:t>
+            </w:r>
+          </w:p>
+        </w:tc>
+        <w:tc>
+          <w:tcPr>
+            <w:tcW w:type="dxa" w:w="1958"/>
+          </w:tcPr>
+          <w:p>
+            <w:pPr>
+              <w:spacing w:after="0"/>
+            </w:pPr>
+            <w:r>
+              <w:rPr>
+                <w:sz w:val="16"/>
+              </w:rPr>
+            </w:r>
+            <w:r>
+              <w:rPr>
+                <w:rFonts w:ascii="Consolas" w:hAnsi="Consolas"/>
+                <w:sz w:val="16"/>
+              </w:rPr>
+              <w:t>train.csv</w:t>
+            </w:r>
+          </w:p>
+        </w:tc>
+        <w:tc>
+          <w:tcPr>
+            <w:tcW w:type="dxa" w:w="1958"/>
+          </w:tcPr>
+          <w:p>
+            <w:pPr>
+              <w:spacing w:after="0"/>
+            </w:pPr>
+            <w:r>
+              <w:rPr>
+                <w:sz w:val="16"/>
+              </w:rPr>
+            </w:r>
+            <w:r>
+              <w:rPr>
+                <w:sz w:val="16"/>
+              </w:rPr>
+              <w:t>115.28</w:t>
+            </w:r>
+          </w:p>
+        </w:tc>
+        <w:tc>
+          <w:tcPr>
+            <w:tcW w:type="dxa" w:w="1958"/>
+          </w:tcPr>
+          <w:p>
+            <w:pPr>
+              <w:spacing w:after="0"/>
+            </w:pPr>
+            <w:r>
+              <w:rPr>
+                <w:sz w:val="16"/>
+              </w:rPr>
+            </w:r>
+            <w:r>
+              <w:rPr>
+                <w:sz w:val="16"/>
+              </w:rPr>
+              <w:t>126,000</w:t>
+            </w:r>
+          </w:p>
+        </w:tc>
+        <w:tc>
+          <w:tcPr>
+            <w:tcW w:type="dxa" w:w="1958"/>
+          </w:tcPr>
+          <w:p>
+            <w:pPr>
+              <w:spacing w:after="0"/>
+            </w:pPr>
+            <w:r>
+              <w:rPr>
+                <w:sz w:val="16"/>
+              </w:rPr>
+            </w:r>
+            <w:r>
+              <w:rPr>
+                <w:rFonts w:ascii="Consolas" w:hAnsi="Consolas"/>
+                <w:sz w:val="16"/>
+              </w:rPr>
+              <w:t>—</w:t>
+            </w:r>
+          </w:p>
+        </w:tc>
+      </w:tr>
+      <w:tr>
+        <w:tc>
+          <w:tcPr>
+            <w:tcW w:type="dxa" w:w="1958"/>
+          </w:tcPr>
+          <w:p>
+            <w:pPr>
+              <w:spacing w:after="0"/>
+            </w:pPr>
+            <w:r>
+              <w:rPr>
+                <w:sz w:val="16"/>
+              </w:rPr>
+            </w:r>
+            <w:r>
+              <w:rPr>
+                <w:rFonts w:ascii="Consolas" w:hAnsi="Consolas"/>
+                <w:sz w:val="16"/>
+              </w:rPr>
+              <w:t>data_processed_nbaiot_v48</w:t>
+            </w:r>
+          </w:p>
+        </w:tc>
+        <w:tc>
+          <w:tcPr>
+            <w:tcW w:type="dxa" w:w="1958"/>
+          </w:tcPr>
+          <w:p>
+            <w:pPr>
+              <w:spacing w:after="0"/>
+            </w:pPr>
+            <w:r>
+              <w:rPr>
+                <w:sz w:val="16"/>
+              </w:rPr>
+            </w:r>
+            <w:r>
+              <w:rPr>
+                <w:rFonts w:ascii="Consolas" w:hAnsi="Consolas"/>
+                <w:sz w:val="16"/>
+              </w:rPr>
+              <w:t>validation.csv</w:t>
+            </w:r>
+          </w:p>
+        </w:tc>
+        <w:tc>
+          <w:tcPr>
+            <w:tcW w:type="dxa" w:w="1958"/>
+          </w:tcPr>
+          <w:p>
+            <w:pPr>
+              <w:spacing w:after="0"/>
+            </w:pPr>
+            <w:r>
+              <w:rPr>
+                <w:sz w:val="16"/>
+              </w:rPr>
+            </w:r>
+            <w:r>
+              <w:rPr>
+                <w:sz w:val="16"/>
+              </w:rPr>
+              <w:t>24.68</w:t>
+            </w:r>
+          </w:p>
+        </w:tc>
+        <w:tc>
+          <w:tcPr>
+            <w:tcW w:type="dxa" w:w="1958"/>
+          </w:tcPr>
+          <w:p>
+            <w:pPr>
+              <w:spacing w:after="0"/>
+            </w:pPr>
+            <w:r>
+              <w:rPr>
+                <w:sz w:val="16"/>
+              </w:rPr>
+            </w:r>
+            <w:r>
+              <w:rPr>
+                <w:sz w:val="16"/>
+              </w:rPr>
+              <w:t>27,000</w:t>
+            </w:r>
+          </w:p>
+        </w:tc>
+        <w:tc>
+          <w:tcPr>
+            <w:tcW w:type="dxa" w:w="1958"/>
+          </w:tcPr>
+          <w:p>
+            <w:pPr>
+              <w:spacing w:after="0"/>
+            </w:pPr>
+            <w:r>
+              <w:rPr>
+                <w:sz w:val="16"/>
+              </w:rPr>
+            </w:r>
+            <w:r>
+              <w:rPr>
+                <w:rFonts w:ascii="Consolas" w:hAnsi="Consolas"/>
+                <w:sz w:val="16"/>
+              </w:rPr>
+              <w:t>7757fdee77582b7b</w:t>
+            </w:r>
+          </w:p>
+        </w:tc>
+      </w:tr>
+      <w:tr>
+        <w:tc>
+          <w:tcPr>
+            <w:tcW w:type="dxa" w:w="1958"/>
+          </w:tcPr>
+          <w:p>
+            <w:pPr>
+              <w:spacing w:after="0"/>
+            </w:pPr>
+            <w:r>
+              <w:rPr>
+                <w:sz w:val="16"/>
+              </w:rPr>
+            </w:r>
+            <w:r>
+              <w:rPr>
+                <w:rFonts w:ascii="Consolas" w:hAnsi="Consolas"/>
+                <w:sz w:val="16"/>
+              </w:rPr>
               <w:t>data_processed_rt_iot2022_v1</w:t>
             </w:r>
           </w:p>
@@ -21184,6 +21844,446 @@
                 <w:rFonts w:ascii="Consolas" w:hAnsi="Consolas"/>
                 <w:sz w:val="16"/>
               </w:rPr>
+              <w:t>dataset_summary.csv</w:t>
+            </w:r>
+          </w:p>
+        </w:tc>
+        <w:tc>
+          <w:tcPr>
+            <w:tcW w:type="dxa" w:w="1958"/>
+          </w:tcPr>
+          <w:p>
+            <w:pPr>
+              <w:spacing w:after="0"/>
+            </w:pPr>
+            <w:r>
+              <w:rPr>
+                <w:sz w:val="16"/>
+              </w:rPr>
+            </w:r>
+            <w:r>
+              <w:rPr>
+                <w:sz w:val="16"/>
+              </w:rPr>
+              <w:t>0.00</w:t>
+            </w:r>
+          </w:p>
+        </w:tc>
+        <w:tc>
+          <w:tcPr>
+            <w:tcW w:type="dxa" w:w="1958"/>
+          </w:tcPr>
+          <w:p>
+            <w:pPr>
+              <w:spacing w:after="0"/>
+            </w:pPr>
+            <w:r>
+              <w:rPr>
+                <w:sz w:val="16"/>
+              </w:rPr>
+            </w:r>
+            <w:r>
+              <w:rPr>
+                <w:sz w:val="16"/>
+              </w:rPr>
+              <w:t>12</w:t>
+            </w:r>
+          </w:p>
+        </w:tc>
+        <w:tc>
+          <w:tcPr>
+            <w:tcW w:type="dxa" w:w="1958"/>
+          </w:tcPr>
+          <w:p>
+            <w:pPr>
+              <w:spacing w:after="0"/>
+            </w:pPr>
+            <w:r>
+              <w:rPr>
+                <w:sz w:val="16"/>
+              </w:rPr>
+            </w:r>
+            <w:r>
+              <w:rPr>
+                <w:rFonts w:ascii="Consolas" w:hAnsi="Consolas"/>
+                <w:sz w:val="16"/>
+              </w:rPr>
+              <w:t>da241019876144f1</w:t>
+            </w:r>
+          </w:p>
+        </w:tc>
+      </w:tr>
+      <w:tr>
+        <w:tc>
+          <w:tcPr>
+            <w:tcW w:type="dxa" w:w="1958"/>
+          </w:tcPr>
+          <w:p>
+            <w:pPr>
+              <w:spacing w:after="0"/>
+            </w:pPr>
+            <w:r>
+              <w:rPr>
+                <w:sz w:val="16"/>
+              </w:rPr>
+            </w:r>
+            <w:r>
+              <w:rPr>
+                <w:rFonts w:ascii="Consolas" w:hAnsi="Consolas"/>
+                <w:sz w:val="16"/>
+              </w:rPr>
+              <w:t>data_processed_rt_iot2022_v1</w:t>
+            </w:r>
+          </w:p>
+        </w:tc>
+        <w:tc>
+          <w:tcPr>
+            <w:tcW w:type="dxa" w:w="1958"/>
+          </w:tcPr>
+          <w:p>
+            <w:pPr>
+              <w:spacing w:after="0"/>
+            </w:pPr>
+            <w:r>
+              <w:rPr>
+                <w:sz w:val="16"/>
+              </w:rPr>
+            </w:r>
+            <w:r>
+              <w:rPr>
+                <w:rFonts w:ascii="Consolas" w:hAnsi="Consolas"/>
+                <w:sz w:val="16"/>
+              </w:rPr>
+              <w:t>preprocess_config.json</w:t>
+            </w:r>
+          </w:p>
+        </w:tc>
+        <w:tc>
+          <w:tcPr>
+            <w:tcW w:type="dxa" w:w="1958"/>
+          </w:tcPr>
+          <w:p>
+            <w:pPr>
+              <w:spacing w:after="0"/>
+            </w:pPr>
+            <w:r>
+              <w:rPr>
+                <w:sz w:val="16"/>
+              </w:rPr>
+            </w:r>
+            <w:r>
+              <w:rPr>
+                <w:sz w:val="16"/>
+              </w:rPr>
+              <w:t>0.00</w:t>
+            </w:r>
+          </w:p>
+        </w:tc>
+        <w:tc>
+          <w:tcPr>
+            <w:tcW w:type="dxa" w:w="1958"/>
+          </w:tcPr>
+          <w:p>
+            <w:pPr>
+              <w:spacing w:after="0"/>
+            </w:pPr>
+            <w:r>
+              <w:rPr>
+                <w:sz w:val="16"/>
+              </w:rPr>
+            </w:r>
+            <w:r>
+              <w:rPr>
+                <w:sz w:val="16"/>
+              </w:rPr>
+              <w:t>—</w:t>
+            </w:r>
+          </w:p>
+        </w:tc>
+        <w:tc>
+          <w:tcPr>
+            <w:tcW w:type="dxa" w:w="1958"/>
+          </w:tcPr>
+          <w:p>
+            <w:pPr>
+              <w:spacing w:after="0"/>
+            </w:pPr>
+            <w:r>
+              <w:rPr>
+                <w:sz w:val="16"/>
+              </w:rPr>
+            </w:r>
+            <w:r>
+              <w:rPr>
+                <w:rFonts w:ascii="Consolas" w:hAnsi="Consolas"/>
+                <w:sz w:val="16"/>
+              </w:rPr>
+              <w:t>36ae9a70f390f97a</w:t>
+            </w:r>
+          </w:p>
+        </w:tc>
+      </w:tr>
+      <w:tr>
+        <w:tc>
+          <w:tcPr>
+            <w:tcW w:type="dxa" w:w="1958"/>
+          </w:tcPr>
+          <w:p>
+            <w:pPr>
+              <w:spacing w:after="0"/>
+            </w:pPr>
+            <w:r>
+              <w:rPr>
+                <w:sz w:val="16"/>
+              </w:rPr>
+            </w:r>
+            <w:r>
+              <w:rPr>
+                <w:rFonts w:ascii="Consolas" w:hAnsi="Consolas"/>
+                <w:sz w:val="16"/>
+              </w:rPr>
+              <w:t>data_processed_rt_iot2022_v1</w:t>
+            </w:r>
+          </w:p>
+        </w:tc>
+        <w:tc>
+          <w:tcPr>
+            <w:tcW w:type="dxa" w:w="1958"/>
+          </w:tcPr>
+          <w:p>
+            <w:pPr>
+              <w:spacing w:after="0"/>
+            </w:pPr>
+            <w:r>
+              <w:rPr>
+                <w:sz w:val="16"/>
+              </w:rPr>
+            </w:r>
+            <w:r>
+              <w:rPr>
+                <w:rFonts w:ascii="Consolas" w:hAnsi="Consolas"/>
+                <w:sz w:val="16"/>
+              </w:rPr>
+              <w:t>test.csv</w:t>
+            </w:r>
+          </w:p>
+        </w:tc>
+        <w:tc>
+          <w:tcPr>
+            <w:tcW w:type="dxa" w:w="1958"/>
+          </w:tcPr>
+          <w:p>
+            <w:pPr>
+              <w:spacing w:after="0"/>
+            </w:pPr>
+            <w:r>
+              <w:rPr>
+                <w:sz w:val="16"/>
+              </w:rPr>
+            </w:r>
+            <w:r>
+              <w:rPr>
+                <w:sz w:val="16"/>
+              </w:rPr>
+              <w:t>2.72</w:t>
+            </w:r>
+          </w:p>
+        </w:tc>
+        <w:tc>
+          <w:tcPr>
+            <w:tcW w:type="dxa" w:w="1958"/>
+          </w:tcPr>
+          <w:p>
+            <w:pPr>
+              <w:spacing w:after="0"/>
+            </w:pPr>
+            <w:r>
+              <w:rPr>
+                <w:sz w:val="16"/>
+              </w:rPr>
+            </w:r>
+            <w:r>
+              <w:rPr>
+                <w:sz w:val="16"/>
+              </w:rPr>
+              <w:t>5,393</w:t>
+            </w:r>
+          </w:p>
+        </w:tc>
+        <w:tc>
+          <w:tcPr>
+            <w:tcW w:type="dxa" w:w="1958"/>
+          </w:tcPr>
+          <w:p>
+            <w:pPr>
+              <w:spacing w:after="0"/>
+            </w:pPr>
+            <w:r>
+              <w:rPr>
+                <w:sz w:val="16"/>
+              </w:rPr>
+            </w:r>
+            <w:r>
+              <w:rPr>
+                <w:rFonts w:ascii="Consolas" w:hAnsi="Consolas"/>
+                <w:sz w:val="16"/>
+              </w:rPr>
+              <w:t>02ca02abb72226d7</w:t>
+            </w:r>
+          </w:p>
+        </w:tc>
+      </w:tr>
+      <w:tr>
+        <w:tc>
+          <w:tcPr>
+            <w:tcW w:type="dxa" w:w="1958"/>
+          </w:tcPr>
+          <w:p>
+            <w:pPr>
+              <w:spacing w:after="0"/>
+            </w:pPr>
+            <w:r>
+              <w:rPr>
+                <w:sz w:val="16"/>
+              </w:rPr>
+            </w:r>
+            <w:r>
+              <w:rPr>
+                <w:rFonts w:ascii="Consolas" w:hAnsi="Consolas"/>
+                <w:sz w:val="16"/>
+              </w:rPr>
+              <w:t>data_processed_rt_iot2022_v1</w:t>
+            </w:r>
+          </w:p>
+        </w:tc>
+        <w:tc>
+          <w:tcPr>
+            <w:tcW w:type="dxa" w:w="1958"/>
+          </w:tcPr>
+          <w:p>
+            <w:pPr>
+              <w:spacing w:after="0"/>
+            </w:pPr>
+            <w:r>
+              <w:rPr>
+                <w:sz w:val="16"/>
+              </w:rPr>
+            </w:r>
+            <w:r>
+              <w:rPr>
+                <w:rFonts w:ascii="Consolas" w:hAnsi="Consolas"/>
+                <w:sz w:val="16"/>
+              </w:rPr>
+              <w:t>train.csv</w:t>
+            </w:r>
+          </w:p>
+        </w:tc>
+        <w:tc>
+          <w:tcPr>
+            <w:tcW w:type="dxa" w:w="1958"/>
+          </w:tcPr>
+          <w:p>
+            <w:pPr>
+              <w:spacing w:after="0"/>
+            </w:pPr>
+            <w:r>
+              <w:rPr>
+                <w:sz w:val="16"/>
+              </w:rPr>
+            </w:r>
+            <w:r>
+              <w:rPr>
+                <w:sz w:val="16"/>
+              </w:rPr>
+              <w:t>5.37</w:t>
+            </w:r>
+          </w:p>
+        </w:tc>
+        <w:tc>
+          <w:tcPr>
+            <w:tcW w:type="dxa" w:w="1958"/>
+          </w:tcPr>
+          <w:p>
+            <w:pPr>
+              <w:spacing w:after="0"/>
+            </w:pPr>
+            <w:r>
+              <w:rPr>
+                <w:sz w:val="16"/>
+              </w:rPr>
+            </w:r>
+            <w:r>
+              <w:rPr>
+                <w:sz w:val="16"/>
+              </w:rPr>
+              <w:t>10,620</w:t>
+            </w:r>
+          </w:p>
+        </w:tc>
+        <w:tc>
+          <w:tcPr>
+            <w:tcW w:type="dxa" w:w="1958"/>
+          </w:tcPr>
+          <w:p>
+            <w:pPr>
+              <w:spacing w:after="0"/>
+            </w:pPr>
+            <w:r>
+              <w:rPr>
+                <w:sz w:val="16"/>
+              </w:rPr>
+            </w:r>
+            <w:r>
+              <w:rPr>
+                <w:rFonts w:ascii="Consolas" w:hAnsi="Consolas"/>
+                <w:sz w:val="16"/>
+              </w:rPr>
+              <w:t>6c863af5c502340e</w:t>
+            </w:r>
+          </w:p>
+        </w:tc>
+      </w:tr>
+      <w:tr>
+        <w:tc>
+          <w:tcPr>
+            <w:tcW w:type="dxa" w:w="1958"/>
+          </w:tcPr>
+          <w:p>
+            <w:pPr>
+              <w:spacing w:after="0"/>
+            </w:pPr>
+            <w:r>
+              <w:rPr>
+                <w:sz w:val="16"/>
+              </w:rPr>
+            </w:r>
+            <w:r>
+              <w:rPr>
+                <w:rFonts w:ascii="Consolas" w:hAnsi="Consolas"/>
+                <w:sz w:val="16"/>
+              </w:rPr>
+              <w:t>data_processed_rt_iot2022_v1</w:t>
+            </w:r>
+          </w:p>
+        </w:tc>
+        <w:tc>
+          <w:tcPr>
+            <w:tcW w:type="dxa" w:w="1958"/>
+          </w:tcPr>
+          <w:p>
+            <w:pPr>
+              <w:spacing w:after="0"/>
+            </w:pPr>
+            <w:r>
+              <w:rPr>
+                <w:sz w:val="16"/>
+              </w:rPr>
+            </w:r>
+            <w:r>
+              <w:rPr>
+                <w:rFonts w:ascii="Consolas" w:hAnsi="Consolas"/>
+                <w:sz w:val="16"/>
+              </w:rPr>
               <w:t>validation.csv</w:t>
             </w:r>
           </w:p>
@@ -21249,6 +22349,556 @@
                 <w:sz w:val="16"/>
               </w:rPr>
               <w:t>c396d482042338b3</w:t>
+            </w:r>
+          </w:p>
+        </w:tc>
+      </w:tr>
+      <w:tr>
+        <w:tc>
+          <w:tcPr>
+            <w:tcW w:type="dxa" w:w="1958"/>
+          </w:tcPr>
+          <w:p>
+            <w:pPr>
+              <w:spacing w:after="0"/>
+            </w:pPr>
+            <w:r>
+              <w:rPr>
+                <w:sz w:val="16"/>
+              </w:rPr>
+            </w:r>
+            <w:r>
+              <w:rPr>
+                <w:rFonts w:ascii="Consolas" w:hAnsi="Consolas"/>
+                <w:sz w:val="16"/>
+              </w:rPr>
+              <w:t>data_processed_uavids2025_v1</w:t>
+            </w:r>
+          </w:p>
+        </w:tc>
+        <w:tc>
+          <w:tcPr>
+            <w:tcW w:type="dxa" w:w="1958"/>
+          </w:tcPr>
+          <w:p>
+            <w:pPr>
+              <w:spacing w:after="0"/>
+            </w:pPr>
+            <w:r>
+              <w:rPr>
+                <w:sz w:val="16"/>
+              </w:rPr>
+            </w:r>
+            <w:r>
+              <w:rPr>
+                <w:rFonts w:ascii="Consolas" w:hAnsi="Consolas"/>
+                <w:sz w:val="16"/>
+              </w:rPr>
+              <w:t>dataset_summary.csv</w:t>
+            </w:r>
+          </w:p>
+        </w:tc>
+        <w:tc>
+          <w:tcPr>
+            <w:tcW w:type="dxa" w:w="1958"/>
+          </w:tcPr>
+          <w:p>
+            <w:pPr>
+              <w:spacing w:after="0"/>
+            </w:pPr>
+            <w:r>
+              <w:rPr>
+                <w:sz w:val="16"/>
+              </w:rPr>
+            </w:r>
+            <w:r>
+              <w:rPr>
+                <w:sz w:val="16"/>
+              </w:rPr>
+              <w:t>0.00</w:t>
+            </w:r>
+          </w:p>
+        </w:tc>
+        <w:tc>
+          <w:tcPr>
+            <w:tcW w:type="dxa" w:w="1958"/>
+          </w:tcPr>
+          <w:p>
+            <w:pPr>
+              <w:spacing w:after="0"/>
+            </w:pPr>
+            <w:r>
+              <w:rPr>
+                <w:sz w:val="16"/>
+              </w:rPr>
+            </w:r>
+            <w:r>
+              <w:rPr>
+                <w:sz w:val="16"/>
+              </w:rPr>
+              <w:t>5</w:t>
+            </w:r>
+          </w:p>
+        </w:tc>
+        <w:tc>
+          <w:tcPr>
+            <w:tcW w:type="dxa" w:w="1958"/>
+          </w:tcPr>
+          <w:p>
+            <w:pPr>
+              <w:spacing w:after="0"/>
+            </w:pPr>
+            <w:r>
+              <w:rPr>
+                <w:sz w:val="16"/>
+              </w:rPr>
+            </w:r>
+            <w:r>
+              <w:rPr>
+                <w:rFonts w:ascii="Consolas" w:hAnsi="Consolas"/>
+                <w:sz w:val="16"/>
+              </w:rPr>
+              <w:t>a2b24ea66cd32dd0</w:t>
+            </w:r>
+          </w:p>
+        </w:tc>
+      </w:tr>
+      <w:tr>
+        <w:tc>
+          <w:tcPr>
+            <w:tcW w:type="dxa" w:w="1958"/>
+          </w:tcPr>
+          <w:p>
+            <w:pPr>
+              <w:spacing w:after="0"/>
+            </w:pPr>
+            <w:r>
+              <w:rPr>
+                <w:sz w:val="16"/>
+              </w:rPr>
+            </w:r>
+            <w:r>
+              <w:rPr>
+                <w:rFonts w:ascii="Consolas" w:hAnsi="Consolas"/>
+                <w:sz w:val="16"/>
+              </w:rPr>
+              <w:t>data_processed_uavids2025_v1</w:t>
+            </w:r>
+          </w:p>
+        </w:tc>
+        <w:tc>
+          <w:tcPr>
+            <w:tcW w:type="dxa" w:w="1958"/>
+          </w:tcPr>
+          <w:p>
+            <w:pPr>
+              <w:spacing w:after="0"/>
+            </w:pPr>
+            <w:r>
+              <w:rPr>
+                <w:sz w:val="16"/>
+              </w:rPr>
+            </w:r>
+            <w:r>
+              <w:rPr>
+                <w:rFonts w:ascii="Consolas" w:hAnsi="Consolas"/>
+                <w:sz w:val="16"/>
+              </w:rPr>
+              <w:t>preprocess_config.json</w:t>
+            </w:r>
+          </w:p>
+        </w:tc>
+        <w:tc>
+          <w:tcPr>
+            <w:tcW w:type="dxa" w:w="1958"/>
+          </w:tcPr>
+          <w:p>
+            <w:pPr>
+              <w:spacing w:after="0"/>
+            </w:pPr>
+            <w:r>
+              <w:rPr>
+                <w:sz w:val="16"/>
+              </w:rPr>
+            </w:r>
+            <w:r>
+              <w:rPr>
+                <w:sz w:val="16"/>
+              </w:rPr>
+              <w:t>0.00</w:t>
+            </w:r>
+          </w:p>
+        </w:tc>
+        <w:tc>
+          <w:tcPr>
+            <w:tcW w:type="dxa" w:w="1958"/>
+          </w:tcPr>
+          <w:p>
+            <w:pPr>
+              <w:spacing w:after="0"/>
+            </w:pPr>
+            <w:r>
+              <w:rPr>
+                <w:sz w:val="16"/>
+              </w:rPr>
+            </w:r>
+            <w:r>
+              <w:rPr>
+                <w:sz w:val="16"/>
+              </w:rPr>
+              <w:t>—</w:t>
+            </w:r>
+          </w:p>
+        </w:tc>
+        <w:tc>
+          <w:tcPr>
+            <w:tcW w:type="dxa" w:w="1958"/>
+          </w:tcPr>
+          <w:p>
+            <w:pPr>
+              <w:spacing w:after="0"/>
+            </w:pPr>
+            <w:r>
+              <w:rPr>
+                <w:sz w:val="16"/>
+              </w:rPr>
+            </w:r>
+            <w:r>
+              <w:rPr>
+                <w:rFonts w:ascii="Consolas" w:hAnsi="Consolas"/>
+                <w:sz w:val="16"/>
+              </w:rPr>
+              <w:t>3ab5158a4b07be27</w:t>
+            </w:r>
+          </w:p>
+        </w:tc>
+      </w:tr>
+      <w:tr>
+        <w:tc>
+          <w:tcPr>
+            <w:tcW w:type="dxa" w:w="1958"/>
+          </w:tcPr>
+          <w:p>
+            <w:pPr>
+              <w:spacing w:after="0"/>
+            </w:pPr>
+            <w:r>
+              <w:rPr>
+                <w:sz w:val="16"/>
+              </w:rPr>
+            </w:r>
+            <w:r>
+              <w:rPr>
+                <w:rFonts w:ascii="Consolas" w:hAnsi="Consolas"/>
+                <w:sz w:val="16"/>
+              </w:rPr>
+              <w:t>data_processed_uavids2025_v1</w:t>
+            </w:r>
+          </w:p>
+        </w:tc>
+        <w:tc>
+          <w:tcPr>
+            <w:tcW w:type="dxa" w:w="1958"/>
+          </w:tcPr>
+          <w:p>
+            <w:pPr>
+              <w:spacing w:after="0"/>
+            </w:pPr>
+            <w:r>
+              <w:rPr>
+                <w:sz w:val="16"/>
+              </w:rPr>
+            </w:r>
+            <w:r>
+              <w:rPr>
+                <w:rFonts w:ascii="Consolas" w:hAnsi="Consolas"/>
+                <w:sz w:val="16"/>
+              </w:rPr>
+              <w:t>test.csv</w:t>
+            </w:r>
+          </w:p>
+        </w:tc>
+        <w:tc>
+          <w:tcPr>
+            <w:tcW w:type="dxa" w:w="1958"/>
+          </w:tcPr>
+          <w:p>
+            <w:pPr>
+              <w:spacing w:after="0"/>
+            </w:pPr>
+            <w:r>
+              <w:rPr>
+                <w:sz w:val="16"/>
+              </w:rPr>
+            </w:r>
+            <w:r>
+              <w:rPr>
+                <w:sz w:val="16"/>
+              </w:rPr>
+              <w:t>1.45</w:t>
+            </w:r>
+          </w:p>
+        </w:tc>
+        <w:tc>
+          <w:tcPr>
+            <w:tcW w:type="dxa" w:w="1958"/>
+          </w:tcPr>
+          <w:p>
+            <w:pPr>
+              <w:spacing w:after="0"/>
+            </w:pPr>
+            <w:r>
+              <w:rPr>
+                <w:sz w:val="16"/>
+              </w:rPr>
+            </w:r>
+            <w:r>
+              <w:rPr>
+                <w:sz w:val="16"/>
+              </w:rPr>
+              <w:t>10,000</w:t>
+            </w:r>
+          </w:p>
+        </w:tc>
+        <w:tc>
+          <w:tcPr>
+            <w:tcW w:type="dxa" w:w="1958"/>
+          </w:tcPr>
+          <w:p>
+            <w:pPr>
+              <w:spacing w:after="0"/>
+            </w:pPr>
+            <w:r>
+              <w:rPr>
+                <w:sz w:val="16"/>
+              </w:rPr>
+            </w:r>
+            <w:r>
+              <w:rPr>
+                <w:rFonts w:ascii="Consolas" w:hAnsi="Consolas"/>
+                <w:sz w:val="16"/>
+              </w:rPr>
+              <w:t>a6ffe8328905730e</w:t>
+            </w:r>
+          </w:p>
+        </w:tc>
+      </w:tr>
+      <w:tr>
+        <w:tc>
+          <w:tcPr>
+            <w:tcW w:type="dxa" w:w="1958"/>
+          </w:tcPr>
+          <w:p>
+            <w:pPr>
+              <w:spacing w:after="0"/>
+            </w:pPr>
+            <w:r>
+              <w:rPr>
+                <w:sz w:val="16"/>
+              </w:rPr>
+            </w:r>
+            <w:r>
+              <w:rPr>
+                <w:rFonts w:ascii="Consolas" w:hAnsi="Consolas"/>
+                <w:sz w:val="16"/>
+              </w:rPr>
+              <w:t>data_processed_uavids2025_v1</w:t>
+            </w:r>
+          </w:p>
+        </w:tc>
+        <w:tc>
+          <w:tcPr>
+            <w:tcW w:type="dxa" w:w="1958"/>
+          </w:tcPr>
+          <w:p>
+            <w:pPr>
+              <w:spacing w:after="0"/>
+            </w:pPr>
+            <w:r>
+              <w:rPr>
+                <w:sz w:val="16"/>
+              </w:rPr>
+            </w:r>
+            <w:r>
+              <w:rPr>
+                <w:rFonts w:ascii="Consolas" w:hAnsi="Consolas"/>
+                <w:sz w:val="16"/>
+              </w:rPr>
+              <w:t>train.csv</w:t>
+            </w:r>
+          </w:p>
+        </w:tc>
+        <w:tc>
+          <w:tcPr>
+            <w:tcW w:type="dxa" w:w="1958"/>
+          </w:tcPr>
+          <w:p>
+            <w:pPr>
+              <w:spacing w:after="0"/>
+            </w:pPr>
+            <w:r>
+              <w:rPr>
+                <w:sz w:val="16"/>
+              </w:rPr>
+            </w:r>
+            <w:r>
+              <w:rPr>
+                <w:sz w:val="16"/>
+              </w:rPr>
+              <w:t>3.09</w:t>
+            </w:r>
+          </w:p>
+        </w:tc>
+        <w:tc>
+          <w:tcPr>
+            <w:tcW w:type="dxa" w:w="1958"/>
+          </w:tcPr>
+          <w:p>
+            <w:pPr>
+              <w:spacing w:after="0"/>
+            </w:pPr>
+            <w:r>
+              <w:rPr>
+                <w:sz w:val="16"/>
+              </w:rPr>
+            </w:r>
+            <w:r>
+              <w:rPr>
+                <w:sz w:val="16"/>
+              </w:rPr>
+              <w:t>21,250</w:t>
+            </w:r>
+          </w:p>
+        </w:tc>
+        <w:tc>
+          <w:tcPr>
+            <w:tcW w:type="dxa" w:w="1958"/>
+          </w:tcPr>
+          <w:p>
+            <w:pPr>
+              <w:spacing w:after="0"/>
+            </w:pPr>
+            <w:r>
+              <w:rPr>
+                <w:sz w:val="16"/>
+              </w:rPr>
+            </w:r>
+            <w:r>
+              <w:rPr>
+                <w:rFonts w:ascii="Consolas" w:hAnsi="Consolas"/>
+                <w:sz w:val="16"/>
+              </w:rPr>
+              <w:t>e0a9b33773d81c9c</w:t>
+            </w:r>
+          </w:p>
+        </w:tc>
+      </w:tr>
+      <w:tr>
+        <w:tc>
+          <w:tcPr>
+            <w:tcW w:type="dxa" w:w="1958"/>
+          </w:tcPr>
+          <w:p>
+            <w:pPr>
+              <w:spacing w:after="0"/>
+            </w:pPr>
+            <w:r>
+              <w:rPr>
+                <w:sz w:val="16"/>
+              </w:rPr>
+            </w:r>
+            <w:r>
+              <w:rPr>
+                <w:rFonts w:ascii="Consolas" w:hAnsi="Consolas"/>
+                <w:sz w:val="16"/>
+              </w:rPr>
+              <w:t>data_processed_uavids2025_v1</w:t>
+            </w:r>
+          </w:p>
+        </w:tc>
+        <w:tc>
+          <w:tcPr>
+            <w:tcW w:type="dxa" w:w="1958"/>
+          </w:tcPr>
+          <w:p>
+            <w:pPr>
+              <w:spacing w:after="0"/>
+            </w:pPr>
+            <w:r>
+              <w:rPr>
+                <w:sz w:val="16"/>
+              </w:rPr>
+            </w:r>
+            <w:r>
+              <w:rPr>
+                <w:rFonts w:ascii="Consolas" w:hAnsi="Consolas"/>
+                <w:sz w:val="16"/>
+              </w:rPr>
+              <w:t>validation.csv</w:t>
+            </w:r>
+          </w:p>
+        </w:tc>
+        <w:tc>
+          <w:tcPr>
+            <w:tcW w:type="dxa" w:w="1958"/>
+          </w:tcPr>
+          <w:p>
+            <w:pPr>
+              <w:spacing w:after="0"/>
+            </w:pPr>
+            <w:r>
+              <w:rPr>
+                <w:sz w:val="16"/>
+              </w:rPr>
+            </w:r>
+            <w:r>
+              <w:rPr>
+                <w:sz w:val="16"/>
+              </w:rPr>
+              <w:t>0.55</w:t>
+            </w:r>
+          </w:p>
+        </w:tc>
+        <w:tc>
+          <w:tcPr>
+            <w:tcW w:type="dxa" w:w="1958"/>
+          </w:tcPr>
+          <w:p>
+            <w:pPr>
+              <w:spacing w:after="0"/>
+            </w:pPr>
+            <w:r>
+              <w:rPr>
+                <w:sz w:val="16"/>
+              </w:rPr>
+            </w:r>
+            <w:r>
+              <w:rPr>
+                <w:sz w:val="16"/>
+              </w:rPr>
+              <w:t>3,750</w:t>
+            </w:r>
+          </w:p>
+        </w:tc>
+        <w:tc>
+          <w:tcPr>
+            <w:tcW w:type="dxa" w:w="1958"/>
+          </w:tcPr>
+          <w:p>
+            <w:pPr>
+              <w:spacing w:after="0"/>
+            </w:pPr>
+            <w:r>
+              <w:rPr>
+                <w:sz w:val="16"/>
+              </w:rPr>
+            </w:r>
+            <w:r>
+              <w:rPr>
+                <w:rFonts w:ascii="Consolas" w:hAnsi="Consolas"/>
+                <w:sz w:val="16"/>
+              </w:rPr>
+              <w:t>d153c943e5b60c1f</w:t>
             </w:r>
           </w:p>
         </w:tc>
@@ -25395,7 +27045,7 @@
                 <w:rFonts w:ascii="Consolas" w:hAnsi="Consolas"/>
                 <w:sz w:val="16"/>
               </w:rPr>
-              <w:t>data_processed_imbalanced</w:t>
+              <w:t>data_processed_genis2025_v1</w:t>
             </w:r>
           </w:p>
         </w:tc>
@@ -25416,7 +27066,7 @@
               <w:rPr>
                 <w:sz w:val="16"/>
               </w:rPr>
-              <w:t>7</w:t>
+              <w:t>5</w:t>
             </w:r>
           </w:p>
         </w:tc>
@@ -25437,7 +27087,7 @@
               <w:rPr>
                 <w:sz w:val="16"/>
               </w:rPr>
-              <w:t>20.1</w:t>
+              <w:t>12.6</w:t>
             </w:r>
           </w:p>
         </w:tc>
@@ -25482,7 +27132,7 @@
                 <w:rFonts w:ascii="Consolas" w:hAnsi="Consolas"/>
                 <w:sz w:val="16"/>
               </w:rPr>
-              <w:t>data_processed_imbalanced_v3</w:t>
+              <w:t>data_processed_ids2025_v1</w:t>
             </w:r>
           </w:p>
         </w:tc>
@@ -25503,7 +27153,7 @@
               <w:rPr>
                 <w:sz w:val="16"/>
               </w:rPr>
-              <w:t>7</w:t>
+              <w:t>5</w:t>
             </w:r>
           </w:p>
         </w:tc>
@@ -25524,7 +27174,7 @@
               <w:rPr>
                 <w:sz w:val="16"/>
               </w:rPr>
-              <w:t>20.1</w:t>
+              <w:t>13.4</w:t>
             </w:r>
           </w:p>
         </w:tc>
@@ -25569,7 +27219,7 @@
                 <w:rFonts w:ascii="Consolas" w:hAnsi="Consolas"/>
                 <w:sz w:val="16"/>
               </w:rPr>
-              <w:t>data_processed_iot23_v1</w:t>
+              <w:t>data_processed_imbalanced</w:t>
             </w:r>
           </w:p>
         </w:tc>
@@ -25590,7 +27240,7 @@
               <w:rPr>
                 <w:sz w:val="16"/>
               </w:rPr>
-              <w:t>5</w:t>
+              <w:t>7</w:t>
             </w:r>
           </w:p>
         </w:tc>
@@ -25611,7 +27261,7 @@
               <w:rPr>
                 <w:sz w:val="16"/>
               </w:rPr>
-              <w:t>0.7</w:t>
+              <w:t>20.1</w:t>
             </w:r>
           </w:p>
         </w:tc>
@@ -25656,7 +27306,7 @@
                 <w:rFonts w:ascii="Consolas" w:hAnsi="Consolas"/>
                 <w:sz w:val="16"/>
               </w:rPr>
-              <w:t>data_processed_litnet2020_v1</w:t>
+              <w:t>data_processed_imbalanced_v3</w:t>
             </w:r>
           </w:p>
         </w:tc>
@@ -25677,7 +27327,7 @@
               <w:rPr>
                 <w:sz w:val="16"/>
               </w:rPr>
-              <w:t>5</w:t>
+              <w:t>7</w:t>
             </w:r>
           </w:p>
         </w:tc>
@@ -25698,7 +27348,7 @@
               <w:rPr>
                 <w:sz w:val="16"/>
               </w:rPr>
-              <w:t>8.3</w:t>
+              <w:t>20.1</w:t>
             </w:r>
           </w:p>
         </w:tc>
@@ -25743,6 +27393,180 @@
                 <w:rFonts w:ascii="Consolas" w:hAnsi="Consolas"/>
                 <w:sz w:val="16"/>
               </w:rPr>
+              <w:t>data_processed_iot23_v1</w:t>
+            </w:r>
+          </w:p>
+        </w:tc>
+        <w:tc>
+          <w:tcPr>
+            <w:tcW w:type="dxa" w:w="2448"/>
+          </w:tcPr>
+          <w:p>
+            <w:pPr>
+              <w:spacing w:after="0"/>
+            </w:pPr>
+            <w:r>
+              <w:rPr>
+                <w:sz w:val="16"/>
+              </w:rPr>
+            </w:r>
+            <w:r>
+              <w:rPr>
+                <w:sz w:val="16"/>
+              </w:rPr>
+              <w:t>5</w:t>
+            </w:r>
+          </w:p>
+        </w:tc>
+        <w:tc>
+          <w:tcPr>
+            <w:tcW w:type="dxa" w:w="2448"/>
+          </w:tcPr>
+          <w:p>
+            <w:pPr>
+              <w:spacing w:after="0"/>
+            </w:pPr>
+            <w:r>
+              <w:rPr>
+                <w:sz w:val="16"/>
+              </w:rPr>
+            </w:r>
+            <w:r>
+              <w:rPr>
+                <w:sz w:val="16"/>
+              </w:rPr>
+              <w:t>0.7</w:t>
+            </w:r>
+          </w:p>
+        </w:tc>
+        <w:tc>
+          <w:tcPr>
+            <w:tcW w:type="dxa" w:w="2448"/>
+          </w:tcPr>
+          <w:p>
+            <w:pPr>
+              <w:spacing w:after="0"/>
+            </w:pPr>
+            <w:r>
+              <w:rPr>
+                <w:sz w:val="16"/>
+              </w:rPr>
+            </w:r>
+            <w:r>
+              <w:rPr>
+                <w:sz w:val="16"/>
+              </w:rPr>
+              <w:t>早期版本或其它先验设定，保留用于追溯，不作为论文证据</w:t>
+            </w:r>
+          </w:p>
+        </w:tc>
+      </w:tr>
+      <w:tr>
+        <w:tc>
+          <w:tcPr>
+            <w:tcW w:type="dxa" w:w="2448"/>
+          </w:tcPr>
+          <w:p>
+            <w:pPr>
+              <w:spacing w:after="0"/>
+            </w:pPr>
+            <w:r>
+              <w:rPr>
+                <w:sz w:val="16"/>
+              </w:rPr>
+            </w:r>
+            <w:r>
+              <w:rPr>
+                <w:rFonts w:ascii="Consolas" w:hAnsi="Consolas"/>
+                <w:sz w:val="16"/>
+              </w:rPr>
+              <w:t>data_processed_litnet2020_v1</w:t>
+            </w:r>
+          </w:p>
+        </w:tc>
+        <w:tc>
+          <w:tcPr>
+            <w:tcW w:type="dxa" w:w="2448"/>
+          </w:tcPr>
+          <w:p>
+            <w:pPr>
+              <w:spacing w:after="0"/>
+            </w:pPr>
+            <w:r>
+              <w:rPr>
+                <w:sz w:val="16"/>
+              </w:rPr>
+            </w:r>
+            <w:r>
+              <w:rPr>
+                <w:sz w:val="16"/>
+              </w:rPr>
+              <w:t>5</w:t>
+            </w:r>
+          </w:p>
+        </w:tc>
+        <w:tc>
+          <w:tcPr>
+            <w:tcW w:type="dxa" w:w="2448"/>
+          </w:tcPr>
+          <w:p>
+            <w:pPr>
+              <w:spacing w:after="0"/>
+            </w:pPr>
+            <w:r>
+              <w:rPr>
+                <w:sz w:val="16"/>
+              </w:rPr>
+            </w:r>
+            <w:r>
+              <w:rPr>
+                <w:sz w:val="16"/>
+              </w:rPr>
+              <w:t>8.3</w:t>
+            </w:r>
+          </w:p>
+        </w:tc>
+        <w:tc>
+          <w:tcPr>
+            <w:tcW w:type="dxa" w:w="2448"/>
+          </w:tcPr>
+          <w:p>
+            <w:pPr>
+              <w:spacing w:after="0"/>
+            </w:pPr>
+            <w:r>
+              <w:rPr>
+                <w:sz w:val="16"/>
+              </w:rPr>
+            </w:r>
+            <w:r>
+              <w:rPr>
+                <w:sz w:val="16"/>
+              </w:rPr>
+              <w:t>早期版本或其它先验设定，保留用于追溯，不作为论文证据</w:t>
+            </w:r>
+          </w:p>
+        </w:tc>
+      </w:tr>
+      <w:tr>
+        <w:tc>
+          <w:tcPr>
+            <w:tcW w:type="dxa" w:w="2448"/>
+          </w:tcPr>
+          <w:p>
+            <w:pPr>
+              <w:spacing w:after="0"/>
+            </w:pPr>
+            <w:r>
+              <w:rPr>
+                <w:sz w:val="16"/>
+              </w:rPr>
+            </w:r>
+            <w:r>
+              <w:rPr>
+                <w:rFonts w:ascii="Consolas" w:hAnsi="Consolas"/>
+                <w:sz w:val="16"/>
+              </w:rPr>
               <w:t>data_processed_rt_iot2022_v1</w:t>
             </w:r>
           </w:p>
@@ -25786,6 +27610,93 @@
                 <w:sz w:val="16"/>
               </w:rPr>
               <w:t>9.0</w:t>
+            </w:r>
+          </w:p>
+        </w:tc>
+        <w:tc>
+          <w:tcPr>
+            <w:tcW w:type="dxa" w:w="2448"/>
+          </w:tcPr>
+          <w:p>
+            <w:pPr>
+              <w:spacing w:after="0"/>
+            </w:pPr>
+            <w:r>
+              <w:rPr>
+                <w:sz w:val="16"/>
+              </w:rPr>
+            </w:r>
+            <w:r>
+              <w:rPr>
+                <w:sz w:val="16"/>
+              </w:rPr>
+              <w:t>早期版本或其它先验设定，保留用于追溯，不作为论文证据</w:t>
+            </w:r>
+          </w:p>
+        </w:tc>
+      </w:tr>
+      <w:tr>
+        <w:tc>
+          <w:tcPr>
+            <w:tcW w:type="dxa" w:w="2448"/>
+          </w:tcPr>
+          <w:p>
+            <w:pPr>
+              <w:spacing w:after="0"/>
+            </w:pPr>
+            <w:r>
+              <w:rPr>
+                <w:sz w:val="16"/>
+              </w:rPr>
+            </w:r>
+            <w:r>
+              <w:rPr>
+                <w:rFonts w:ascii="Consolas" w:hAnsi="Consolas"/>
+                <w:sz w:val="16"/>
+              </w:rPr>
+              <w:t>data_processed_uavids2025_v1</w:t>
+            </w:r>
+          </w:p>
+        </w:tc>
+        <w:tc>
+          <w:tcPr>
+            <w:tcW w:type="dxa" w:w="2448"/>
+          </w:tcPr>
+          <w:p>
+            <w:pPr>
+              <w:spacing w:after="0"/>
+            </w:pPr>
+            <w:r>
+              <w:rPr>
+                <w:sz w:val="16"/>
+              </w:rPr>
+            </w:r>
+            <w:r>
+              <w:rPr>
+                <w:sz w:val="16"/>
+              </w:rPr>
+              <w:t>5</w:t>
+            </w:r>
+          </w:p>
+        </w:tc>
+        <w:tc>
+          <w:tcPr>
+            <w:tcW w:type="dxa" w:w="2448"/>
+          </w:tcPr>
+          <w:p>
+            <w:pPr>
+              <w:spacing w:after="0"/>
+            </w:pPr>
+            <w:r>
+              <w:rPr>
+                <w:sz w:val="16"/>
+              </w:rPr>
+            </w:r>
+            <w:r>
+              <w:rPr>
+                <w:sz w:val="16"/>
+              </w:rPr>
+              <w:t>5.1</w:t>
             </w:r>
           </w:p>
         </w:tc>

--- a/重构版论文_v4_20260915/数据产物清单.docx
+++ b/重构版论文_v4_20260915/数据产物清单.docx
@@ -937,6 +937,156 @@
                 <w:sz w:val="16"/>
               </w:rPr>
               <w:t>表 7、S27</w:t>
+            </w:r>
+          </w:p>
+        </w:tc>
+        <w:tc>
+          <w:tcPr>
+            <w:tcW w:type="dxa" w:w="1399"/>
+          </w:tcPr>
+          <w:p>
+            <w:pPr>
+              <w:spacing w:after="0"/>
+            </w:pPr>
+            <w:r>
+              <w:rPr>
+                <w:sz w:val="16"/>
+              </w:rPr>
+            </w:r>
+            <w:r>
+              <w:rPr>
+                <w:sz w:val="16"/>
+              </w:rPr>
+              <w:t>一致</w:t>
+            </w:r>
+          </w:p>
+        </w:tc>
+      </w:tr>
+      <w:tr>
+        <w:tc>
+          <w:tcPr>
+            <w:tcW w:type="dxa" w:w="1399"/>
+          </w:tcPr>
+          <w:p>
+            <w:pPr>
+              <w:spacing w:after="0"/>
+            </w:pPr>
+            <w:r>
+              <w:rPr>
+                <w:sz w:val="16"/>
+              </w:rPr>
+            </w:r>
+            <w:r>
+              <w:rPr>
+                <w:sz w:val="16"/>
+              </w:rPr>
+              <w:t>Gotham-2025 数据包级基准（2025）</w:t>
+            </w:r>
+          </w:p>
+        </w:tc>
+        <w:tc>
+          <w:tcPr>
+            <w:tcW w:type="dxa" w:w="1399"/>
+          </w:tcPr>
+          <w:p>
+            <w:pPr>
+              <w:spacing w:after="0"/>
+            </w:pPr>
+            <w:r>
+              <w:rPr>
+                <w:sz w:val="16"/>
+              </w:rPr>
+            </w:r>
+            <w:r>
+              <w:rPr>
+                <w:rFonts w:ascii="Consolas" w:hAnsi="Consolas"/>
+                <w:sz w:val="16"/>
+              </w:rPr>
+              <w:t>data_processed_gotham2025_v1</w:t>
+            </w:r>
+          </w:p>
+        </w:tc>
+        <w:tc>
+          <w:tcPr>
+            <w:tcW w:type="dxa" w:w="1399"/>
+          </w:tcPr>
+          <w:p>
+            <w:pPr>
+              <w:spacing w:after="0"/>
+            </w:pPr>
+            <w:r>
+              <w:rPr>
+                <w:sz w:val="16"/>
+              </w:rPr>
+            </w:r>
+            <w:r>
+              <w:rPr>
+                <w:sz w:val="16"/>
+              </w:rPr>
+              <w:t>62,212 / 10,979 / 29,718</w:t>
+            </w:r>
+          </w:p>
+        </w:tc>
+        <w:tc>
+          <w:tcPr>
+            <w:tcW w:type="dxa" w:w="1399"/>
+          </w:tcPr>
+          <w:p>
+            <w:pPr>
+              <w:spacing w:after="0"/>
+            </w:pPr>
+            <w:r>
+              <w:rPr>
+                <w:sz w:val="16"/>
+              </w:rPr>
+            </w:r>
+            <w:r>
+              <w:rPr>
+                <w:sz w:val="16"/>
+              </w:rPr>
+              <w:t>16</w:t>
+            </w:r>
+          </w:p>
+        </w:tc>
+        <w:tc>
+          <w:tcPr>
+            <w:tcW w:type="dxa" w:w="1399"/>
+          </w:tcPr>
+          <w:p>
+            <w:pPr>
+              <w:spacing w:after="0"/>
+            </w:pPr>
+            <w:r>
+              <w:rPr>
+                <w:sz w:val="16"/>
+              </w:rPr>
+            </w:r>
+            <w:r>
+              <w:rPr>
+                <w:sz w:val="16"/>
+              </w:rPr>
+              <w:t>18</w:t>
+            </w:r>
+          </w:p>
+        </w:tc>
+        <w:tc>
+          <w:tcPr>
+            <w:tcW w:type="dxa" w:w="1399"/>
+          </w:tcPr>
+          <w:p>
+            <w:pPr>
+              <w:spacing w:after="0"/>
+            </w:pPr>
+            <w:r>
+              <w:rPr>
+                <w:sz w:val="16"/>
+              </w:rPr>
+            </w:r>
+            <w:r>
+              <w:rPr>
+                <w:sz w:val="16"/>
+              </w:rPr>
+              <w:t>扩展实验报告九、S31</w:t>
             </w:r>
           </w:p>
         </w:tc>
@@ -1182,6 +1332,20 @@
         <w:rPr>
           <w:rFonts w:ascii="Consolas" w:hAnsi="Consolas"/>
         </w:rPr>
+        <w:t>data_processed_gotham2025_v1</w:t>
+      </w:r>
+      <w:r>
+        <w:t>：Benign 5,000、Telnet Brute Force 5,000、TCP Scan 5,000、Ingress Tool Transfer 5,000、Mirai UDP Flooding 5,000、Mirai TCP Flooding 5,000、Mirai GRE Flooding 5,000、Merlin C&amp;C Communication 5,000、Merlin ICMP Flooding 5,000、Merlin UDP Flooding 5,000、Merlin TCP Flooding 5,000、CoAP Amplification 5,000、Unknown 4,784、File Download 4,166、UDP Scan 2,935、Mirai C&amp;C Communication 732、C&amp;C Communication 301、Reporting 273</w:t>
+      </w:r>
+    </w:p>
+    <w:p>
+      <w:pPr>
+        <w:pStyle w:val="ListBullet"/>
+      </w:pPr>
+      <w:r>
+        <w:rPr>
+          <w:rFonts w:ascii="Consolas" w:hAnsi="Consolas"/>
+        </w:rPr>
         <w:t>data_processed_nbaiot_v48</w:t>
       </w:r>
       <w:r>
@@ -18059,6 +18223,556 @@
                 <w:sz w:val="16"/>
               </w:rPr>
               <w:t>9105fd4a27bda001</w:t>
+            </w:r>
+          </w:p>
+        </w:tc>
+      </w:tr>
+      <w:tr>
+        <w:tc>
+          <w:tcPr>
+            <w:tcW w:type="dxa" w:w="1958"/>
+          </w:tcPr>
+          <w:p>
+            <w:pPr>
+              <w:spacing w:after="0"/>
+            </w:pPr>
+            <w:r>
+              <w:rPr>
+                <w:sz w:val="16"/>
+              </w:rPr>
+            </w:r>
+            <w:r>
+              <w:rPr>
+                <w:rFonts w:ascii="Consolas" w:hAnsi="Consolas"/>
+                <w:sz w:val="16"/>
+              </w:rPr>
+              <w:t>data_processed_gotham2025_v1</w:t>
+            </w:r>
+          </w:p>
+        </w:tc>
+        <w:tc>
+          <w:tcPr>
+            <w:tcW w:type="dxa" w:w="1958"/>
+          </w:tcPr>
+          <w:p>
+            <w:pPr>
+              <w:spacing w:after="0"/>
+            </w:pPr>
+            <w:r>
+              <w:rPr>
+                <w:sz w:val="16"/>
+              </w:rPr>
+            </w:r>
+            <w:r>
+              <w:rPr>
+                <w:rFonts w:ascii="Consolas" w:hAnsi="Consolas"/>
+                <w:sz w:val="16"/>
+              </w:rPr>
+              <w:t>dataset_summary.csv</w:t>
+            </w:r>
+          </w:p>
+        </w:tc>
+        <w:tc>
+          <w:tcPr>
+            <w:tcW w:type="dxa" w:w="1958"/>
+          </w:tcPr>
+          <w:p>
+            <w:pPr>
+              <w:spacing w:after="0"/>
+            </w:pPr>
+            <w:r>
+              <w:rPr>
+                <w:sz w:val="16"/>
+              </w:rPr>
+            </w:r>
+            <w:r>
+              <w:rPr>
+                <w:sz w:val="16"/>
+              </w:rPr>
+              <w:t>0.00</w:t>
+            </w:r>
+          </w:p>
+        </w:tc>
+        <w:tc>
+          <w:tcPr>
+            <w:tcW w:type="dxa" w:w="1958"/>
+          </w:tcPr>
+          <w:p>
+            <w:pPr>
+              <w:spacing w:after="0"/>
+            </w:pPr>
+            <w:r>
+              <w:rPr>
+                <w:sz w:val="16"/>
+              </w:rPr>
+            </w:r>
+            <w:r>
+              <w:rPr>
+                <w:sz w:val="16"/>
+              </w:rPr>
+              <w:t>18</w:t>
+            </w:r>
+          </w:p>
+        </w:tc>
+        <w:tc>
+          <w:tcPr>
+            <w:tcW w:type="dxa" w:w="1958"/>
+          </w:tcPr>
+          <w:p>
+            <w:pPr>
+              <w:spacing w:after="0"/>
+            </w:pPr>
+            <w:r>
+              <w:rPr>
+                <w:sz w:val="16"/>
+              </w:rPr>
+            </w:r>
+            <w:r>
+              <w:rPr>
+                <w:rFonts w:ascii="Consolas" w:hAnsi="Consolas"/>
+                <w:sz w:val="16"/>
+              </w:rPr>
+              <w:t>b279fce0e9ee5fb3</w:t>
+            </w:r>
+          </w:p>
+        </w:tc>
+      </w:tr>
+      <w:tr>
+        <w:tc>
+          <w:tcPr>
+            <w:tcW w:type="dxa" w:w="1958"/>
+          </w:tcPr>
+          <w:p>
+            <w:pPr>
+              <w:spacing w:after="0"/>
+            </w:pPr>
+            <w:r>
+              <w:rPr>
+                <w:sz w:val="16"/>
+              </w:rPr>
+            </w:r>
+            <w:r>
+              <w:rPr>
+                <w:rFonts w:ascii="Consolas" w:hAnsi="Consolas"/>
+                <w:sz w:val="16"/>
+              </w:rPr>
+              <w:t>data_processed_gotham2025_v1</w:t>
+            </w:r>
+          </w:p>
+        </w:tc>
+        <w:tc>
+          <w:tcPr>
+            <w:tcW w:type="dxa" w:w="1958"/>
+          </w:tcPr>
+          <w:p>
+            <w:pPr>
+              <w:spacing w:after="0"/>
+            </w:pPr>
+            <w:r>
+              <w:rPr>
+                <w:sz w:val="16"/>
+              </w:rPr>
+            </w:r>
+            <w:r>
+              <w:rPr>
+                <w:rFonts w:ascii="Consolas" w:hAnsi="Consolas"/>
+                <w:sz w:val="16"/>
+              </w:rPr>
+              <w:t>preprocess_config.json</w:t>
+            </w:r>
+          </w:p>
+        </w:tc>
+        <w:tc>
+          <w:tcPr>
+            <w:tcW w:type="dxa" w:w="1958"/>
+          </w:tcPr>
+          <w:p>
+            <w:pPr>
+              <w:spacing w:after="0"/>
+            </w:pPr>
+            <w:r>
+              <w:rPr>
+                <w:sz w:val="16"/>
+              </w:rPr>
+            </w:r>
+            <w:r>
+              <w:rPr>
+                <w:sz w:val="16"/>
+              </w:rPr>
+              <w:t>0.00</w:t>
+            </w:r>
+          </w:p>
+        </w:tc>
+        <w:tc>
+          <w:tcPr>
+            <w:tcW w:type="dxa" w:w="1958"/>
+          </w:tcPr>
+          <w:p>
+            <w:pPr>
+              <w:spacing w:after="0"/>
+            </w:pPr>
+            <w:r>
+              <w:rPr>
+                <w:sz w:val="16"/>
+              </w:rPr>
+            </w:r>
+            <w:r>
+              <w:rPr>
+                <w:sz w:val="16"/>
+              </w:rPr>
+              <w:t>—</w:t>
+            </w:r>
+          </w:p>
+        </w:tc>
+        <w:tc>
+          <w:tcPr>
+            <w:tcW w:type="dxa" w:w="1958"/>
+          </w:tcPr>
+          <w:p>
+            <w:pPr>
+              <w:spacing w:after="0"/>
+            </w:pPr>
+            <w:r>
+              <w:rPr>
+                <w:sz w:val="16"/>
+              </w:rPr>
+            </w:r>
+            <w:r>
+              <w:rPr>
+                <w:rFonts w:ascii="Consolas" w:hAnsi="Consolas"/>
+                <w:sz w:val="16"/>
+              </w:rPr>
+              <w:t>5e19599ca6a7a72a</w:t>
+            </w:r>
+          </w:p>
+        </w:tc>
+      </w:tr>
+      <w:tr>
+        <w:tc>
+          <w:tcPr>
+            <w:tcW w:type="dxa" w:w="1958"/>
+          </w:tcPr>
+          <w:p>
+            <w:pPr>
+              <w:spacing w:after="0"/>
+            </w:pPr>
+            <w:r>
+              <w:rPr>
+                <w:sz w:val="16"/>
+              </w:rPr>
+            </w:r>
+            <w:r>
+              <w:rPr>
+                <w:rFonts w:ascii="Consolas" w:hAnsi="Consolas"/>
+                <w:sz w:val="16"/>
+              </w:rPr>
+              <w:t>data_processed_gotham2025_v1</w:t>
+            </w:r>
+          </w:p>
+        </w:tc>
+        <w:tc>
+          <w:tcPr>
+            <w:tcW w:type="dxa" w:w="1958"/>
+          </w:tcPr>
+          <w:p>
+            <w:pPr>
+              <w:spacing w:after="0"/>
+            </w:pPr>
+            <w:r>
+              <w:rPr>
+                <w:sz w:val="16"/>
+              </w:rPr>
+            </w:r>
+            <w:r>
+              <w:rPr>
+                <w:rFonts w:ascii="Consolas" w:hAnsi="Consolas"/>
+                <w:sz w:val="16"/>
+              </w:rPr>
+              <w:t>test.csv</w:t>
+            </w:r>
+          </w:p>
+        </w:tc>
+        <w:tc>
+          <w:tcPr>
+            <w:tcW w:type="dxa" w:w="1958"/>
+          </w:tcPr>
+          <w:p>
+            <w:pPr>
+              <w:spacing w:after="0"/>
+            </w:pPr>
+            <w:r>
+              <w:rPr>
+                <w:sz w:val="16"/>
+              </w:rPr>
+            </w:r>
+            <w:r>
+              <w:rPr>
+                <w:sz w:val="16"/>
+              </w:rPr>
+              <w:t>2.95</w:t>
+            </w:r>
+          </w:p>
+        </w:tc>
+        <w:tc>
+          <w:tcPr>
+            <w:tcW w:type="dxa" w:w="1958"/>
+          </w:tcPr>
+          <w:p>
+            <w:pPr>
+              <w:spacing w:after="0"/>
+            </w:pPr>
+            <w:r>
+              <w:rPr>
+                <w:sz w:val="16"/>
+              </w:rPr>
+            </w:r>
+            <w:r>
+              <w:rPr>
+                <w:sz w:val="16"/>
+              </w:rPr>
+              <w:t>29,718</w:t>
+            </w:r>
+          </w:p>
+        </w:tc>
+        <w:tc>
+          <w:tcPr>
+            <w:tcW w:type="dxa" w:w="1958"/>
+          </w:tcPr>
+          <w:p>
+            <w:pPr>
+              <w:spacing w:after="0"/>
+            </w:pPr>
+            <w:r>
+              <w:rPr>
+                <w:sz w:val="16"/>
+              </w:rPr>
+            </w:r>
+            <w:r>
+              <w:rPr>
+                <w:rFonts w:ascii="Consolas" w:hAnsi="Consolas"/>
+                <w:sz w:val="16"/>
+              </w:rPr>
+              <w:t>dd57a370e9fd1384</w:t>
+            </w:r>
+          </w:p>
+        </w:tc>
+      </w:tr>
+      <w:tr>
+        <w:tc>
+          <w:tcPr>
+            <w:tcW w:type="dxa" w:w="1958"/>
+          </w:tcPr>
+          <w:p>
+            <w:pPr>
+              <w:spacing w:after="0"/>
+            </w:pPr>
+            <w:r>
+              <w:rPr>
+                <w:sz w:val="16"/>
+              </w:rPr>
+            </w:r>
+            <w:r>
+              <w:rPr>
+                <w:rFonts w:ascii="Consolas" w:hAnsi="Consolas"/>
+                <w:sz w:val="16"/>
+              </w:rPr>
+              <w:t>data_processed_gotham2025_v1</w:t>
+            </w:r>
+          </w:p>
+        </w:tc>
+        <w:tc>
+          <w:tcPr>
+            <w:tcW w:type="dxa" w:w="1958"/>
+          </w:tcPr>
+          <w:p>
+            <w:pPr>
+              <w:spacing w:after="0"/>
+            </w:pPr>
+            <w:r>
+              <w:rPr>
+                <w:sz w:val="16"/>
+              </w:rPr>
+            </w:r>
+            <w:r>
+              <w:rPr>
+                <w:rFonts w:ascii="Consolas" w:hAnsi="Consolas"/>
+                <w:sz w:val="16"/>
+              </w:rPr>
+              <w:t>train.csv</w:t>
+            </w:r>
+          </w:p>
+        </w:tc>
+        <w:tc>
+          <w:tcPr>
+            <w:tcW w:type="dxa" w:w="1958"/>
+          </w:tcPr>
+          <w:p>
+            <w:pPr>
+              <w:spacing w:after="0"/>
+            </w:pPr>
+            <w:r>
+              <w:rPr>
+                <w:sz w:val="16"/>
+              </w:rPr>
+            </w:r>
+            <w:r>
+              <w:rPr>
+                <w:sz w:val="16"/>
+              </w:rPr>
+              <w:t>6.18</w:t>
+            </w:r>
+          </w:p>
+        </w:tc>
+        <w:tc>
+          <w:tcPr>
+            <w:tcW w:type="dxa" w:w="1958"/>
+          </w:tcPr>
+          <w:p>
+            <w:pPr>
+              <w:spacing w:after="0"/>
+            </w:pPr>
+            <w:r>
+              <w:rPr>
+                <w:sz w:val="16"/>
+              </w:rPr>
+            </w:r>
+            <w:r>
+              <w:rPr>
+                <w:sz w:val="16"/>
+              </w:rPr>
+              <w:t>62,212</w:t>
+            </w:r>
+          </w:p>
+        </w:tc>
+        <w:tc>
+          <w:tcPr>
+            <w:tcW w:type="dxa" w:w="1958"/>
+          </w:tcPr>
+          <w:p>
+            <w:pPr>
+              <w:spacing w:after="0"/>
+            </w:pPr>
+            <w:r>
+              <w:rPr>
+                <w:sz w:val="16"/>
+              </w:rPr>
+            </w:r>
+            <w:r>
+              <w:rPr>
+                <w:rFonts w:ascii="Consolas" w:hAnsi="Consolas"/>
+                <w:sz w:val="16"/>
+              </w:rPr>
+              <w:t>65cb8596f233d1f9</w:t>
+            </w:r>
+          </w:p>
+        </w:tc>
+      </w:tr>
+      <w:tr>
+        <w:tc>
+          <w:tcPr>
+            <w:tcW w:type="dxa" w:w="1958"/>
+          </w:tcPr>
+          <w:p>
+            <w:pPr>
+              <w:spacing w:after="0"/>
+            </w:pPr>
+            <w:r>
+              <w:rPr>
+                <w:sz w:val="16"/>
+              </w:rPr>
+            </w:r>
+            <w:r>
+              <w:rPr>
+                <w:rFonts w:ascii="Consolas" w:hAnsi="Consolas"/>
+                <w:sz w:val="16"/>
+              </w:rPr>
+              <w:t>data_processed_gotham2025_v1</w:t>
+            </w:r>
+          </w:p>
+        </w:tc>
+        <w:tc>
+          <w:tcPr>
+            <w:tcW w:type="dxa" w:w="1958"/>
+          </w:tcPr>
+          <w:p>
+            <w:pPr>
+              <w:spacing w:after="0"/>
+            </w:pPr>
+            <w:r>
+              <w:rPr>
+                <w:sz w:val="16"/>
+              </w:rPr>
+            </w:r>
+            <w:r>
+              <w:rPr>
+                <w:rFonts w:ascii="Consolas" w:hAnsi="Consolas"/>
+                <w:sz w:val="16"/>
+              </w:rPr>
+              <w:t>validation.csv</w:t>
+            </w:r>
+          </w:p>
+        </w:tc>
+        <w:tc>
+          <w:tcPr>
+            <w:tcW w:type="dxa" w:w="1958"/>
+          </w:tcPr>
+          <w:p>
+            <w:pPr>
+              <w:spacing w:after="0"/>
+            </w:pPr>
+            <w:r>
+              <w:rPr>
+                <w:sz w:val="16"/>
+              </w:rPr>
+            </w:r>
+            <w:r>
+              <w:rPr>
+                <w:sz w:val="16"/>
+              </w:rPr>
+              <w:t>1.09</w:t>
+            </w:r>
+          </w:p>
+        </w:tc>
+        <w:tc>
+          <w:tcPr>
+            <w:tcW w:type="dxa" w:w="1958"/>
+          </w:tcPr>
+          <w:p>
+            <w:pPr>
+              <w:spacing w:after="0"/>
+            </w:pPr>
+            <w:r>
+              <w:rPr>
+                <w:sz w:val="16"/>
+              </w:rPr>
+            </w:r>
+            <w:r>
+              <w:rPr>
+                <w:sz w:val="16"/>
+              </w:rPr>
+              <w:t>10,979</w:t>
+            </w:r>
+          </w:p>
+        </w:tc>
+        <w:tc>
+          <w:tcPr>
+            <w:tcW w:type="dxa" w:w="1958"/>
+          </w:tcPr>
+          <w:p>
+            <w:pPr>
+              <w:spacing w:after="0"/>
+            </w:pPr>
+            <w:r>
+              <w:rPr>
+                <w:sz w:val="16"/>
+              </w:rPr>
+            </w:r>
+            <w:r>
+              <w:rPr>
+                <w:rFonts w:ascii="Consolas" w:hAnsi="Consolas"/>
+                <w:sz w:val="16"/>
+              </w:rPr>
+              <w:t>fa8e7c4e3622f586</w:t>
             </w:r>
           </w:p>
         </w:tc>
